--- a/project_python_2026 (1).docx
+++ b/project_python_2026 (1).docx
@@ -1,6 +1,6 @@
 
 <file path=word/document.xml><?xml version="1.0" encoding="utf-8"?>
-<w:document xmlns:wpc="http://schemas.microsoft.com/office/word/2010/wordprocessingCanvas" xmlns:mc="http://schemas.openxmlformats.org/markup-compatibility/2006" xmlns:o="urn:schemas-microsoft-com:office:office" xmlns:r="http://schemas.openxmlformats.org/officeDocument/2006/relationships" xmlns:m="http://schemas.openxmlformats.org/officeDocument/2006/math" xmlns:v="urn:schemas-microsoft-com:vml" xmlns:wp14="http://schemas.microsoft.com/office/word/2010/wordprocessingDrawing" xmlns:wp="http://schemas.openxmlformats.org/drawingml/2006/wordprocessingDrawing" xmlns:w10="urn:schemas-microsoft-com:office:word" xmlns:w="http://schemas.openxmlformats.org/wordprocessingml/2006/main" xmlns:w14="http://schemas.microsoft.com/office/word/2010/wordml" xmlns:wpg="http://schemas.microsoft.com/office/word/2010/wordprocessingGroup" xmlns:wpi="http://schemas.microsoft.com/office/word/2010/wordprocessingInk" xmlns:wne="http://schemas.microsoft.com/office/word/2006/wordml" xmlns:wps="http://schemas.microsoft.com/office/word/2010/wordprocessingShape" mc:Ignorable="w14 wp14">
+<w:document xmlns:wpc="http://schemas.microsoft.com/office/word/2010/wordprocessingCanvas" xmlns:cx="http://schemas.microsoft.com/office/drawing/2014/chartex" xmlns:cx1="http://schemas.microsoft.com/office/drawing/2015/9/8/chartex" xmlns:cx2="http://schemas.microsoft.com/office/drawing/2015/10/21/chartex" xmlns:cx3="http://schemas.microsoft.com/office/drawing/2016/5/9/chartex" xmlns:cx4="http://schemas.microsoft.com/office/drawing/2016/5/10/chartex" xmlns:cx5="http://schemas.microsoft.com/office/drawing/2016/5/11/chartex" xmlns:cx6="http://schemas.microsoft.com/office/drawing/2016/5/12/chartex" xmlns:cx7="http://schemas.microsoft.com/office/drawing/2016/5/13/chartex" xmlns:cx8="http://schemas.microsoft.com/office/drawing/2016/5/14/chartex" xmlns:mc="http://schemas.openxmlformats.org/markup-compatibility/2006" xmlns:aink="http://schemas.microsoft.com/office/drawing/2016/ink" xmlns:am3d="http://schemas.microsoft.com/office/drawing/2017/model3d" xmlns:o="urn:schemas-microsoft-com:office:office" xmlns:oel="http://schemas.microsoft.com/office/2019/extlst" xmlns:r="http://schemas.openxmlformats.org/officeDocument/2006/relationships" xmlns:m="http://schemas.openxmlformats.org/officeDocument/2006/math" xmlns:v="urn:schemas-microsoft-com:vml" xmlns:wp14="http://schemas.microsoft.com/office/word/2010/wordprocessingDrawing" xmlns:wp="http://schemas.openxmlformats.org/drawingml/2006/wordprocessingDrawing" xmlns:w10="urn:schemas-microsoft-com:office:word" xmlns:w="http://schemas.openxmlformats.org/wordprocessingml/2006/main" xmlns:w14="http://schemas.microsoft.com/office/word/2010/wordml" xmlns:w15="http://schemas.microsoft.com/office/word/2012/wordml" xmlns:w16cex="http://schemas.microsoft.com/office/word/2018/wordml/cex" xmlns:w16cid="http://schemas.microsoft.com/office/word/2016/wordml/cid" xmlns:w16="http://schemas.microsoft.com/office/word/2018/wordml" xmlns:w16du="http://schemas.microsoft.com/office/word/2023/wordml/word16du" xmlns:w16sdtdh="http://schemas.microsoft.com/office/word/2020/wordml/sdtdatahash" xmlns:w16sdtfl="http://schemas.microsoft.com/office/word/2024/wordml/sdtformatlock" xmlns:w16se="http://schemas.microsoft.com/office/word/2015/wordml/symex" xmlns:wpg="http://schemas.microsoft.com/office/word/2010/wordprocessingGroup" xmlns:wpi="http://schemas.microsoft.com/office/word/2010/wordprocessingInk" xmlns:wne="http://schemas.microsoft.com/office/word/2006/wordml" xmlns:wps="http://schemas.microsoft.com/office/word/2010/wordprocessingShape" mc:Ignorable="w14 w15 w16se w16cid w16 w16cex w16sdtdh w16sdtfl w16du wp14">
   <w:body>
     <w:p>
       <w:pPr>
@@ -29,21 +29,21 @@
     <w:p>
       <w:pPr>
         <w:rPr>
-          <w:lang w:val="en-US"/>
+          <w:lang w:val="ru-RU"/>
         </w:rPr>
       </w:pPr>
     </w:p>
     <w:p>
       <w:pPr>
         <w:rPr>
-          <w:lang w:val="en-US"/>
+          <w:lang w:val="ru-RU"/>
         </w:rPr>
       </w:pPr>
     </w:p>
     <w:p>
       <w:pPr>
         <w:rPr>
-          <w:lang w:val="en-US"/>
+          <w:lang w:val="ru-RU"/>
         </w:rPr>
       </w:pPr>
     </w:p>
@@ -74,7 +74,7 @@
                     </pic:cNvPicPr>
                   </pic:nvPicPr>
                   <pic:blipFill>
-                    <a:blip r:embed="rId9">
+                    <a:blip r:embed="rId8">
                       <a:extLst>
                         <a:ext uri="{28A0092B-C50C-407E-A947-70E740481C1C}">
                           <a14:useLocalDpi xmlns:a14="http://schemas.microsoft.com/office/drawing/2010/main" val="0"/>
@@ -162,24 +162,14 @@
         <w:t>ка</w:t>
       </w:r>
       <w:r>
-        <w:t> </w:t>
+        <w:t> кросплатформенних додатків (</w:t>
       </w:r>
-      <w:proofErr w:type="spellStart"/>
-      <w:r>
-        <w:t>кросплатформенних</w:t>
-      </w:r>
-      <w:proofErr w:type="spellEnd"/>
-      <w:r>
-        <w:t> додатків (</w:t>
-      </w:r>
-      <w:proofErr w:type="spellStart"/>
       <w:r>
         <w:rPr>
           <w:lang w:val="pl-PL"/>
         </w:rPr>
         <w:t>tkinter</w:t>
       </w:r>
-      <w:proofErr w:type="spellEnd"/>
       <w:r>
         <w:t>)</w:t>
       </w:r>
@@ -272,9 +262,6 @@
     <w:p>
       <w:pPr>
         <w:ind w:left="4820"/>
-        <w:rPr>
-          <w:lang w:val="ru-RU"/>
-        </w:rPr>
       </w:pPr>
       <w:r>
         <w:t>ст</w:t>
@@ -292,10 +279,7 @@
         <w:t>2</w:t>
       </w:r>
       <w:r>
-        <w:rPr>
-          <w:lang w:val="pl-PL"/>
-        </w:rPr>
-        <w:t>x</w:t>
+        <w:t>2</w:t>
       </w:r>
       <w:r>
         <w:rPr>
@@ -303,6 +287,13 @@
         </w:rPr>
         <w:t>,</w:t>
       </w:r>
+      <w:r>
+        <w:rPr>
+          <w:lang w:val="ru-RU"/>
+        </w:rPr>
+        <w:br/>
+        <w:t xml:space="preserve">Созанський Ілля Віталійович </w:t>
+      </w:r>
     </w:p>
     <w:p>
       <w:pPr>
@@ -321,41 +312,6 @@
           <w:b/>
         </w:rPr>
         <w:t>Перевірив:</w:t>
-      </w:r>
-    </w:p>
-    <w:p>
-      <w:pPr>
-        <w:ind w:left="4820"/>
-      </w:pPr>
-      <w:r>
-        <w:rPr>
-          <w:color w:val="FF0000"/>
-        </w:rPr>
-        <w:t xml:space="preserve">(залишити </w:t>
-      </w:r>
-      <w:r>
-        <w:rPr>
-          <w:color w:val="FF0000"/>
-        </w:rPr>
-        <w:t xml:space="preserve">лише </w:t>
-      </w:r>
-      <w:r>
-        <w:rPr>
-          <w:color w:val="FF0000"/>
-        </w:rPr>
-        <w:t>викладача</w:t>
-      </w:r>
-      <w:r>
-        <w:rPr>
-          <w:color w:val="FF0000"/>
-        </w:rPr>
-        <w:t>, якого закріплено за академічною групою</w:t>
-      </w:r>
-      <w:r>
-        <w:rPr>
-          <w:color w:val="FF0000"/>
-        </w:rPr>
-        <w:t>)</w:t>
       </w:r>
     </w:p>
     <w:p>
@@ -406,14 +362,12 @@
           <w:lang w:val="ru-RU"/>
         </w:rPr>
       </w:pPr>
-      <w:proofErr w:type="spellStart"/>
       <w:r>
         <w:rPr>
           <w:lang w:val="ru-RU"/>
         </w:rPr>
         <w:t>Віталій</w:t>
       </w:r>
-      <w:proofErr w:type="spellEnd"/>
       <w:r>
         <w:rPr>
           <w:lang w:val="ru-RU"/>
@@ -440,34 +394,18 @@
         <w:ind w:left="4820"/>
       </w:pPr>
       <w:r>
-        <w:t xml:space="preserve">доцент каф. САП, </w:t>
-      </w:r>
-      <w:proofErr w:type="spellStart"/>
-      <w:r>
-        <w:t>к.т.н</w:t>
-      </w:r>
-      <w:proofErr w:type="spellEnd"/>
-      <w:r>
-        <w:t>., доцент,</w:t>
+        <w:t>доцент каф. САП, к.т.н., доцент,</w:t>
       </w:r>
     </w:p>
     <w:p>
       <w:pPr>
         <w:ind w:left="4820"/>
       </w:pPr>
-      <w:proofErr w:type="spellStart"/>
       <w:r>
         <w:rPr>
           <w:lang w:val="ru-RU"/>
         </w:rPr>
-        <w:t>Тетяна</w:t>
-      </w:r>
-      <w:proofErr w:type="spellEnd"/>
-      <w:r>
-        <w:rPr>
-          <w:lang w:val="ru-RU"/>
-        </w:rPr>
-        <w:t xml:space="preserve"> СТЕФАНОВИЧ</w:t>
+        <w:t>Тетяна СТЕФАНОВИЧ</w:t>
       </w:r>
     </w:p>
     <w:p>
@@ -487,33 +425,11 @@
       <w:pPr>
         <w:ind w:left="4820"/>
       </w:pPr>
-      <w:proofErr w:type="spellStart"/>
       <w:r>
         <w:rPr>
           <w:lang w:val="ru-RU"/>
         </w:rPr>
-        <w:t>Ні</w:t>
-      </w:r>
-      <w:proofErr w:type="gramStart"/>
-      <w:r>
-        <w:rPr>
-          <w:lang w:val="ru-RU"/>
-        </w:rPr>
-        <w:t>к</w:t>
-      </w:r>
-      <w:proofErr w:type="gramEnd"/>
-      <w:r>
-        <w:rPr>
-          <w:lang w:val="ru-RU"/>
-        </w:rPr>
-        <w:t>іта</w:t>
-      </w:r>
-      <w:proofErr w:type="spellEnd"/>
-      <w:r>
-        <w:rPr>
-          <w:lang w:val="ru-RU"/>
-        </w:rPr>
-        <w:t xml:space="preserve"> </w:t>
+        <w:t xml:space="preserve">Нікіта </w:t>
       </w:r>
       <w:r>
         <w:t>ТАРАСОВ</w:t>
@@ -529,15 +445,7 @@
         <w:ind w:left="4820"/>
       </w:pPr>
       <w:r>
-        <w:t xml:space="preserve">візит-професор каф. САП, </w:t>
-      </w:r>
-      <w:proofErr w:type="spellStart"/>
-      <w:r>
-        <w:t>д.т.н</w:t>
-      </w:r>
-      <w:proofErr w:type="spellEnd"/>
-      <w:r>
-        <w:t>., професор</w:t>
+        <w:t>візит-професор каф. САП, д.т.н., професор</w:t>
       </w:r>
     </w:p>
     <w:p>
@@ -547,19 +455,11 @@
           <w:lang w:val="ru-RU"/>
         </w:rPr>
       </w:pPr>
-      <w:proofErr w:type="spellStart"/>
       <w:r>
         <w:rPr>
           <w:lang w:val="ru-RU"/>
         </w:rPr>
-        <w:t>Сергій</w:t>
-      </w:r>
-      <w:proofErr w:type="spellEnd"/>
-      <w:r>
-        <w:rPr>
-          <w:lang w:val="ru-RU"/>
-        </w:rPr>
-        <w:t xml:space="preserve"> Щ</w:t>
+        <w:t>Сергій Щ</w:t>
       </w:r>
       <w:r>
         <w:rPr>
@@ -567,6 +467,14 @@
         </w:rPr>
         <w:t>ЕРБОВСЬКИХ</w:t>
       </w:r>
+    </w:p>
+    <w:p>
+      <w:pPr>
+        <w:ind w:left="4820"/>
+        <w:rPr>
+          <w:lang w:val="ru-RU"/>
+        </w:rPr>
+      </w:pPr>
     </w:p>
     <w:p/>
     <w:p>
@@ -658,80 +566,26 @@
           </w:p>
           <w:p>
             <w:pPr>
-              <w:pStyle w:val="af0"/>
+              <w:pStyle w:val="ListParagraph"/>
               <w:numPr>
                 <w:ilvl w:val="0"/>
                 <w:numId w:val="32"/>
               </w:numPr>
             </w:pPr>
             <w:r>
-              <w:t xml:space="preserve">Розробити кросплатформений десктопний додаток для розв’язання обраної студентом практичної задачі на основі </w:t>
-            </w:r>
-            <w:proofErr w:type="spellStart"/>
-            <w:r>
-              <w:t>Python</w:t>
-            </w:r>
-            <w:proofErr w:type="spellEnd"/>
-            <w:r>
-              <w:t>/</w:t>
-            </w:r>
-            <w:proofErr w:type="spellStart"/>
-            <w:r>
-              <w:t>Tkinter</w:t>
-            </w:r>
-            <w:proofErr w:type="spellEnd"/>
-            <w:r>
-              <w:t xml:space="preserve"> із використанням архітектурного патерну </w:t>
-            </w:r>
-            <w:proofErr w:type="spellStart"/>
-            <w:r>
-              <w:t>Model</w:t>
-            </w:r>
-            <w:proofErr w:type="spellEnd"/>
-            <w:r>
-              <w:t>–</w:t>
-            </w:r>
-            <w:proofErr w:type="spellStart"/>
-            <w:r>
-              <w:t>View</w:t>
-            </w:r>
-            <w:proofErr w:type="spellEnd"/>
-            <w:r>
-              <w:t>–</w:t>
-            </w:r>
-            <w:proofErr w:type="spellStart"/>
-            <w:r>
-              <w:t>Controller</w:t>
-            </w:r>
-            <w:proofErr w:type="spellEnd"/>
-            <w:r>
-              <w:t>.</w:t>
-            </w:r>
-          </w:p>
-          <w:p>
-            <w:pPr>
-              <w:pStyle w:val="af0"/>
+              <w:t>Розробити кросплатформений десктопний додаток для розв’язання обраної студентом практичної задачі на основі Python/Tkinter із використанням архітектурного патерну Model–View–Controller.</w:t>
+            </w:r>
+          </w:p>
+          <w:p>
+            <w:pPr>
+              <w:pStyle w:val="ListParagraph"/>
               <w:numPr>
                 <w:ilvl w:val="0"/>
                 <w:numId w:val="32"/>
               </w:numPr>
             </w:pPr>
             <w:r>
-              <w:t xml:space="preserve">Додаток повинен </w:t>
-            </w:r>
-            <w:proofErr w:type="spellStart"/>
-            <w:r>
-              <w:t>автономно</w:t>
-            </w:r>
-            <w:proofErr w:type="spellEnd"/>
-            <w:r>
-              <w:t xml:space="preserve"> запускатися на комп’ютері викладача без модифікації коду та встановлення </w:t>
-            </w:r>
-            <w:r>
-              <w:t xml:space="preserve">зовнішніх </w:t>
-            </w:r>
-            <w:r>
-              <w:t>бібліотек.</w:t>
+              <w:t>Додаток повинен автономно запускатися на комп’ютері викладача без модифікації коду та встановлення зовнішніх бібліотек.</w:t>
             </w:r>
           </w:p>
           <w:p>
@@ -761,47 +615,31 @@
           </w:p>
           <w:p>
             <w:pPr>
-              <w:pStyle w:val="af0"/>
+              <w:pStyle w:val="ListParagraph"/>
               <w:numPr>
                 <w:ilvl w:val="0"/>
                 <w:numId w:val="32"/>
               </w:numPr>
             </w:pPr>
             <w:r>
-              <w:t>Архів *.</w:t>
-            </w:r>
-            <w:proofErr w:type="spellStart"/>
-            <w:r>
-              <w:t>zip</w:t>
-            </w:r>
-            <w:proofErr w:type="spellEnd"/>
-            <w:r>
-              <w:t xml:space="preserve"> обсягом не більше 5 MB, який містить:</w:t>
-            </w:r>
-          </w:p>
-          <w:p>
-            <w:pPr>
-              <w:pStyle w:val="af0"/>
+              <w:t>Архів *.zip обсягом не більше 5 MB, який містить:</w:t>
+            </w:r>
+          </w:p>
+          <w:p>
+            <w:pPr>
+              <w:pStyle w:val="ListParagraph"/>
               <w:numPr>
                 <w:ilvl w:val="1"/>
                 <w:numId w:val="32"/>
               </w:numPr>
             </w:pPr>
             <w:r>
-              <w:t>файли з кодом додатка *.</w:t>
-            </w:r>
-            <w:proofErr w:type="spellStart"/>
-            <w:r>
-              <w:t>py</w:t>
-            </w:r>
-            <w:proofErr w:type="spellEnd"/>
-            <w:r>
-              <w:t xml:space="preserve"> (файл запуску повинен називатись main.py);</w:t>
-            </w:r>
-          </w:p>
-          <w:p>
-            <w:pPr>
-              <w:pStyle w:val="af0"/>
+              <w:t>файли з кодом додатка *.py (файл запуску повинен називатись main.py);</w:t>
+            </w:r>
+          </w:p>
+          <w:p>
+            <w:pPr>
+              <w:pStyle w:val="ListParagraph"/>
               <w:numPr>
                 <w:ilvl w:val="1"/>
                 <w:numId w:val="32"/>
@@ -813,22 +651,14 @@
           </w:p>
           <w:p>
             <w:pPr>
-              <w:pStyle w:val="af0"/>
+              <w:pStyle w:val="ListParagraph"/>
               <w:numPr>
                 <w:ilvl w:val="1"/>
                 <w:numId w:val="32"/>
               </w:numPr>
             </w:pPr>
             <w:r>
-              <w:t>файл пояснювальної записки *.</w:t>
-            </w:r>
-            <w:proofErr w:type="spellStart"/>
-            <w:r>
-              <w:t>pdf</w:t>
-            </w:r>
-            <w:proofErr w:type="spellEnd"/>
-            <w:r>
-              <w:t>.</w:t>
+              <w:t>файл пояснювальної записки *.pdf.</w:t>
             </w:r>
           </w:p>
           <w:p>
@@ -846,7 +676,7 @@
           </w:p>
           <w:p>
             <w:pPr>
-              <w:pStyle w:val="af0"/>
+              <w:pStyle w:val="ListParagraph"/>
               <w:numPr>
                 <w:ilvl w:val="0"/>
                 <w:numId w:val="32"/>
@@ -858,71 +688,31 @@
           </w:p>
           <w:p>
             <w:pPr>
-              <w:pStyle w:val="af0"/>
+              <w:pStyle w:val="ListParagraph"/>
               <w:numPr>
                 <w:ilvl w:val="1"/>
                 <w:numId w:val="32"/>
               </w:numPr>
             </w:pPr>
             <w:r>
-              <w:t>віртуальні середовища (</w:t>
-            </w:r>
-            <w:proofErr w:type="spellStart"/>
-            <w:r>
-              <w:t>venv</w:t>
-            </w:r>
-            <w:proofErr w:type="spellEnd"/>
-            <w:r>
-              <w:t>, .</w:t>
-            </w:r>
-            <w:proofErr w:type="spellStart"/>
-            <w:r>
-              <w:t>venv</w:t>
-            </w:r>
-            <w:proofErr w:type="spellEnd"/>
-            <w:r>
-              <w:t>);</w:t>
-            </w:r>
-          </w:p>
-          <w:p>
-            <w:pPr>
-              <w:pStyle w:val="af0"/>
+              <w:t>віртуальні середовища (venv, .venv);</w:t>
+            </w:r>
+          </w:p>
+          <w:p>
+            <w:pPr>
+              <w:pStyle w:val="ListParagraph"/>
               <w:numPr>
                 <w:ilvl w:val="1"/>
                 <w:numId w:val="32"/>
               </w:numPr>
             </w:pPr>
             <w:r>
-              <w:t>службові каталоги (__</w:t>
-            </w:r>
-            <w:proofErr w:type="spellStart"/>
-            <w:r>
-              <w:t>pycache</w:t>
-            </w:r>
-            <w:proofErr w:type="spellEnd"/>
-            <w:r>
-              <w:t>__, .</w:t>
-            </w:r>
-            <w:proofErr w:type="spellStart"/>
-            <w:r>
-              <w:t>idea</w:t>
-            </w:r>
-            <w:proofErr w:type="spellEnd"/>
-            <w:r>
-              <w:t>, .</w:t>
-            </w:r>
-            <w:proofErr w:type="spellStart"/>
-            <w:r>
-              <w:t>vscode</w:t>
-            </w:r>
-            <w:proofErr w:type="spellEnd"/>
-            <w:r>
-              <w:t>);</w:t>
-            </w:r>
-          </w:p>
-          <w:p>
-            <w:pPr>
-              <w:pStyle w:val="af0"/>
+              <w:t>службові каталоги (__pycache__, .idea, .vscode);</w:t>
+            </w:r>
+          </w:p>
+          <w:p>
+            <w:pPr>
+              <w:pStyle w:val="ListParagraph"/>
               <w:numPr>
                 <w:ilvl w:val="1"/>
                 <w:numId w:val="32"/>
@@ -934,7 +724,7 @@
           </w:p>
           <w:p>
             <w:pPr>
-              <w:pStyle w:val="af0"/>
+              <w:pStyle w:val="ListParagraph"/>
               <w:numPr>
                 <w:ilvl w:val="1"/>
                 <w:numId w:val="32"/>
@@ -946,7 +736,7 @@
           </w:p>
           <w:p>
             <w:pPr>
-              <w:pStyle w:val="af0"/>
+              <w:pStyle w:val="ListParagraph"/>
               <w:numPr>
                 <w:ilvl w:val="0"/>
                 <w:numId w:val="32"/>
@@ -964,7 +754,7 @@
           </w:p>
           <w:p>
             <w:pPr>
-              <w:pStyle w:val="af0"/>
+              <w:pStyle w:val="ListParagraph"/>
               <w:numPr>
                 <w:ilvl w:val="0"/>
                 <w:numId w:val="32"/>
@@ -977,26 +767,12 @@
               <w:rPr>
                 <w:lang w:eastAsia="pl-PL"/>
               </w:rPr>
-              <w:t xml:space="preserve">Використання зовнішніх </w:t>
-            </w:r>
-            <w:proofErr w:type="spellStart"/>
-            <w:r>
-              <w:rPr>
-                <w:lang w:eastAsia="pl-PL"/>
-              </w:rPr>
-              <w:t>залежностей</w:t>
-            </w:r>
-            <w:proofErr w:type="spellEnd"/>
-            <w:r>
-              <w:rPr>
-                <w:lang w:eastAsia="pl-PL"/>
-              </w:rPr>
-              <w:t>, які потребують окремого завантаження або встановлення, не допускається.</w:t>
-            </w:r>
-          </w:p>
-          <w:p>
-            <w:pPr>
-              <w:pStyle w:val="af0"/>
+              <w:t>Використання зовнішніх залежностей, які потребують окремого завантаження або встановлення, не допускається.</w:t>
+            </w:r>
+          </w:p>
+          <w:p>
+            <w:pPr>
+              <w:pStyle w:val="ListParagraph"/>
               <w:numPr>
                 <w:ilvl w:val="0"/>
                 <w:numId w:val="32"/>
@@ -1009,62 +785,18 @@
               <w:rPr>
                 <w:lang w:eastAsia="pl-PL"/>
               </w:rPr>
-              <w:t>Використання посилань на зовнішні ресурси (</w:t>
-            </w:r>
-            <w:proofErr w:type="spellStart"/>
+              <w:t>Використання посилань на зовнішні ресурси (Google Drive, GitHub тощо) для подання матеріа</w:t>
+            </w:r>
             <w:r>
               <w:rPr>
                 <w:lang w:eastAsia="pl-PL"/>
               </w:rPr>
-              <w:t>Google</w:t>
-            </w:r>
-            <w:proofErr w:type="spellEnd"/>
-            <w:r>
-              <w:rPr>
-                <w:lang w:eastAsia="pl-PL"/>
-              </w:rPr>
-              <w:t xml:space="preserve"> </w:t>
-            </w:r>
-            <w:proofErr w:type="spellStart"/>
-            <w:r>
-              <w:rPr>
-                <w:lang w:eastAsia="pl-PL"/>
-              </w:rPr>
-              <w:t>Drive</w:t>
-            </w:r>
-            <w:proofErr w:type="spellEnd"/>
-            <w:r>
-              <w:rPr>
-                <w:lang w:eastAsia="pl-PL"/>
-              </w:rPr>
-              <w:t xml:space="preserve">, </w:t>
-            </w:r>
-            <w:proofErr w:type="spellStart"/>
-            <w:r>
-              <w:rPr>
-                <w:lang w:eastAsia="pl-PL"/>
-              </w:rPr>
-              <w:t>GitHub</w:t>
-            </w:r>
-            <w:proofErr w:type="spellEnd"/>
-            <w:r>
-              <w:rPr>
-                <w:lang w:eastAsia="pl-PL"/>
-              </w:rPr>
-              <w:t xml:space="preserve"> тощо) для подання матеріа</w:t>
-            </w:r>
-            <w:r>
-              <w:rPr>
-                <w:lang w:eastAsia="pl-PL"/>
-              </w:rPr>
               <w:t>лів курсової роботи заборонено.</w:t>
             </w:r>
-            <w:bookmarkStart w:id="1" w:name="_GoBack"/>
-            <w:bookmarkEnd w:id="1"/>
-          </w:p>
-          <w:p>
-            <w:pPr>
-              <w:pStyle w:val="af0"/>
+          </w:p>
+          <w:p>
+            <w:pPr>
+              <w:pStyle w:val="ListParagraph"/>
               <w:numPr>
                 <w:ilvl w:val="0"/>
                 <w:numId w:val="32"/>
@@ -1092,7 +824,7 @@
           </w:p>
           <w:p>
             <w:pPr>
-              <w:pStyle w:val="af0"/>
+              <w:pStyle w:val="ListParagraph"/>
               <w:numPr>
                 <w:ilvl w:val="0"/>
                 <w:numId w:val="32"/>
@@ -1130,7 +862,7 @@
           </w:p>
           <w:p>
             <w:pPr>
-              <w:pStyle w:val="af0"/>
+              <w:pStyle w:val="ListParagraph"/>
               <w:numPr>
                 <w:ilvl w:val="1"/>
                 <w:numId w:val="32"/>
@@ -1145,7 +877,7 @@
           </w:p>
           <w:p>
             <w:pPr>
-              <w:pStyle w:val="af0"/>
+              <w:pStyle w:val="ListParagraph"/>
               <w:numPr>
                 <w:ilvl w:val="1"/>
                 <w:numId w:val="32"/>
@@ -1166,7 +898,7 @@
           </w:p>
           <w:p>
             <w:pPr>
-              <w:pStyle w:val="af0"/>
+              <w:pStyle w:val="ListParagraph"/>
               <w:numPr>
                 <w:ilvl w:val="1"/>
                 <w:numId w:val="32"/>
@@ -1214,7 +946,7 @@
           </w:p>
           <w:p>
             <w:pPr>
-              <w:pStyle w:val="af0"/>
+              <w:pStyle w:val="ListParagraph"/>
               <w:numPr>
                 <w:ilvl w:val="0"/>
                 <w:numId w:val="32"/>
@@ -1259,7 +991,7 @@
           </w:p>
           <w:p>
             <w:pPr>
-              <w:pStyle w:val="af0"/>
+              <w:pStyle w:val="ListParagraph"/>
               <w:numPr>
                 <w:ilvl w:val="1"/>
                 <w:numId w:val="32"/>
@@ -1270,7 +1002,7 @@
             </w:r>
             <w:r>
               <w:rPr>
-                <w:rStyle w:val="af3"/>
+                <w:rStyle w:val="Strong"/>
               </w:rPr>
               <w:t>«відмінно»</w:t>
             </w:r>
@@ -1292,7 +1024,7 @@
           </w:p>
           <w:p>
             <w:pPr>
-              <w:pStyle w:val="af0"/>
+              <w:pStyle w:val="ListParagraph"/>
               <w:numPr>
                 <w:ilvl w:val="1"/>
                 <w:numId w:val="32"/>
@@ -1303,7 +1035,7 @@
             </w:r>
             <w:r>
               <w:rPr>
-                <w:rStyle w:val="af3"/>
+                <w:rStyle w:val="Strong"/>
               </w:rPr>
               <w:t>«добре»</w:t>
             </w:r>
@@ -1319,7 +1051,7 @@
           </w:p>
           <w:p>
             <w:pPr>
-              <w:pStyle w:val="af0"/>
+              <w:pStyle w:val="ListParagraph"/>
               <w:numPr>
                 <w:ilvl w:val="1"/>
                 <w:numId w:val="32"/>
@@ -1330,7 +1062,7 @@
             </w:r>
             <w:r>
               <w:rPr>
-                <w:rStyle w:val="af3"/>
+                <w:rStyle w:val="Strong"/>
               </w:rPr>
               <w:t>«задовільно»</w:t>
             </w:r>
@@ -1343,7 +1075,7 @@
           </w:p>
           <w:p>
             <w:pPr>
-              <w:pStyle w:val="af0"/>
+              <w:pStyle w:val="ListParagraph"/>
               <w:numPr>
                 <w:ilvl w:val="1"/>
                 <w:numId w:val="32"/>
@@ -1354,7 +1086,7 @@
             </w:r>
             <w:r>
               <w:rPr>
-                <w:rStyle w:val="af3"/>
+                <w:rStyle w:val="Strong"/>
               </w:rPr>
               <w:t>додатку Б</w:t>
             </w:r>
@@ -1364,7 +1096,7 @@
           </w:p>
           <w:p>
             <w:pPr>
-              <w:pStyle w:val="af0"/>
+              <w:pStyle w:val="ListParagraph"/>
               <w:numPr>
                 <w:ilvl w:val="1"/>
                 <w:numId w:val="32"/>
@@ -1374,35 +1106,32 @@
               <w:t xml:space="preserve">дата завершення оцінювання та внесення результатів </w:t>
             </w:r>
             <w:r>
-              <w:t>до залікової відомості</w:t>
-            </w:r>
-            <w:r>
-              <w:t xml:space="preserve"> </w:t>
+              <w:t xml:space="preserve">до залікової відомості </w:t>
             </w:r>
             <w:r>
               <w:t xml:space="preserve">– </w:t>
             </w:r>
             <w:r>
               <w:rPr>
-                <w:rStyle w:val="af3"/>
+                <w:rStyle w:val="Strong"/>
               </w:rPr>
               <w:t>10</w:t>
             </w:r>
             <w:r>
               <w:rPr>
-                <w:rStyle w:val="af3"/>
+                <w:rStyle w:val="Strong"/>
               </w:rPr>
               <w:t>:</w:t>
             </w:r>
             <w:r>
               <w:rPr>
-                <w:rStyle w:val="af3"/>
+                <w:rStyle w:val="Strong"/>
               </w:rPr>
               <w:t>00</w:t>
             </w:r>
             <w:r>
               <w:rPr>
-                <w:rStyle w:val="af3"/>
+                <w:rStyle w:val="Strong"/>
               </w:rPr>
               <w:t>, 25 травня 2026 р</w:t>
             </w:r>
@@ -1415,7 +1144,7 @@
           </w:p>
           <w:p>
             <w:pPr>
-              <w:pStyle w:val="af0"/>
+              <w:pStyle w:val="ListParagraph"/>
               <w:numPr>
                 <w:ilvl w:val="0"/>
                 <w:numId w:val="32"/>
@@ -1435,22 +1164,22 @@
           </w:tcPr>
           <w:p>
             <w:pPr>
-              <w:pStyle w:val="1"/>
-            </w:pPr>
-            <w:bookmarkStart w:id="2" w:name="_Toc84160779"/>
-            <w:bookmarkStart w:id="3" w:name="_Toc162865853"/>
-            <w:bookmarkStart w:id="4" w:name="_Toc185519026"/>
-            <w:bookmarkStart w:id="5" w:name="_Toc185519365"/>
-            <w:bookmarkStart w:id="6" w:name="_Toc185529269"/>
+              <w:pStyle w:val="Heading1"/>
+            </w:pPr>
+            <w:bookmarkStart w:id="1" w:name="_Toc84160779"/>
+            <w:bookmarkStart w:id="2" w:name="_Toc162865853"/>
+            <w:bookmarkStart w:id="3" w:name="_Toc185519026"/>
+            <w:bookmarkStart w:id="4" w:name="_Toc185519365"/>
+            <w:bookmarkStart w:id="5" w:name="_Toc185529269"/>
             <w:r>
               <w:lastRenderedPageBreak/>
               <w:t>1.</w:t>
             </w:r>
+            <w:bookmarkEnd w:id="1"/>
             <w:bookmarkEnd w:id="2"/>
             <w:bookmarkEnd w:id="3"/>
             <w:bookmarkEnd w:id="4"/>
             <w:bookmarkEnd w:id="5"/>
-            <w:bookmarkEnd w:id="6"/>
             <w:r>
               <w:t xml:space="preserve"> </w:t>
             </w:r>
@@ -1487,7 +1216,7 @@
           </w:p>
           <w:p>
             <w:pPr>
-              <w:pStyle w:val="af0"/>
+              <w:pStyle w:val="ListParagraph"/>
               <w:numPr>
                 <w:ilvl w:val="0"/>
                 <w:numId w:val="5"/>
@@ -1526,7 +1255,7 @@
           </w:p>
           <w:p>
             <w:pPr>
-              <w:pStyle w:val="af0"/>
+              <w:pStyle w:val="ListParagraph"/>
               <w:numPr>
                 <w:ilvl w:val="0"/>
                 <w:numId w:val="5"/>
@@ -1541,7 +1270,7 @@
           </w:p>
           <w:p>
             <w:pPr>
-              <w:pStyle w:val="af0"/>
+              <w:pStyle w:val="ListParagraph"/>
               <w:numPr>
                 <w:ilvl w:val="1"/>
                 <w:numId w:val="5"/>
@@ -1549,23 +1278,9 @@
             </w:pPr>
             <w:r>
               <w:rPr>
-                <w:rStyle w:val="af3"/>
-              </w:rPr>
-              <w:t>S (</w:t>
-            </w:r>
-            <w:proofErr w:type="spellStart"/>
-            <w:r>
-              <w:rPr>
-                <w:rStyle w:val="af3"/>
-              </w:rPr>
-              <w:t>Specific</w:t>
-            </w:r>
-            <w:proofErr w:type="spellEnd"/>
-            <w:r>
-              <w:rPr>
-                <w:rStyle w:val="af3"/>
-              </w:rPr>
-              <w:t>)</w:t>
+                <w:rStyle w:val="Strong"/>
+              </w:rPr>
+              <w:t>S (Specific)</w:t>
             </w:r>
             <w:r>
               <w:t xml:space="preserve"> </w:t>
@@ -1585,7 +1300,7 @@
           </w:p>
           <w:p>
             <w:pPr>
-              <w:pStyle w:val="af0"/>
+              <w:pStyle w:val="ListParagraph"/>
               <w:numPr>
                 <w:ilvl w:val="1"/>
                 <w:numId w:val="5"/>
@@ -1593,23 +1308,9 @@
             </w:pPr>
             <w:r>
               <w:rPr>
-                <w:rStyle w:val="af3"/>
-              </w:rPr>
-              <w:t>M (</w:t>
-            </w:r>
-            <w:proofErr w:type="spellStart"/>
-            <w:r>
-              <w:rPr>
-                <w:rStyle w:val="af3"/>
-              </w:rPr>
-              <w:t>Measurable</w:t>
-            </w:r>
-            <w:proofErr w:type="spellEnd"/>
-            <w:r>
-              <w:rPr>
-                <w:rStyle w:val="af3"/>
-              </w:rPr>
-              <w:t>)</w:t>
+                <w:rStyle w:val="Strong"/>
+              </w:rPr>
+              <w:t>M (Measurable)</w:t>
             </w:r>
             <w:r>
               <w:t xml:space="preserve"> </w:t>
@@ -1622,7 +1323,7 @@
             </w:r>
             <w:r>
               <w:rPr>
-                <w:rStyle w:val="af3"/>
+                <w:rStyle w:val="Strong"/>
               </w:rPr>
               <w:t>один вимірюваний показник результату</w:t>
             </w:r>
@@ -1635,7 +1336,7 @@
           </w:p>
           <w:p>
             <w:pPr>
-              <w:pStyle w:val="af0"/>
+              <w:pStyle w:val="ListParagraph"/>
               <w:numPr>
                 <w:ilvl w:val="1"/>
                 <w:numId w:val="5"/>
@@ -1643,23 +1344,9 @@
             </w:pPr>
             <w:r>
               <w:rPr>
-                <w:rStyle w:val="af3"/>
-              </w:rPr>
-              <w:t>A (</w:t>
-            </w:r>
-            <w:proofErr w:type="spellStart"/>
-            <w:r>
-              <w:rPr>
-                <w:rStyle w:val="af3"/>
-              </w:rPr>
-              <w:t>Achievable</w:t>
-            </w:r>
-            <w:proofErr w:type="spellEnd"/>
-            <w:r>
-              <w:rPr>
-                <w:rStyle w:val="af3"/>
-              </w:rPr>
-              <w:t>)</w:t>
+                <w:rStyle w:val="Strong"/>
+              </w:rPr>
+              <w:t>A (Achievable)</w:t>
             </w:r>
             <w:r>
               <w:t xml:space="preserve"> </w:t>
@@ -1673,7 +1360,7 @@
           </w:p>
           <w:p>
             <w:pPr>
-              <w:pStyle w:val="af0"/>
+              <w:pStyle w:val="ListParagraph"/>
               <w:numPr>
                 <w:ilvl w:val="1"/>
                 <w:numId w:val="5"/>
@@ -1681,23 +1368,9 @@
             </w:pPr>
             <w:r>
               <w:rPr>
-                <w:rStyle w:val="af3"/>
-              </w:rPr>
-              <w:t>R (</w:t>
-            </w:r>
-            <w:proofErr w:type="spellStart"/>
-            <w:r>
-              <w:rPr>
-                <w:rStyle w:val="af3"/>
-              </w:rPr>
-              <w:t>Relevant</w:t>
-            </w:r>
-            <w:proofErr w:type="spellEnd"/>
-            <w:r>
-              <w:rPr>
-                <w:rStyle w:val="af3"/>
-              </w:rPr>
-              <w:t>)</w:t>
+                <w:rStyle w:val="Strong"/>
+              </w:rPr>
+              <w:t>R (Relevant)</w:t>
             </w:r>
             <w:r>
               <w:t xml:space="preserve"> </w:t>
@@ -1720,7 +1393,7 @@
           </w:p>
           <w:p>
             <w:pPr>
-              <w:pStyle w:val="af0"/>
+              <w:pStyle w:val="ListParagraph"/>
               <w:numPr>
                 <w:ilvl w:val="1"/>
                 <w:numId w:val="5"/>
@@ -1728,23 +1401,9 @@
             </w:pPr>
             <w:r>
               <w:rPr>
-                <w:rStyle w:val="af3"/>
-              </w:rPr>
-              <w:t>T (</w:t>
-            </w:r>
-            <w:proofErr w:type="spellStart"/>
-            <w:r>
-              <w:rPr>
-                <w:rStyle w:val="af3"/>
-              </w:rPr>
-              <w:t>Time-bound</w:t>
-            </w:r>
-            <w:proofErr w:type="spellEnd"/>
-            <w:r>
-              <w:rPr>
-                <w:rStyle w:val="af3"/>
-              </w:rPr>
-              <w:t>)</w:t>
+                <w:rStyle w:val="Strong"/>
+              </w:rPr>
+              <w:t>T (Time-bound)</w:t>
             </w:r>
             <w:r>
               <w:t xml:space="preserve"> </w:t>
@@ -1760,14 +1419,14 @@
             </w:r>
             <w:r>
               <w:rPr>
-                <w:rStyle w:val="af5"/>
+                <w:rStyle w:val="Emphasis"/>
                 <w:i w:val="0"/>
               </w:rPr>
               <w:t>у межах виконання курсової роботи</w:t>
             </w:r>
             <w:r>
               <w:rPr>
-                <w:rStyle w:val="af5"/>
+                <w:rStyle w:val="Emphasis"/>
                 <w:i w:val="0"/>
               </w:rPr>
               <w:t>»</w:t>
@@ -1791,7 +1450,7 @@
           </w:p>
           <w:p>
             <w:pPr>
-              <w:pStyle w:val="af0"/>
+              <w:pStyle w:val="ListParagraph"/>
               <w:numPr>
                 <w:ilvl w:val="0"/>
                 <w:numId w:val="27"/>
@@ -1813,23 +1472,7 @@
           </w:tcPr>
           <w:p>
             <w:r>
-              <w:t xml:space="preserve">Розробити кросплатформений десктопний додаток для ведення списку завдань на основі </w:t>
-            </w:r>
-            <w:proofErr w:type="spellStart"/>
-            <w:r>
-              <w:t>Python</w:t>
-            </w:r>
-            <w:proofErr w:type="spellEnd"/>
-            <w:r>
-              <w:t xml:space="preserve"> і </w:t>
-            </w:r>
-            <w:proofErr w:type="spellStart"/>
-            <w:r>
-              <w:t>Tkinter</w:t>
-            </w:r>
-            <w:proofErr w:type="spellEnd"/>
-            <w:r>
-              <w:t>, який забезпечує щонайменше 6 функцій керування завданнями та виконує основні операції за час не більше 1 секунди. Реалізацію додатка планується здійснити у межах виконання курсової роботи.</w:t>
+              <w:t>Розробити кросплатформений десктопний додаток для ведення списку завдань на основі Python і Tkinter, який забезпечує щонайменше 6 функцій керування завданнями та виконує основні операції за час не більше 1 секунди. Реалізацію додатка планується здійснити у межах виконання курсової роботи.</w:t>
             </w:r>
           </w:p>
           <w:p/>
@@ -1843,7 +1486,7 @@
           </w:tcPr>
           <w:p>
             <w:pPr>
-              <w:pStyle w:val="1"/>
+              <w:pStyle w:val="Heading1"/>
             </w:pPr>
             <w:r>
               <w:t xml:space="preserve">2. </w:t>
@@ -1914,7 +1557,7 @@
           </w:p>
           <w:p>
             <w:pPr>
-              <w:pStyle w:val="af0"/>
+              <w:pStyle w:val="ListParagraph"/>
               <w:numPr>
                 <w:ilvl w:val="0"/>
                 <w:numId w:val="1"/>
@@ -1956,7 +1599,7 @@
           </w:p>
           <w:p>
             <w:pPr>
-              <w:pStyle w:val="af0"/>
+              <w:pStyle w:val="ListParagraph"/>
               <w:numPr>
                 <w:ilvl w:val="0"/>
                 <w:numId w:val="1"/>
@@ -1974,7 +1617,7 @@
           </w:p>
           <w:p>
             <w:pPr>
-              <w:pStyle w:val="af0"/>
+              <w:pStyle w:val="ListParagraph"/>
               <w:numPr>
                 <w:ilvl w:val="1"/>
                 <w:numId w:val="1"/>
@@ -1998,7 +1641,7 @@
           </w:p>
           <w:p>
             <w:pPr>
-              <w:pStyle w:val="af0"/>
+              <w:pStyle w:val="ListParagraph"/>
               <w:numPr>
                 <w:ilvl w:val="1"/>
                 <w:numId w:val="1"/>
@@ -2010,7 +1653,7 @@
           </w:p>
           <w:p>
             <w:pPr>
-              <w:pStyle w:val="af0"/>
+              <w:pStyle w:val="ListParagraph"/>
               <w:numPr>
                 <w:ilvl w:val="1"/>
                 <w:numId w:val="1"/>
@@ -2028,7 +1671,7 @@
           </w:p>
           <w:p>
             <w:pPr>
-              <w:pStyle w:val="af0"/>
+              <w:pStyle w:val="ListParagraph"/>
               <w:numPr>
                 <w:ilvl w:val="1"/>
                 <w:numId w:val="1"/>
@@ -2053,7 +1696,7 @@
           </w:p>
           <w:p>
             <w:pPr>
-              <w:pStyle w:val="af0"/>
+              <w:pStyle w:val="ListParagraph"/>
               <w:numPr>
                 <w:ilvl w:val="0"/>
                 <w:numId w:val="24"/>
@@ -2087,7 +1730,7 @@
           </w:p>
           <w:p>
             <w:pPr>
-              <w:pStyle w:val="af0"/>
+              <w:pStyle w:val="ListParagraph"/>
               <w:numPr>
                 <w:ilvl w:val="0"/>
                 <w:numId w:val="24"/>
@@ -2105,36 +1748,21 @@
             <w:tcW w:w="5000" w:type="pct"/>
           </w:tcPr>
           <w:p>
-            <w:pPr>
-              <w:rPr>
-                <w:lang w:val="ru-RU"/>
-              </w:rPr>
-            </w:pPr>
-            <w:r>
-              <w:t xml:space="preserve">У багатьох навчальних і робочих ситуаціях користувачам необхідно організовувати список поточних завдань, термінів виконання та пріоритетів. Найчастіше для цього використовуються паперові записи або прості текстові файли, що ускладнює пошук, редагування та впорядкування інформації. Проблема особливо актуальна для студентів і викладачів, які працюють з великою кількістю навчальних або робочих завдань. Без спеціалізованого програмного інструменту користувачі витрачають більше часу на керування списком завдань, можуть втрачати важливу інформацію або пропускати строки виконання. Наприклад, студент, який веде список лабораторних робіт у текстовому файлі, змушений вручну шукати потрібний запис і редагувати його, що є незручним і займає додатковий час. Це створює потребу у простому </w:t>
-            </w:r>
-            <w:proofErr w:type="spellStart"/>
-            <w:r>
-              <w:t>десктопному</w:t>
-            </w:r>
-            <w:proofErr w:type="spellEnd"/>
-            <w:r>
-              <w:t xml:space="preserve"> додатку, який забезпечить швидке створення, редагування та впорядкування завдань у зручному графічному інтерфейсі.</w:t>
-            </w:r>
-          </w:p>
-          <w:p>
-            <w:pPr>
-              <w:rPr>
-                <w:lang w:val="pl-PL"/>
-              </w:rPr>
-            </w:pPr>
-          </w:p>
-          <w:p>
-            <w:pPr>
-              <w:rPr>
-                <w:lang w:val="pl-PL"/>
-              </w:rPr>
-            </w:pPr>
+            <w:r>
+              <w:t>У сучасному цифровому середовищі любителі манґи, аніме та книг активно споживають великі обсяги медіаконтенту, що створює потребу в систематизації особистих колекцій. Найчастіше для цього використовуються таблиці в Excel, нотатки в телефоні або просто пам'ять користувача, що ускладнює відстеження статусу перегляду, пошук потрібного запису та аналіз власних вподобань. Проблема особливо актуальна для активних споживачів медіаконтенту — студентів і молоді, які одночасно стежать за десятками тайтлів або читають кілька книг паралельно. Без спеціалізованого інструменту користувачі витрачають зайвий час на ручний пошук у розрізнених списках, можуть плутати статуси перегляду або забувати власні враження від переглянутого контенту. Наприклад, користувач, який веде список</w:t>
+            </w:r>
+            <w:r>
+              <w:t xml:space="preserve"> книг</w:t>
+            </w:r>
+            <w:r>
+              <w:t xml:space="preserve"> у звичайному текстовому файлі, змушений вручну переглядати весь список щоразу, коли хоче знайти покинут</w:t>
+            </w:r>
+            <w:r>
+              <w:t xml:space="preserve">у книгу </w:t>
+            </w:r>
+            <w:r>
+              <w:t>або пригадати, яку оцінку він виставив місяць тому. Це створює потребу у простому десктопному додатку, який забезпечить зручне додавання, редагування та аналіз особистої медіаколекції в єдиному графічному інтерфейсі.</w:t>
+            </w:r>
           </w:p>
         </w:tc>
       </w:tr>
@@ -2146,7 +1774,7 @@
           </w:tcPr>
           <w:p>
             <w:pPr>
-              <w:pStyle w:val="1"/>
+              <w:pStyle w:val="Heading1"/>
               <w:rPr>
                 <w:lang w:val="pl-PL"/>
               </w:rPr>
@@ -2206,7 +1834,7 @@
           </w:p>
           <w:p>
             <w:pPr>
-              <w:pStyle w:val="af0"/>
+              <w:pStyle w:val="ListParagraph"/>
               <w:numPr>
                 <w:ilvl w:val="0"/>
                 <w:numId w:val="2"/>
@@ -2239,7 +1867,7 @@
           </w:p>
           <w:p>
             <w:pPr>
-              <w:pStyle w:val="af0"/>
+              <w:pStyle w:val="ListParagraph"/>
               <w:numPr>
                 <w:ilvl w:val="0"/>
                 <w:numId w:val="2"/>
@@ -2263,7 +1891,7 @@
           </w:p>
           <w:p>
             <w:pPr>
-              <w:pStyle w:val="af0"/>
+              <w:pStyle w:val="ListParagraph"/>
               <w:numPr>
                 <w:ilvl w:val="1"/>
                 <w:numId w:val="2"/>
@@ -2278,7 +1906,7 @@
           </w:p>
           <w:p>
             <w:pPr>
-              <w:pStyle w:val="af0"/>
+              <w:pStyle w:val="ListParagraph"/>
               <w:numPr>
                 <w:ilvl w:val="1"/>
                 <w:numId w:val="2"/>
@@ -2305,7 +1933,7 @@
           </w:p>
           <w:p>
             <w:pPr>
-              <w:pStyle w:val="af0"/>
+              <w:pStyle w:val="ListParagraph"/>
               <w:numPr>
                 <w:ilvl w:val="1"/>
                 <w:numId w:val="2"/>
@@ -2339,7 +1967,7 @@
           </w:p>
           <w:p>
             <w:pPr>
-              <w:pStyle w:val="af0"/>
+              <w:pStyle w:val="ListParagraph"/>
               <w:numPr>
                 <w:ilvl w:val="0"/>
                 <w:numId w:val="2"/>
@@ -2365,15 +1993,15 @@
           <w:p/>
           <w:tbl>
             <w:tblPr>
-              <w:tblStyle w:val="aa"/>
+              <w:tblStyle w:val="TableGrid"/>
               <w:tblW w:w="5000" w:type="pct"/>
               <w:tblLook w:val="04A0" w:firstRow="1" w:lastRow="0" w:firstColumn="1" w:lastColumn="0" w:noHBand="0" w:noVBand="1"/>
             </w:tblPr>
             <w:tblGrid>
               <w:gridCol w:w="458"/>
-              <w:gridCol w:w="1192"/>
-              <w:gridCol w:w="4767"/>
-              <w:gridCol w:w="3210"/>
+              <w:gridCol w:w="1619"/>
+              <w:gridCol w:w="4553"/>
+              <w:gridCol w:w="2997"/>
             </w:tblGrid>
             <w:tr>
               <w:tc>
@@ -2383,7 +2011,6 @@
                 </w:tcPr>
                 <w:p>
                   <w:pPr>
-                    <w:jc w:val="center"/>
                     <w:rPr>
                       <w:b/>
                     </w:rPr>
@@ -2474,7 +2101,11 @@
                 </w:tcPr>
                 <w:p>
                   <w:r>
-                    <w:t>Студенти</w:t>
+                    <w:rPr>
+                      <w:b/>
+                      <w:bCs/>
+                    </w:rPr>
+                    <w:t>Сім’ї (спільне дозвілля)</w:t>
                   </w:r>
                 </w:p>
               </w:tc>
@@ -2484,7 +2115,7 @@
                 </w:tcPr>
                 <w:p>
                   <w:r>
-                    <w:t>Використовують додаток для планування навчальних завдань. Потребують можливості швидко створювати, редагувати та впорядковувати список завдань.</w:t>
+                    <w:t>Полюбляють проводити вечори разом за переглядом аніме чи читанням. Часто сперечаються, що подивитися, або забувають, яку оцінку поставили твору минулого разу. Потребують єдиного реєстру з рейтингами.</w:t>
                   </w:r>
                 </w:p>
               </w:tc>
@@ -2494,7 +2125,7 @@
                 </w:tcPr>
                 <w:p>
                   <w:r>
-                    <w:t>Зручне керування списком завдань, швидкий пошук інформації та контроль строків виконання.</w:t>
+                    <w:t>Спільна «історія переглядів», де зафіксовані вподобання кожного. Можливість швидко обрати щось із запланованого та побачити, які жанри найбільше подобаються родині.</w:t>
                   </w:r>
                 </w:p>
               </w:tc>
@@ -2514,19 +2145,31 @@
                 <w:tcPr>
                   <w:tcW w:w="619" w:type="pct"/>
                 </w:tcPr>
-                <w:p/>
+                <w:p>
+                  <w:r>
+                    <w:t>Студенти</w:t>
+                  </w:r>
+                </w:p>
               </w:tc>
               <w:tc>
                 <w:tcPr>
                   <w:tcW w:w="2476" w:type="pct"/>
                 </w:tcPr>
-                <w:p/>
+                <w:p>
+                  <w:r>
+                    <w:t>Мають величезні списки літератури та манґи для навчання чи самоосвіти перед іспитами. Їм складно тримати в голові, що вже опрацьовано, а що лише в планах. Потребують чіткої структури та термінів.</w:t>
+                  </w:r>
+                </w:p>
               </w:tc>
               <w:tc>
                 <w:tcPr>
                   <w:tcW w:w="1667" w:type="pct"/>
                 </w:tcPr>
-                <w:p/>
+                <w:p>
+                  <w:r>
+                    <w:t>Повний контроль над підготовкою до сесії. Можливість розбити список на «В процесі» та «Заплановано», щоб бачити реальний обсяг роботи та не пропустити важливі джерела.</w:t>
+                  </w:r>
+                </w:p>
               </w:tc>
             </w:tr>
             <w:tr>
@@ -2544,23 +2187,34 @@
                 <w:tcPr>
                   <w:tcW w:w="619" w:type="pct"/>
                 </w:tcPr>
-                <w:p/>
+                <w:p>
+                  <w:r>
+                    <w:t>Любителі саморозвитку</w:t>
+                  </w:r>
+                </w:p>
               </w:tc>
               <w:tc>
                 <w:tcPr>
                   <w:tcW w:w="2476" w:type="pct"/>
                 </w:tcPr>
-                <w:p/>
+                <w:p>
+                  <w:r>
+                    <w:t>Ставлять собі за мету постійно зростати та споживати якісний контент. Для них критично важливо бачити динаміку: скільки книг прочитано за місяць чи рік. Потребують візуалізації свого прогресу.</w:t>
+                  </w:r>
+                </w:p>
               </w:tc>
               <w:tc>
                 <w:tcPr>
                   <w:tcW w:w="1667" w:type="pct"/>
                 </w:tcPr>
-                <w:p/>
+                <w:p>
+                  <w:r>
+                    <w:t>Підвищення мотивації завдяки розділу статистики. Можливість через графіки та цифри побачити, як зростає кількість прочитаного, та аналізувати свої інтелектуальні звички.</w:t>
+                  </w:r>
+                </w:p>
               </w:tc>
             </w:tr>
           </w:tbl>
-          <w:p/>
           <w:p/>
         </w:tc>
       </w:tr>
@@ -2572,7 +2226,7 @@
           </w:tcPr>
           <w:p>
             <w:pPr>
-              <w:pStyle w:val="1"/>
+              <w:pStyle w:val="Heading1"/>
               <w:rPr>
                 <w:lang w:val="pl-PL"/>
               </w:rPr>
@@ -2630,7 +2284,7 @@
           </w:p>
           <w:p>
             <w:pPr>
-              <w:pStyle w:val="af0"/>
+              <w:pStyle w:val="ListParagraph"/>
               <w:numPr>
                 <w:ilvl w:val="0"/>
                 <w:numId w:val="6"/>
@@ -2663,7 +2317,7 @@
           </w:p>
           <w:p>
             <w:pPr>
-              <w:pStyle w:val="af0"/>
+              <w:pStyle w:val="ListParagraph"/>
               <w:numPr>
                 <w:ilvl w:val="0"/>
                 <w:numId w:val="6"/>
@@ -2681,7 +2335,7 @@
           </w:p>
           <w:p>
             <w:pPr>
-              <w:pStyle w:val="af0"/>
+              <w:pStyle w:val="ListParagraph"/>
               <w:numPr>
                 <w:ilvl w:val="1"/>
                 <w:numId w:val="6"/>
@@ -2693,7 +2347,7 @@
           </w:p>
           <w:p>
             <w:pPr>
-              <w:pStyle w:val="af0"/>
+              <w:pStyle w:val="ListParagraph"/>
               <w:numPr>
                 <w:ilvl w:val="1"/>
                 <w:numId w:val="6"/>
@@ -2705,7 +2359,7 @@
           </w:p>
           <w:p>
             <w:pPr>
-              <w:pStyle w:val="af0"/>
+              <w:pStyle w:val="ListParagraph"/>
               <w:numPr>
                 <w:ilvl w:val="1"/>
                 <w:numId w:val="6"/>
@@ -2717,7 +2371,7 @@
           </w:p>
           <w:p>
             <w:pPr>
-              <w:pStyle w:val="af0"/>
+              <w:pStyle w:val="ListParagraph"/>
               <w:numPr>
                 <w:ilvl w:val="1"/>
                 <w:numId w:val="6"/>
@@ -2729,7 +2383,7 @@
           </w:p>
           <w:p>
             <w:pPr>
-              <w:pStyle w:val="af0"/>
+              <w:pStyle w:val="ListParagraph"/>
               <w:numPr>
                 <w:ilvl w:val="0"/>
                 <w:numId w:val="6"/>
@@ -2740,7 +2394,7 @@
             </w:r>
             <w:r>
               <w:rPr>
-                <w:rStyle w:val="af3"/>
+                <w:rStyle w:val="Strong"/>
               </w:rPr>
               <w:t>взаємодію користувача з інтерфейсом додатка</w:t>
             </w:r>
@@ -2748,7 +2402,11 @@
               <w:t>,</w:t>
             </w:r>
             <w:r>
-              <w:t xml:space="preserve"> а не внутрішню логіку програми.</w:t>
+              <w:t xml:space="preserve"> а не </w:t>
+            </w:r>
+            <w:r>
+              <w:lastRenderedPageBreak/>
+              <w:t>внутрішню логіку програми.</w:t>
             </w:r>
           </w:p>
           <w:p>
@@ -2766,7 +2424,7 @@
           </w:p>
           <w:p>
             <w:pPr>
-              <w:pStyle w:val="af0"/>
+              <w:pStyle w:val="ListParagraph"/>
               <w:numPr>
                 <w:ilvl w:val="0"/>
                 <w:numId w:val="6"/>
@@ -2792,16 +2450,16 @@
           <w:p/>
           <w:tbl>
             <w:tblPr>
-              <w:tblStyle w:val="aa"/>
+              <w:tblStyle w:val="TableGrid"/>
               <w:tblW w:w="0" w:type="auto"/>
               <w:tblLook w:val="04A0" w:firstRow="1" w:lastRow="0" w:firstColumn="1" w:lastColumn="0" w:noHBand="0" w:noVBand="1"/>
             </w:tblPr>
             <w:tblGrid>
               <w:gridCol w:w="458"/>
-              <w:gridCol w:w="1629"/>
+              <w:gridCol w:w="1748"/>
               <w:gridCol w:w="1417"/>
-              <w:gridCol w:w="3920"/>
-              <w:gridCol w:w="2203"/>
+              <w:gridCol w:w="2720"/>
+              <w:gridCol w:w="3284"/>
             </w:tblGrid>
             <w:tr>
               <w:tc>
@@ -2922,7 +2580,7 @@
                 </w:tcPr>
                 <w:p>
                   <w:r>
-                    <w:t>Додавання завдання</w:t>
+                    <w:t>Додавання нового аніме/книги</w:t>
                   </w:r>
                 </w:p>
               </w:tc>
@@ -2941,8 +2599,76 @@
                   <w:tcW w:w="0" w:type="auto"/>
                 </w:tcPr>
                 <w:p>
-                  <w:r>
-                    <w:t>1. Натиснути кнопку «Додати». 2. Ввести назву завдання. 3. Натиснути «Зберегти».</w:t>
+                  <w:pPr>
+                    <w:rPr>
+                      <w:lang w:val="ru-RU"/>
+                    </w:rPr>
+                  </w:pPr>
+                  <w:r>
+                    <w:rPr>
+                      <w:lang w:val="ru-RU"/>
+                    </w:rPr>
+                    <w:t xml:space="preserve">1. Натиснути кнопку </w:t>
+                  </w:r>
+                  <w:r>
+                    <w:rPr>
+                      <w:b/>
+                      <w:bCs/>
+                      <w:lang w:val="ru-RU"/>
+                    </w:rPr>
+                    <w:t>«Додати»</w:t>
+                  </w:r>
+                  <w:r>
+                    <w:rPr>
+                      <w:lang w:val="ru-RU"/>
+                    </w:rPr>
+                    <w:t xml:space="preserve"> на головній панелі.</w:t>
+                  </w:r>
+                </w:p>
+                <w:p>
+                  <w:pPr>
+                    <w:rPr>
+                      <w:lang w:val="ru-RU"/>
+                    </w:rPr>
+                  </w:pPr>
+                  <w:r>
+                    <w:rPr>
+                      <w:lang w:val="ru-RU"/>
+                    </w:rPr>
+                    <w:t>2. У вікні, що з’явилося, ввести назву, обрати тип (напр. "</w:t>
+                  </w:r>
+                  <w:r>
+                    <w:rPr>
+                      <w:lang w:val="ru-RU"/>
+                    </w:rPr>
+                    <w:t>book</w:t>
+                  </w:r>
+                  <w:r>
+                    <w:rPr>
+                      <w:lang w:val="ru-RU"/>
+                    </w:rPr>
+                    <w:t>") та жанр.</w:t>
+                  </w:r>
+                  <w:r>
+                    <w:rPr>
+                      <w:lang w:val="ru-RU"/>
+                    </w:rPr>
+                    <w:br/>
+                    <w:t xml:space="preserve">3. Натиснути кнопку </w:t>
+                  </w:r>
+                  <w:r>
+                    <w:rPr>
+                      <w:b/>
+                      <w:bCs/>
+                      <w:lang w:val="ru-RU"/>
+                    </w:rPr>
+                    <w:t>«Зберегти»</w:t>
+                  </w:r>
+                  <w:r>
+                    <w:rPr>
+                      <w:lang w:val="ru-RU"/>
+                    </w:rPr>
+                    <w:t>.</w:t>
                   </w:r>
                 </w:p>
               </w:tc>
@@ -2952,7 +2678,7 @@
                 </w:tcPr>
                 <w:p>
                   <w:r>
-                    <w:t>Нове завдання з’являється у списку.</w:t>
+                    <w:t>Вікно закривається, а новий запис з’являється у загальному списку</w:t>
                   </w:r>
                 </w:p>
               </w:tc>
@@ -2972,25 +2698,82 @@
                 <w:tcPr>
                   <w:tcW w:w="0" w:type="auto"/>
                 </w:tcPr>
-                <w:p/>
+                <w:p>
+                  <w:r>
+                    <w:t>Пошук та фільтрація колекції</w:t>
+                  </w:r>
+                </w:p>
               </w:tc>
               <w:tc>
                 <w:tcPr>
                   <w:tcW w:w="0" w:type="auto"/>
                 </w:tcPr>
-                <w:p/>
+                <w:p>
+                  <w:r>
+                    <w:t>Користувач</w:t>
+                  </w:r>
+                </w:p>
               </w:tc>
               <w:tc>
                 <w:tcPr>
                   <w:tcW w:w="0" w:type="auto"/>
                 </w:tcPr>
-                <w:p/>
+                <w:p>
+                  <w:pPr>
+                    <w:rPr>
+                      <w:lang w:val="ru-RU"/>
+                    </w:rPr>
+                  </w:pPr>
+                  <w:r>
+                    <w:rPr>
+                      <w:lang w:val="ru-RU"/>
+                    </w:rPr>
+                    <w:t xml:space="preserve">1. Ввести частину назви у текстове поле </w:t>
+                  </w:r>
+                  <w:r>
+                    <w:rPr>
+                      <w:b/>
+                      <w:bCs/>
+                      <w:lang w:val="ru-RU"/>
+                    </w:rPr>
+                    <w:t>«Пошук»</w:t>
+                  </w:r>
+                  <w:r>
+                    <w:rPr>
+                      <w:lang w:val="ru-RU"/>
+                    </w:rPr>
+                    <w:t>.</w:t>
+                  </w:r>
+                </w:p>
+                <w:p>
+                  <w:pPr>
+                    <w:rPr>
+                      <w:lang w:val="ru-RU"/>
+                    </w:rPr>
+                  </w:pPr>
+                  <w:r>
+                    <w:rPr>
+                      <w:lang w:val="ru-RU"/>
+                    </w:rPr>
+                    <w:t>2. Обрати</w:t>
+                  </w:r>
+                  <w:r>
+                    <w:rPr>
+                      <w:lang w:val="ru-RU"/>
+                    </w:rPr>
+                    <w:t xml:space="preserve"> додаткові параметри фільтрування нижче на панелі</w:t>
+                  </w:r>
+                </w:p>
               </w:tc>
               <w:tc>
                 <w:tcPr>
                   <w:tcW w:w="0" w:type="auto"/>
                 </w:tcPr>
-                <w:p/>
+                <w:p>
+                  <w:r>
+                    <w:t>У списку залишаються лише ті елементи, що відповідають введеному тексту та обраному жанру.</w:t>
+                  </w:r>
+                </w:p>
               </w:tc>
             </w:tr>
             <w:tr>
@@ -3008,25 +2791,69 @@
                 <w:tcPr>
                   <w:tcW w:w="0" w:type="auto"/>
                 </w:tcPr>
-                <w:p/>
+                <w:p>
+                  <w:r>
+                    <w:t>Оновлення статусу та оцінки</w:t>
+                  </w:r>
+                </w:p>
               </w:tc>
               <w:tc>
                 <w:tcPr>
                   <w:tcW w:w="0" w:type="auto"/>
                 </w:tcPr>
-                <w:p/>
+                <w:p>
+                  <w:r>
+                    <w:t>Користувач</w:t>
+                  </w:r>
+                </w:p>
               </w:tc>
               <w:tc>
                 <w:tcPr>
                   <w:tcW w:w="0" w:type="auto"/>
                 </w:tcPr>
-                <w:p/>
+                <w:p>
+                  <w:pPr>
+                    <w:rPr>
+                      <w:lang w:val="en-US"/>
+                    </w:rPr>
+                  </w:pPr>
+                  <w:r>
+                    <w:t xml:space="preserve">1. Обрати потрібний вам запис </w:t>
+                  </w:r>
+                  <w:r>
+                    <w:br/>
+                    <w:t xml:space="preserve">2. Натиснути кнопку Редагувати </w:t>
+                  </w:r>
+                  <w:r>
+                    <w:br/>
+                    <w:t xml:space="preserve">3. Пітвердити зміни натиснувши кнопку </w:t>
+                  </w:r>
+                  <w:r>
+                    <w:rPr>
+                      <w:lang w:val="en-US"/>
+                    </w:rPr>
+                    <w:t>“</w:t>
+                  </w:r>
+                  <w:r>
+                    <w:t>Зберегти</w:t>
+                  </w:r>
+                  <w:r>
+                    <w:rPr>
+                      <w:lang w:val="en-US"/>
+                    </w:rPr>
+                    <w:t>”</w:t>
+                  </w:r>
+                </w:p>
               </w:tc>
               <w:tc>
                 <w:tcPr>
                   <w:tcW w:w="0" w:type="auto"/>
                 </w:tcPr>
-                <w:p/>
+                <w:p>
+                  <w:r>
+                    <w:t>Дані в таблиці оновлюються, автоматично встановлюється дата завершення, запис зберігається в JSON.</w:t>
+                  </w:r>
+                </w:p>
               </w:tc>
             </w:tr>
             <w:tr>
@@ -3044,25 +2871,79 @@
                 <w:tcPr>
                   <w:tcW w:w="0" w:type="auto"/>
                 </w:tcPr>
-                <w:p/>
+                <w:p>
+                  <w:r>
+                    <w:t>Перегляд особистої статистики</w:t>
+                  </w:r>
+                </w:p>
               </w:tc>
               <w:tc>
                 <w:tcPr>
                   <w:tcW w:w="0" w:type="auto"/>
                 </w:tcPr>
-                <w:p/>
+                <w:p>
+                  <w:r>
+                    <w:t>Користувач</w:t>
+                  </w:r>
+                </w:p>
               </w:tc>
               <w:tc>
                 <w:tcPr>
                   <w:tcW w:w="0" w:type="auto"/>
                 </w:tcPr>
-                <w:p/>
+                <w:p>
+                  <w:pPr>
+                    <w:rPr>
+                      <w:lang w:val="ru-RU"/>
+                    </w:rPr>
+                  </w:pPr>
+                  <w:r>
+                    <w:t>1</w:t>
+                  </w:r>
+                  <w:r>
+                    <w:t xml:space="preserve">. Перейти на вкладку </w:t>
+                  </w:r>
+                  <w:r>
+                    <w:rPr>
+                      <w:b/>
+                      <w:bCs/>
+                    </w:rPr>
+                    <w:t>«Статистика»</w:t>
+                  </w:r>
+                  <w:r>
+                    <w:t xml:space="preserve"> </w:t>
+                  </w:r>
+                </w:p>
+                <w:p>
+                  <w:pPr>
+                    <w:rPr>
+                      <w:lang w:val="ru-RU"/>
+                    </w:rPr>
+                  </w:pPr>
+                  <w:r>
+                    <w:rPr>
+                      <w:lang w:val="ru-RU"/>
+                    </w:rPr>
+                    <w:t>2. Ознайомитися з діаграмою розподілу типів медіа або середнім рейтингом.</w:t>
+                  </w:r>
+                </w:p>
+                <w:p>
+                  <w:pPr>
+                    <w:rPr>
+                      <w:lang w:val="ru-RU"/>
+                    </w:rPr>
+                  </w:pPr>
+                </w:p>
               </w:tc>
               <w:tc>
                 <w:tcPr>
                   <w:tcW w:w="0" w:type="auto"/>
                 </w:tcPr>
-                <w:p/>
+                <w:p>
+                  <w:r>
+                    <w:t>Користувач бачить візуалізовані дані про свою активність та кількість пройденого контенту.</w:t>
+                  </w:r>
+                </w:p>
               </w:tc>
             </w:tr>
             <w:tr>
@@ -3080,29 +2961,81 @@
                 <w:tcPr>
                   <w:tcW w:w="0" w:type="auto"/>
                 </w:tcPr>
-                <w:p/>
+                <w:p>
+                  <w:r>
+                    <w:t xml:space="preserve"> Експорт даних у CSV</w:t>
+                  </w:r>
+                </w:p>
               </w:tc>
               <w:tc>
                 <w:tcPr>
                   <w:tcW w:w="0" w:type="auto"/>
                 </w:tcPr>
-                <w:p/>
+                <w:p>
+                  <w:r>
+                    <w:t>Користувач</w:t>
+                  </w:r>
+                </w:p>
               </w:tc>
               <w:tc>
                 <w:tcPr>
                   <w:tcW w:w="0" w:type="auto"/>
                 </w:tcPr>
-                <w:p/>
+                <w:p>
+                  <w:pPr>
+                    <w:rPr>
+                      <w:lang w:val="en-US"/>
+                    </w:rPr>
+                  </w:pPr>
+                  <w:r>
+                    <w:t xml:space="preserve">1. Натиснути кнопку експортувати </w:t>
+                  </w:r>
+                  <w:r>
+                    <w:rPr>
+                      <w:lang w:val="ru-RU"/>
+                    </w:rPr>
+                    <w:t xml:space="preserve">у </w:t>
+                  </w:r>
+                  <w:r>
+                    <w:rPr>
+                      <w:lang w:val="en-US"/>
+                    </w:rPr>
+                    <w:t>CSV</w:t>
+                  </w:r>
+                </w:p>
+                <w:p>
+                  <w:r>
+                    <w:rPr>
+                      <w:lang w:val="ru-RU"/>
+                    </w:rPr>
+                    <w:t xml:space="preserve">2. </w:t>
+                  </w:r>
+                  <w:r>
+                    <w:t>Обрати локацію розташування та надати ім</w:t>
+                  </w:r>
+                  <w:r>
+                    <w:rPr>
+                      <w:lang w:val="ru-RU"/>
+                    </w:rPr>
+                    <w:t>’</w:t>
+                  </w:r>
+                  <w:r>
+                    <w:t>я файлу</w:t>
+                  </w:r>
+                </w:p>
               </w:tc>
               <w:tc>
                 <w:tcPr>
                   <w:tcW w:w="0" w:type="auto"/>
                 </w:tcPr>
-                <w:p/>
+                <w:p>
+                  <w:r>
+                    <w:t>Програма створює файл, який можна відкрити в Excel, та виводить повідомлення про успішне завершення.</w:t>
+                  </w:r>
+                </w:p>
               </w:tc>
             </w:tr>
           </w:tbl>
-          <w:p/>
           <w:p/>
         </w:tc>
       </w:tr>
@@ -3114,7 +3047,7 @@
           </w:tcPr>
           <w:p>
             <w:pPr>
-              <w:pStyle w:val="1"/>
+              <w:pStyle w:val="Heading1"/>
               <w:rPr>
                 <w:lang w:val="pl-PL"/>
               </w:rPr>
@@ -3171,7 +3104,6 @@
               <w:rPr>
                 <w:b/>
               </w:rPr>
-              <w:lastRenderedPageBreak/>
               <w:t>Функціональні в</w:t>
             </w:r>
             <w:r>
@@ -3183,7 +3115,7 @@
           </w:p>
           <w:p>
             <w:pPr>
-              <w:pStyle w:val="af0"/>
+              <w:pStyle w:val="ListParagraph"/>
               <w:numPr>
                 <w:ilvl w:val="0"/>
                 <w:numId w:val="8"/>
@@ -3194,31 +3126,31 @@
             </w:r>
             <w:r>
               <w:rPr>
-                <w:rStyle w:val="af3"/>
+                <w:rStyle w:val="Strong"/>
               </w:rPr>
               <w:t>6</w:t>
             </w:r>
             <w:r>
               <w:rPr>
-                <w:rStyle w:val="af3"/>
+                <w:rStyle w:val="Strong"/>
               </w:rPr>
               <w:t>–</w:t>
             </w:r>
             <w:r>
               <w:rPr>
-                <w:rStyle w:val="af3"/>
+                <w:rStyle w:val="Strong"/>
               </w:rPr>
               <w:t xml:space="preserve">10 </w:t>
             </w:r>
             <w:r>
               <w:rPr>
-                <w:rStyle w:val="af3"/>
+                <w:rStyle w:val="Strong"/>
               </w:rPr>
               <w:t xml:space="preserve">функціональних </w:t>
             </w:r>
             <w:r>
               <w:rPr>
-                <w:rStyle w:val="af3"/>
+                <w:rStyle w:val="Strong"/>
               </w:rPr>
               <w:t>вимог</w:t>
             </w:r>
@@ -3228,7 +3160,7 @@
           </w:p>
           <w:p>
             <w:pPr>
-              <w:pStyle w:val="af0"/>
+              <w:pStyle w:val="ListParagraph"/>
               <w:numPr>
                 <w:ilvl w:val="0"/>
                 <w:numId w:val="8"/>
@@ -3240,7 +3172,7 @@
           </w:p>
           <w:p>
             <w:pPr>
-              <w:pStyle w:val="af0"/>
+              <w:pStyle w:val="ListParagraph"/>
               <w:numPr>
                 <w:ilvl w:val="1"/>
                 <w:numId w:val="8"/>
@@ -3270,19 +3202,20 @@
           </w:p>
           <w:p>
             <w:pPr>
-              <w:pStyle w:val="af0"/>
+              <w:pStyle w:val="ListParagraph"/>
               <w:numPr>
                 <w:ilvl w:val="1"/>
                 <w:numId w:val="8"/>
               </w:numPr>
             </w:pPr>
             <w:r>
+              <w:lastRenderedPageBreak/>
               <w:t>назву вимоги;</w:t>
             </w:r>
           </w:p>
           <w:p>
             <w:pPr>
-              <w:pStyle w:val="af0"/>
+              <w:pStyle w:val="ListParagraph"/>
               <w:numPr>
                 <w:ilvl w:val="1"/>
                 <w:numId w:val="8"/>
@@ -3300,7 +3233,7 @@
           </w:p>
           <w:p>
             <w:pPr>
-              <w:pStyle w:val="af0"/>
+              <w:pStyle w:val="ListParagraph"/>
               <w:numPr>
                 <w:ilvl w:val="1"/>
                 <w:numId w:val="8"/>
@@ -3308,14 +3241,14 @@
             </w:pPr>
             <w:r>
               <w:rPr>
-                <w:rStyle w:val="af3"/>
+                <w:rStyle w:val="Strong"/>
                 <w:b w:val="0"/>
               </w:rPr>
               <w:t>пріоритет</w:t>
             </w:r>
             <w:r>
               <w:rPr>
-                <w:rStyle w:val="af3"/>
+                <w:rStyle w:val="Strong"/>
                 <w:b w:val="0"/>
                 <w:lang w:val="pl-PL"/>
               </w:rPr>
@@ -3323,14 +3256,14 @@
             </w:r>
             <w:r>
               <w:rPr>
-                <w:rStyle w:val="af3"/>
+                <w:rStyle w:val="Strong"/>
                 <w:b w:val="0"/>
               </w:rPr>
               <w:t>(</w:t>
             </w:r>
             <w:r>
               <w:rPr>
-                <w:rStyle w:val="af3"/>
+                <w:rStyle w:val="Strong"/>
                 <w:b w:val="0"/>
                 <w:lang w:val="en-US"/>
               </w:rPr>
@@ -3338,7 +3271,7 @@
             </w:r>
             <w:r>
               <w:rPr>
-                <w:rStyle w:val="af3"/>
+                <w:rStyle w:val="Strong"/>
                 <w:b w:val="0"/>
               </w:rPr>
               <w:t>)</w:t>
@@ -3349,7 +3282,7 @@
           </w:p>
           <w:p>
             <w:pPr>
-              <w:pStyle w:val="af0"/>
+              <w:pStyle w:val="ListParagraph"/>
               <w:numPr>
                 <w:ilvl w:val="0"/>
                 <w:numId w:val="8"/>
@@ -3360,7 +3293,7 @@
             </w:r>
             <w:r>
               <w:rPr>
-                <w:rStyle w:val="af3"/>
+                <w:rStyle w:val="Strong"/>
               </w:rPr>
               <w:t>можливості системи</w:t>
             </w:r>
@@ -3384,7 +3317,7 @@
           </w:p>
           <w:p>
             <w:pPr>
-              <w:pStyle w:val="af0"/>
+              <w:pStyle w:val="ListParagraph"/>
               <w:numPr>
                 <w:ilvl w:val="0"/>
                 <w:numId w:val="8"/>
@@ -3395,13 +3328,13 @@
             </w:r>
             <w:r>
               <w:rPr>
-                <w:rStyle w:val="af3"/>
+                <w:rStyle w:val="Strong"/>
               </w:rPr>
               <w:t>3–</w:t>
             </w:r>
             <w:r>
               <w:rPr>
-                <w:rStyle w:val="af3"/>
+                <w:rStyle w:val="Strong"/>
               </w:rPr>
               <w:t>5 нефункціональних вимог</w:t>
             </w:r>
@@ -3411,7 +3344,7 @@
           </w:p>
           <w:p>
             <w:pPr>
-              <w:pStyle w:val="af0"/>
+              <w:pStyle w:val="ListParagraph"/>
               <w:numPr>
                 <w:ilvl w:val="0"/>
                 <w:numId w:val="8"/>
@@ -3423,7 +3356,7 @@
           </w:p>
           <w:p>
             <w:pPr>
-              <w:pStyle w:val="af0"/>
+              <w:pStyle w:val="ListParagraph"/>
               <w:numPr>
                 <w:ilvl w:val="1"/>
                 <w:numId w:val="8"/>
@@ -3453,7 +3386,7 @@
           </w:p>
           <w:p>
             <w:pPr>
-              <w:pStyle w:val="af0"/>
+              <w:pStyle w:val="ListParagraph"/>
               <w:numPr>
                 <w:ilvl w:val="1"/>
                 <w:numId w:val="8"/>
@@ -3465,7 +3398,7 @@
           </w:p>
           <w:p>
             <w:pPr>
-              <w:pStyle w:val="af0"/>
+              <w:pStyle w:val="ListParagraph"/>
               <w:numPr>
                 <w:ilvl w:val="1"/>
                 <w:numId w:val="8"/>
@@ -3483,7 +3416,7 @@
           </w:p>
           <w:p>
             <w:pPr>
-              <w:pStyle w:val="af0"/>
+              <w:pStyle w:val="ListParagraph"/>
               <w:numPr>
                 <w:ilvl w:val="1"/>
                 <w:numId w:val="8"/>
@@ -3491,36 +3424,26 @@
             </w:pPr>
             <w:r>
               <w:rPr>
-                <w:rStyle w:val="af3"/>
+                <w:rStyle w:val="Strong"/>
                 <w:b w:val="0"/>
               </w:rPr>
               <w:t>пріоритет</w:t>
             </w:r>
             <w:r>
               <w:rPr>
-                <w:rStyle w:val="af3"/>
+                <w:rStyle w:val="Strong"/>
                 <w:b w:val="0"/>
                 <w:lang w:val="pl-PL"/>
               </w:rPr>
-              <w:t xml:space="preserve"> High / Medium / </w:t>
-            </w:r>
-            <w:proofErr w:type="spellStart"/>
-            <w:r>
-              <w:rPr>
-                <w:rStyle w:val="af3"/>
-                <w:b w:val="0"/>
-                <w:lang w:val="pl-PL"/>
-              </w:rPr>
-              <w:t>Low</w:t>
-            </w:r>
-            <w:proofErr w:type="spellEnd"/>
+              <w:t xml:space="preserve"> High / Medium / Low</w:t>
+            </w:r>
             <w:r>
               <w:t>;</w:t>
             </w:r>
           </w:p>
           <w:p>
             <w:pPr>
-              <w:pStyle w:val="af0"/>
+              <w:pStyle w:val="ListParagraph"/>
               <w:numPr>
                 <w:ilvl w:val="0"/>
                 <w:numId w:val="8"/>
@@ -3538,7 +3461,7 @@
           </w:p>
           <w:p>
             <w:pPr>
-              <w:pStyle w:val="af0"/>
+              <w:pStyle w:val="ListParagraph"/>
               <w:numPr>
                 <w:ilvl w:val="0"/>
                 <w:numId w:val="8"/>
@@ -3549,7 +3472,7 @@
             </w:r>
             <w:r>
               <w:rPr>
-                <w:rStyle w:val="af3"/>
+                <w:rStyle w:val="Strong"/>
                 <w:b w:val="0"/>
               </w:rPr>
               <w:t>вимірюваними</w:t>
@@ -3573,7 +3496,7 @@
           </w:p>
           <w:p>
             <w:pPr>
-              <w:pStyle w:val="af0"/>
+              <w:pStyle w:val="ListParagraph"/>
               <w:numPr>
                 <w:ilvl w:val="0"/>
                 <w:numId w:val="28"/>
@@ -3605,7 +3528,7 @@
           </w:p>
           <w:tbl>
             <w:tblPr>
-              <w:tblStyle w:val="aa"/>
+              <w:tblStyle w:val="TableGrid"/>
               <w:tblW w:w="5000" w:type="pct"/>
               <w:tblLook w:val="04A0" w:firstRow="1" w:lastRow="0" w:firstColumn="1" w:lastColumn="0" w:noHBand="0" w:noVBand="1"/>
             </w:tblPr>
@@ -3734,7 +3657,7 @@
                 </w:tcPr>
                 <w:p>
                   <w:r>
-                    <w:t>Користувач може додати новий запис до списку</w:t>
+                    <w:t>Користувач може додати новий медіа-об'єкт (книга, манґа, аніме) з описом та роком випуску</w:t>
                   </w:r>
                 </w:p>
               </w:tc>
@@ -3744,9 +3667,6 @@
                 </w:tcPr>
                 <w:p>
                   <w:r>
-                    <w:rPr>
-                      <w:lang w:val="en-US"/>
-                    </w:rPr>
                     <w:t>High</w:t>
                   </w:r>
                 </w:p>
@@ -3779,6 +3699,9 @@
                       <w:lang w:val="ru-RU"/>
                     </w:rPr>
                   </w:pPr>
+                  <w:r>
+                    <w:t>Редагування</w:t>
+                  </w:r>
                 </w:p>
               </w:tc>
               <w:tc>
@@ -3791,6 +3714,9 @@
                       <w:lang w:val="ru-RU"/>
                     </w:rPr>
                   </w:pPr>
+                  <w:r>
+                    <w:t>Можливість змінювати будь-які поля існуючого запису через діалогове вікно.</w:t>
+                  </w:r>
                 </w:p>
               </w:tc>
               <w:tc>
@@ -3798,11 +3724,12 @@
                   <w:tcW w:w="699" w:type="pct"/>
                 </w:tcPr>
                 <w:p>
-                  <w:pPr>
-                    <w:rPr>
-                      <w:lang w:val="ru-RU"/>
-                    </w:rPr>
-                  </w:pPr>
+                  <w:r>
+                    <w:rPr>
+                      <w:lang w:val="en-US"/>
+                    </w:rPr>
+                    <w:t>High</w:t>
+                  </w:r>
                 </w:p>
               </w:tc>
             </w:tr>
@@ -3833,6 +3760,9 @@
                       <w:lang w:val="ru-RU"/>
                     </w:rPr>
                   </w:pPr>
+                  <w:r>
+                    <w:t>Видалення</w:t>
+                  </w:r>
                 </w:p>
               </w:tc>
               <w:tc>
@@ -3845,6 +3775,9 @@
                       <w:lang w:val="ru-RU"/>
                     </w:rPr>
                   </w:pPr>
+                  <w:r>
+                    <w:t>Користувач може видалити запис із бази з обов'язковим підтвердженням дії.</w:t>
+                  </w:r>
                 </w:p>
               </w:tc>
               <w:tc>
@@ -3854,9 +3787,15 @@
                 <w:p>
                   <w:pPr>
                     <w:rPr>
-                      <w:lang w:val="ru-RU"/>
+                      <w:lang w:val="en-US"/>
                     </w:rPr>
                   </w:pPr>
+                  <w:r>
+                    <w:rPr>
+                      <w:lang w:val="en-US"/>
+                    </w:rPr>
+                    <w:t>High</w:t>
+                  </w:r>
                 </w:p>
               </w:tc>
             </w:tr>
@@ -3887,6 +3826,9 @@
                       <w:lang w:val="ru-RU"/>
                     </w:rPr>
                   </w:pPr>
+                  <w:r>
+                    <w:t>Оцінювання</w:t>
+                  </w:r>
                 </w:p>
               </w:tc>
               <w:tc>
@@ -3899,6 +3841,9 @@
                       <w:lang w:val="ru-RU"/>
                     </w:rPr>
                   </w:pPr>
+                  <w:r>
+                    <w:t>Система дозволяє виставляти рейтинг від 1 до 10 для кожного елемента колекції.</w:t>
+                  </w:r>
                 </w:p>
               </w:tc>
               <w:tc>
@@ -3908,9 +3853,15 @@
                 <w:p>
                   <w:pPr>
                     <w:rPr>
-                      <w:lang w:val="ru-RU"/>
+                      <w:lang w:val="en-US"/>
                     </w:rPr>
                   </w:pPr>
+                  <w:r>
+                    <w:rPr>
+                      <w:lang w:val="en-US"/>
+                    </w:rPr>
+                    <w:t>High</w:t>
+                  </w:r>
                 </w:p>
               </w:tc>
             </w:tr>
@@ -3941,6 +3892,9 @@
                       <w:lang w:val="ru-RU"/>
                     </w:rPr>
                   </w:pPr>
+                  <w:r>
+                    <w:t>Управління статусом</w:t>
+                  </w:r>
                 </w:p>
               </w:tc>
               <w:tc>
@@ -3953,6 +3907,9 @@
                       <w:lang w:val="ru-RU"/>
                     </w:rPr>
                   </w:pPr>
+                  <w:r>
+                    <w:t>Зміна стану (Переглянуто, В процесі тощо) з автоматичною фіксацією дати завершення.</w:t>
+                  </w:r>
                 </w:p>
               </w:tc>
               <w:tc>
@@ -3965,6 +3922,9 @@
                       <w:lang w:val="ru-RU"/>
                     </w:rPr>
                   </w:pPr>
+                  <w:r>
+                    <w:t>High</w:t>
+                  </w:r>
                 </w:p>
               </w:tc>
             </w:tr>
@@ -3995,6 +3955,9 @@
                       <w:lang w:val="ru-RU"/>
                     </w:rPr>
                   </w:pPr>
+                  <w:r>
+                    <w:t>Пошук та фільтрація</w:t>
+                  </w:r>
                 </w:p>
               </w:tc>
               <w:tc>
@@ -4007,6 +3970,9 @@
                       <w:lang w:val="ru-RU"/>
                     </w:rPr>
                   </w:pPr>
+                  <w:r>
+                    <w:t>Швидкий пошук за назвою та відсів записів за типом медіа або жанром.</w:t>
+                  </w:r>
                 </w:p>
               </w:tc>
               <w:tc>
@@ -4016,9 +3982,15 @@
                 <w:p>
                   <w:pPr>
                     <w:rPr>
-                      <w:lang w:val="ru-RU"/>
+                      <w:lang w:val="en-US"/>
                     </w:rPr>
                   </w:pPr>
+                  <w:r>
+                    <w:rPr>
+                      <w:lang w:val="en-US"/>
+                    </w:rPr>
+                    <w:t>Medium</w:t>
+                  </w:r>
                 </w:p>
               </w:tc>
             </w:tr>
@@ -4049,6 +4021,9 @@
                       <w:lang w:val="ru-RU"/>
                     </w:rPr>
                   </w:pPr>
+                  <w:r>
+                    <w:t>Статистика</w:t>
+                  </w:r>
                 </w:p>
               </w:tc>
               <w:tc>
@@ -4061,6 +4036,9 @@
                       <w:lang w:val="ru-RU"/>
                     </w:rPr>
                   </w:pPr>
+                  <w:r>
+                    <w:t>Генерація звітів про кількість контенту, середній рейтинг та розподіл за категоріями.</w:t>
+                  </w:r>
                 </w:p>
               </w:tc>
               <w:tc>
@@ -4070,9 +4048,15 @@
                 <w:p>
                   <w:pPr>
                     <w:rPr>
-                      <w:lang w:val="ru-RU"/>
+                      <w:lang w:val="en-US"/>
                     </w:rPr>
                   </w:pPr>
+                  <w:r>
+                    <w:rPr>
+                      <w:lang w:val="en-US"/>
+                    </w:rPr>
+                    <w:t>Medium</w:t>
+                  </w:r>
                 </w:p>
               </w:tc>
             </w:tr>
@@ -4103,6 +4087,9 @@
                       <w:lang w:val="ru-RU"/>
                     </w:rPr>
                   </w:pPr>
+                  <w:r>
+                    <w:t>Експорт у CSV</w:t>
+                  </w:r>
                 </w:p>
               </w:tc>
               <w:tc>
@@ -4115,6 +4102,9 @@
                       <w:lang w:val="ru-RU"/>
                     </w:rPr>
                   </w:pPr>
+                  <w:r>
+                    <w:t>Можливість вивантажити всю локальну базу або результати пошуку в окремий файл табличного формату.</w:t>
+                  </w:r>
                 </w:p>
               </w:tc>
               <w:tc>
@@ -4127,6 +4117,9 @@
                       <w:lang w:val="ru-RU"/>
                     </w:rPr>
                   </w:pPr>
+                  <w:r>
+                    <w:t>Low</w:t>
+                  </w:r>
                 </w:p>
               </w:tc>
             </w:tr>
@@ -4172,7 +4165,7 @@
                     </w:rPr>
                   </w:pPr>
                   <w:r>
-                    <w:t>Основні операції (додавання, редагування, видалення) виконуються не довше ніж за 1 секунду.</w:t>
+                    <w:t>Основні операції (пошук, фільтрація) виконуються не довше ніж за 1 секунду на базі до 1000 записів.</w:t>
                   </w:r>
                 </w:p>
               </w:tc>
@@ -4216,6 +4209,9 @@
                       <w:lang w:val="ru-RU"/>
                     </w:rPr>
                   </w:pPr>
+                  <w:r>
+                    <w:t>Автономність</w:t>
+                  </w:r>
                 </w:p>
               </w:tc>
               <w:tc>
@@ -4228,6 +4224,9 @@
                       <w:lang w:val="ru-RU"/>
                     </w:rPr>
                   </w:pPr>
+                  <w:r>
+                    <w:t>Програма повинна працювати повністю офлайн, зберігаючи дані в локальний файл JSON.</w:t>
+                  </w:r>
                 </w:p>
               </w:tc>
               <w:tc>
@@ -4240,6 +4239,9 @@
                       <w:lang w:val="ru-RU"/>
                     </w:rPr>
                   </w:pPr>
+                  <w:r>
+                    <w:t>High</w:t>
+                  </w:r>
                 </w:p>
               </w:tc>
             </w:tr>
@@ -4264,6 +4266,9 @@
                       <w:lang w:val="ru-RU"/>
                     </w:rPr>
                   </w:pPr>
+                  <w:r>
+                    <w:t>Мультимовність</w:t>
+                  </w:r>
                 </w:p>
               </w:tc>
               <w:tc>
@@ -4276,6 +4281,9 @@
                       <w:lang w:val="ru-RU"/>
                     </w:rPr>
                   </w:pPr>
+                  <w:r>
+                    <w:t>Підтримка перемикання інтерфейсу між українською та англійською мовами в реальному часі.</w:t>
+                  </w:r>
                 </w:p>
               </w:tc>
               <w:tc>
@@ -4288,6 +4296,9 @@
                       <w:lang w:val="ru-RU"/>
                     </w:rPr>
                   </w:pPr>
+                  <w:r>
+                    <w:t>Medium</w:t>
+                  </w:r>
                 </w:p>
               </w:tc>
             </w:tr>
@@ -4312,6 +4323,9 @@
                       <w:lang w:val="ru-RU"/>
                     </w:rPr>
                   </w:pPr>
+                  <w:r>
+                    <w:t>Нативність</w:t>
+                  </w:r>
                 </w:p>
               </w:tc>
               <w:tc>
@@ -4321,9 +4335,12 @@
                 <w:p>
                   <w:pPr>
                     <w:rPr>
-                      <w:lang w:val="ru-RU"/>
+                      <w:lang w:val="en-US"/>
                     </w:rPr>
                   </w:pPr>
+                  <w:r>
+                    <w:t xml:space="preserve">Використання виключно стандартної бібліотеки Python (Tkinter) без інсталяції сторонніх пакетів </w:t>
+                  </w:r>
                 </w:p>
               </w:tc>
               <w:tc>
@@ -4333,20 +4350,19 @@
                 <w:p>
                   <w:pPr>
                     <w:rPr>
-                      <w:lang w:val="ru-RU"/>
+                      <w:lang w:val="en-US"/>
                     </w:rPr>
                   </w:pPr>
+                  <w:r>
+                    <w:rPr>
+                      <w:lang w:val="en-US"/>
+                    </w:rPr>
+                    <w:t>High</w:t>
+                  </w:r>
                 </w:p>
               </w:tc>
             </w:tr>
           </w:tbl>
-          <w:p>
-            <w:pPr>
-              <w:rPr>
-                <w:lang w:val="pl-PL"/>
-              </w:rPr>
-            </w:pPr>
-          </w:p>
           <w:p>
             <w:pPr>
               <w:rPr>
@@ -4364,12 +4380,13 @@
           </w:tcPr>
           <w:p>
             <w:pPr>
-              <w:pStyle w:val="1"/>
+              <w:pStyle w:val="Heading1"/>
               <w:rPr>
                 <w:lang w:val="pl-PL"/>
               </w:rPr>
             </w:pPr>
             <w:r>
+              <w:lastRenderedPageBreak/>
               <w:t>6</w:t>
             </w:r>
             <w:r>
@@ -4420,19 +4437,18 @@
           </w:p>
           <w:p>
             <w:pPr>
-              <w:pStyle w:val="af0"/>
+              <w:pStyle w:val="ListParagraph"/>
               <w:numPr>
                 <w:ilvl w:val="0"/>
                 <w:numId w:val="29"/>
               </w:numPr>
             </w:pPr>
             <w:r>
-              <w:lastRenderedPageBreak/>
               <w:t xml:space="preserve">розглянути </w:t>
             </w:r>
             <w:r>
               <w:rPr>
-                <w:rStyle w:val="af3"/>
+                <w:rStyle w:val="Strong"/>
               </w:rPr>
               <w:t>2–3 програмні продукти</w:t>
             </w:r>
@@ -4442,7 +4458,7 @@
           </w:p>
           <w:p>
             <w:pPr>
-              <w:pStyle w:val="af0"/>
+              <w:pStyle w:val="ListParagraph"/>
               <w:numPr>
                 <w:ilvl w:val="0"/>
                 <w:numId w:val="29"/>
@@ -4457,7 +4473,7 @@
           </w:p>
           <w:p>
             <w:pPr>
-              <w:pStyle w:val="af0"/>
+              <w:pStyle w:val="ListParagraph"/>
               <w:numPr>
                 <w:ilvl w:val="1"/>
                 <w:numId w:val="29"/>
@@ -4475,7 +4491,7 @@
           </w:p>
           <w:p>
             <w:pPr>
-              <w:pStyle w:val="af0"/>
+              <w:pStyle w:val="ListParagraph"/>
               <w:numPr>
                 <w:ilvl w:val="1"/>
                 <w:numId w:val="29"/>
@@ -4490,7 +4506,7 @@
           </w:p>
           <w:p>
             <w:pPr>
-              <w:pStyle w:val="af0"/>
+              <w:pStyle w:val="ListParagraph"/>
               <w:numPr>
                 <w:ilvl w:val="1"/>
                 <w:numId w:val="29"/>
@@ -4505,7 +4521,7 @@
           </w:p>
           <w:p>
             <w:pPr>
-              <w:pStyle w:val="af0"/>
+              <w:pStyle w:val="ListParagraph"/>
               <w:numPr>
                 <w:ilvl w:val="1"/>
                 <w:numId w:val="29"/>
@@ -4520,7 +4536,7 @@
           </w:p>
           <w:p>
             <w:pPr>
-              <w:pStyle w:val="af0"/>
+              <w:pStyle w:val="ListParagraph"/>
               <w:numPr>
                 <w:ilvl w:val="0"/>
                 <w:numId w:val="29"/>
@@ -4560,7 +4576,7 @@
           </w:p>
           <w:p>
             <w:pPr>
-              <w:pStyle w:val="af0"/>
+              <w:pStyle w:val="ListParagraph"/>
               <w:numPr>
                 <w:ilvl w:val="0"/>
                 <w:numId w:val="29"/>
@@ -4572,42 +4588,26 @@
           </w:p>
           <w:p>
             <w:pPr>
-              <w:pStyle w:val="af0"/>
+              <w:pStyle w:val="ListParagraph"/>
               <w:numPr>
                 <w:ilvl w:val="0"/>
                 <w:numId w:val="29"/>
               </w:numPr>
             </w:pPr>
             <w:r>
-              <w:t xml:space="preserve">не допускається аналіз мов програмування, </w:t>
-            </w:r>
-            <w:proofErr w:type="spellStart"/>
-            <w:r>
-              <w:t>фреймворків</w:t>
-            </w:r>
-            <w:proofErr w:type="spellEnd"/>
-            <w:r>
-              <w:t xml:space="preserve"> або бібліотек;</w:t>
-            </w:r>
-          </w:p>
-          <w:p>
-            <w:pPr>
-              <w:pStyle w:val="af0"/>
+              <w:t>не допускається аналіз мов програмування, фреймворків або бібліотек;</w:t>
+            </w:r>
+          </w:p>
+          <w:p>
+            <w:pPr>
+              <w:pStyle w:val="ListParagraph"/>
               <w:numPr>
                 <w:ilvl w:val="0"/>
                 <w:numId w:val="29"/>
               </w:numPr>
             </w:pPr>
             <w:r>
-              <w:t xml:space="preserve">забороняється використовувати підручники або технічну документацію мови програмування </w:t>
-            </w:r>
-            <w:proofErr w:type="spellStart"/>
-            <w:r>
-              <w:t>Python</w:t>
-            </w:r>
-            <w:proofErr w:type="spellEnd"/>
-            <w:r>
-              <w:t xml:space="preserve"> як джерело для аналізу аналогів.</w:t>
+              <w:t>забороняється використовувати підручники або технічну документацію мови програмування Python як джерело для аналізу аналогів.</w:t>
             </w:r>
           </w:p>
           <w:p>
@@ -4625,7 +4625,7 @@
           </w:p>
           <w:p>
             <w:pPr>
-              <w:pStyle w:val="af0"/>
+              <w:pStyle w:val="ListParagraph"/>
               <w:numPr>
                 <w:ilvl w:val="0"/>
                 <w:numId w:val="29"/>
@@ -4643,7 +4643,7 @@
           </w:p>
           <w:p>
             <w:pPr>
-              <w:pStyle w:val="af0"/>
+              <w:pStyle w:val="ListParagraph"/>
               <w:numPr>
                 <w:ilvl w:val="0"/>
                 <w:numId w:val="29"/>
@@ -4669,15 +4669,15 @@
           </w:p>
           <w:tbl>
             <w:tblPr>
-              <w:tblStyle w:val="aa"/>
+              <w:tblStyle w:val="TableGrid"/>
               <w:tblW w:w="0" w:type="auto"/>
               <w:tblLook w:val="04A0" w:firstRow="1" w:lastRow="0" w:firstColumn="1" w:lastColumn="0" w:noHBand="0" w:noVBand="1"/>
             </w:tblPr>
             <w:tblGrid>
               <w:gridCol w:w="458"/>
-              <w:gridCol w:w="950"/>
-              <w:gridCol w:w="4934"/>
-              <w:gridCol w:w="3285"/>
+              <w:gridCol w:w="1671"/>
+              <w:gridCol w:w="3790"/>
+              <w:gridCol w:w="3708"/>
             </w:tblGrid>
             <w:tr>
               <w:tc>
@@ -4802,48 +4802,46 @@
                       <w:lang w:val="ru-RU"/>
                     </w:rPr>
                   </w:pPr>
-                  <w:proofErr w:type="spellStart"/>
-                  <w:r>
+                  <w:r>
+                    <w:t>MyAnimeList (MAL)</w:t>
+                  </w:r>
+                </w:p>
+              </w:tc>
+              <w:tc>
+                <w:tcPr>
+                  <w:tcW w:w="0" w:type="auto"/>
+                </w:tcPr>
+                <w:p>
+                  <w:pPr>
+                    <w:rPr>
+                      <w:lang w:val="pl-PL"/>
+                    </w:rPr>
+                  </w:pPr>
+                  <w:r>
+                    <w:t xml:space="preserve">Один з найбільших сервісів для відстеження аніме та манґи. Дозволяє створювати списки, ставити оцінки та переглядати детальну статистику пройденого. </w:t>
+                  </w:r>
+                  <w:hyperlink r:id="rId9" w:tgtFrame="_blank" w:history="1">
+                    <w:r>
+                      <w:rPr>
+                        <w:rStyle w:val="Hyperlink"/>
+                      </w:rPr>
+                      <w:t>myanimelist.net</w:t>
+                    </w:r>
+                  </w:hyperlink>
+                </w:p>
+              </w:tc>
+              <w:tc>
+                <w:tcPr>
+                  <w:tcW w:w="0" w:type="auto"/>
+                </w:tcPr>
+                <w:p>
+                  <w:pPr>
                     <w:rPr>
                       <w:lang w:val="ru-RU"/>
                     </w:rPr>
-                    <w:t>Todoist</w:t>
-                  </w:r>
-                  <w:proofErr w:type="spellEnd"/>
-                </w:p>
-              </w:tc>
-              <w:tc>
-                <w:tcPr>
-                  <w:tcW w:w="0" w:type="auto"/>
-                </w:tcPr>
-                <w:p>
-                  <w:r>
-                    <w:t>Десктопний і веб-додаток для керування завданнями. Дозволяє створювати задачі, організовувати їх у проєкти, встановлювати пріоритети та нагадування.</w:t>
-                  </w:r>
-                </w:p>
-                <w:p>
-                  <w:pPr>
-                    <w:rPr>
-                      <w:lang w:val="pl-PL"/>
-                    </w:rPr>
                   </w:pPr>
                   <w:r>
-                    <w:t>https://todoist.com</w:t>
-                  </w:r>
-                </w:p>
-              </w:tc>
-              <w:tc>
-                <w:tcPr>
-                  <w:tcW w:w="0" w:type="auto"/>
-                </w:tcPr>
-                <w:p>
-                  <w:pPr>
-                    <w:rPr>
-                      <w:lang w:val="ru-RU"/>
-                    </w:rPr>
-                  </w:pPr>
-                  <w:r>
-                    <w:t>Частина функцій доступна лише у платній версії; інтерфейс може бути складним для початківців.</w:t>
+                    <w:t xml:space="preserve">Один з найбільших сервісів для відстеження аніме та манґи. Дозволяє створювати списки, ставити оцінки та переглядати детальну статистику пройденого. </w:t>
                   </w:r>
                 </w:p>
               </w:tc>
@@ -4877,6 +4875,9 @@
                       <w:lang w:val="ru-RU"/>
                     </w:rPr>
                   </w:pPr>
+                  <w:r>
+                    <w:t>Goodreads</w:t>
+                  </w:r>
                 </w:p>
               </w:tc>
               <w:tc>
@@ -4889,6 +4890,17 @@
                       <w:lang w:val="ru-RU"/>
                     </w:rPr>
                   </w:pPr>
+                  <w:r>
+                    <w:t xml:space="preserve">Популярна платформа для книголюбів. Дозволяє вести облік прочитаних книг, формувати плани на майбутнє та аналізувати кількість сторінок за рік. </w:t>
+                  </w:r>
+                  <w:hyperlink r:id="rId10" w:tgtFrame="_blank" w:history="1">
+                    <w:r>
+                      <w:rPr>
+                        <w:rStyle w:val="Hyperlink"/>
+                      </w:rPr>
+                      <w:t>goodreads.com</w:t>
+                    </w:r>
+                  </w:hyperlink>
                 </w:p>
               </w:tc>
               <w:tc>
@@ -4901,6 +4913,9 @@
                       <w:lang w:val="ru-RU"/>
                     </w:rPr>
                   </w:pPr>
+                  <w:r>
+                    <w:t>Застарілий інтерфейс; відсутність зручного функціоналу для трекінгу серіалів або аніме; неможливість роботи офлайн.</w:t>
+                  </w:r>
                 </w:p>
               </w:tc>
             </w:tr>
@@ -4933,6 +4948,9 @@
                       <w:lang w:val="ru-RU"/>
                     </w:rPr>
                   </w:pPr>
+                  <w:r>
+                    <w:t>GCstar</w:t>
+                  </w:r>
                 </w:p>
               </w:tc>
               <w:tc>
@@ -4945,6 +4963,17 @@
                       <w:lang w:val="ru-RU"/>
                     </w:rPr>
                   </w:pPr>
+                  <w:r>
+                    <w:t xml:space="preserve">Офлайн-менеджер колекцій з відкритим кодом. Дозволяє керувати базами даних фільмів, книг, ігор та іншого медіа на локальному комп'ютері. </w:t>
+                  </w:r>
+                  <w:hyperlink r:id="rId11" w:tgtFrame="_blank" w:history="1">
+                    <w:r>
+                      <w:rPr>
+                        <w:rStyle w:val="Hyperlink"/>
+                      </w:rPr>
+                      <w:t>gcstar.org</w:t>
+                    </w:r>
+                  </w:hyperlink>
                 </w:p>
               </w:tc>
               <w:tc>
@@ -4957,17 +4986,111 @@
                       <w:lang w:val="ru-RU"/>
                     </w:rPr>
                   </w:pPr>
+                  <w:r>
+                    <w:t>Складний процес встановлення та налаштування; перевантажений інтерфейс з великою кількістю зайвих полів; візуальний стиль виглядає застарілим.</w:t>
+                  </w:r>
                 </w:p>
               </w:tc>
             </w:tr>
           </w:tbl>
-          <w:p/>
+          <w:p>
+            <w:r>
+              <w:rPr>
+                <w:b/>
+                <w:bCs/>
+              </w:rPr>
+              <w:t>Висновки:</w:t>
+            </w:r>
+            <w:r>
+              <w:t xml:space="preserve"> </w:t>
+            </w:r>
+          </w:p>
+          <w:p>
+            <w:r>
+              <w:t>Проаналізувавши існуючі рішення, я зрозумів</w:t>
+            </w:r>
+            <w:r>
+              <w:t xml:space="preserve"> сервіси</w:t>
+            </w:r>
+            <w:r>
+              <w:t xml:space="preserve"> </w:t>
+            </w:r>
+            <w:r>
+              <w:rPr>
+                <w:b/>
+                <w:bCs/>
+                <w:lang w:val="en-US"/>
+              </w:rPr>
+              <w:t>MyAnimeList</w:t>
+            </w:r>
+            <w:r>
+              <w:t xml:space="preserve">, </w:t>
+            </w:r>
+            <w:r>
+              <w:rPr>
+                <w:b/>
+                <w:bCs/>
+                <w:lang w:val="en-US"/>
+              </w:rPr>
+              <w:t>Goodreads</w:t>
+            </w:r>
+            <w:r>
+              <w:t xml:space="preserve"> та </w:t>
+            </w:r>
+            <w:r>
+              <w:rPr>
+                <w:b/>
+                <w:bCs/>
+                <w:lang w:val="en-US"/>
+              </w:rPr>
+              <w:t>GCstar</w:t>
+            </w:r>
+            <w:r>
+              <w:t xml:space="preserve"> виявив їхні ключові слабкості: залежність від інтернету, велику кількість реклами, вузьку спеціалізацію та перевантаженість інтерфейсу.</w:t>
+            </w:r>
+          </w:p>
           <w:p>
             <w:pPr>
               <w:rPr>
                 <w:lang w:val="ru-RU"/>
               </w:rPr>
             </w:pPr>
+            <w:r>
+              <w:lastRenderedPageBreak/>
+              <w:t xml:space="preserve">Для проекту </w:t>
+            </w:r>
+            <w:r>
+              <w:rPr>
+                <w:b/>
+                <w:bCs/>
+                <w:lang w:val="en-US"/>
+              </w:rPr>
+              <w:t>MediaNexus</w:t>
+            </w:r>
+            <w:r>
+              <w:t xml:space="preserve"> доцільно реалізувати універсальний облік (книги + аніме</w:t>
+            </w:r>
+            <w:r>
+              <w:t xml:space="preserve"> + манга</w:t>
+            </w:r>
+            <w:r>
+              <w:t xml:space="preserve">), повну офлайн-автономність через </w:t>
+            </w:r>
+            <w:r>
+              <w:rPr>
+                <w:lang w:val="en-US"/>
+              </w:rPr>
+              <w:t>JSON</w:t>
+            </w:r>
+            <w:r>
+              <w:t xml:space="preserve"> та спрощений інтерфейс. </w:t>
+            </w:r>
+            <w:r>
+              <w:rPr>
+                <w:lang w:val="ru-RU"/>
+              </w:rPr>
+              <w:t>Це дозволить користувачу швидко керувати своєю колекцією в одному місці без потреби у мережі, забезпечуючи конфіденційність і високу продуктивність.</w:t>
+            </w:r>
           </w:p>
         </w:tc>
       </w:tr>
@@ -4979,12 +5102,13 @@
           </w:tcPr>
           <w:p>
             <w:pPr>
-              <w:pStyle w:val="1"/>
+              <w:pStyle w:val="Heading1"/>
             </w:pPr>
             <w:r>
               <w:rPr>
                 <w:lang w:val="ru-RU"/>
               </w:rPr>
+              <w:lastRenderedPageBreak/>
               <w:t>7</w:t>
             </w:r>
             <w:r>
@@ -5049,7 +5173,7 @@
           </w:p>
           <w:p>
             <w:pPr>
-              <w:pStyle w:val="af0"/>
+              <w:pStyle w:val="ListParagraph"/>
               <w:numPr>
                 <w:ilvl w:val="0"/>
                 <w:numId w:val="14"/>
@@ -5061,27 +5185,19 @@
           </w:p>
           <w:p>
             <w:pPr>
-              <w:pStyle w:val="af0"/>
+              <w:pStyle w:val="ListParagraph"/>
               <w:numPr>
                 <w:ilvl w:val="0"/>
                 <w:numId w:val="14"/>
               </w:numPr>
             </w:pPr>
             <w:r>
-              <w:t xml:space="preserve">зазначити використані стандартні та зовнішні бібліотеки </w:t>
-            </w:r>
-            <w:proofErr w:type="spellStart"/>
-            <w:r>
-              <w:t>Python</w:t>
-            </w:r>
-            <w:proofErr w:type="spellEnd"/>
-            <w:r>
-              <w:t>;</w:t>
-            </w:r>
-          </w:p>
-          <w:p>
-            <w:pPr>
-              <w:pStyle w:val="af0"/>
+              <w:t>зазначити використані стандартні та зовнішні бібліотеки Python;</w:t>
+            </w:r>
+          </w:p>
+          <w:p>
+            <w:pPr>
+              <w:pStyle w:val="ListParagraph"/>
               <w:numPr>
                 <w:ilvl w:val="0"/>
                 <w:numId w:val="14"/>
@@ -5099,7 +5215,7 @@
           </w:p>
           <w:p>
             <w:pPr>
-              <w:pStyle w:val="af0"/>
+              <w:pStyle w:val="ListParagraph"/>
               <w:numPr>
                 <w:ilvl w:val="0"/>
                 <w:numId w:val="14"/>
@@ -5124,7 +5240,7 @@
           </w:p>
           <w:p>
             <w:pPr>
-              <w:pStyle w:val="af0"/>
+              <w:pStyle w:val="ListParagraph"/>
               <w:numPr>
                 <w:ilvl w:val="0"/>
                 <w:numId w:val="14"/>
@@ -5136,7 +5252,7 @@
           </w:p>
           <w:p>
             <w:pPr>
-              <w:pStyle w:val="af0"/>
+              <w:pStyle w:val="ListParagraph"/>
               <w:numPr>
                 <w:ilvl w:val="0"/>
                 <w:numId w:val="14"/>
@@ -5154,30 +5270,14 @@
           </w:p>
           <w:p>
             <w:pPr>
-              <w:pStyle w:val="af0"/>
+              <w:pStyle w:val="ListParagraph"/>
               <w:numPr>
                 <w:ilvl w:val="0"/>
                 <w:numId w:val="14"/>
               </w:numPr>
             </w:pPr>
             <w:r>
-              <w:t>структуру основних класів системи та зв’язки між ними подати UML-діаграмою класів (</w:t>
-            </w:r>
-            <w:proofErr w:type="spellStart"/>
-            <w:r>
-              <w:t>Class</w:t>
-            </w:r>
-            <w:proofErr w:type="spellEnd"/>
-            <w:r>
-              <w:t xml:space="preserve"> </w:t>
-            </w:r>
-            <w:proofErr w:type="spellStart"/>
-            <w:r>
-              <w:t>diagram</w:t>
-            </w:r>
-            <w:proofErr w:type="spellEnd"/>
-            <w:r>
-              <w:t>).</w:t>
+              <w:t>структуру основних класів системи та зв’язки між ними подати UML-діаграмою класів (Class diagram).</w:t>
             </w:r>
           </w:p>
         </w:tc>
@@ -5217,7 +5317,7 @@
           </w:tcPr>
           <w:p>
             <w:pPr>
-              <w:pStyle w:val="1"/>
+              <w:pStyle w:val="Heading1"/>
               <w:rPr>
                 <w:lang w:val="pl-PL"/>
               </w:rPr>
@@ -5276,7 +5376,7 @@
           </w:p>
           <w:p>
             <w:pPr>
-              <w:pStyle w:val="af0"/>
+              <w:pStyle w:val="ListParagraph"/>
               <w:numPr>
                 <w:ilvl w:val="0"/>
                 <w:numId w:val="14"/>
@@ -5291,14 +5391,13 @@
           </w:p>
           <w:p>
             <w:pPr>
-              <w:pStyle w:val="af0"/>
+              <w:pStyle w:val="ListParagraph"/>
               <w:numPr>
                 <w:ilvl w:val="0"/>
                 <w:numId w:val="14"/>
               </w:numPr>
             </w:pPr>
             <w:r>
-              <w:lastRenderedPageBreak/>
               <w:t>для кожного класу описати</w:t>
             </w:r>
             <w:r>
@@ -5310,7 +5409,7 @@
           </w:p>
           <w:p>
             <w:pPr>
-              <w:pStyle w:val="af0"/>
+              <w:pStyle w:val="ListParagraph"/>
               <w:numPr>
                 <w:ilvl w:val="0"/>
                 <w:numId w:val="14"/>
@@ -5322,7 +5421,7 @@
           </w:p>
           <w:p>
             <w:pPr>
-              <w:pStyle w:val="af0"/>
+              <w:pStyle w:val="ListParagraph"/>
               <w:numPr>
                 <w:ilvl w:val="1"/>
                 <w:numId w:val="14"/>
@@ -5343,7 +5442,7 @@
           </w:p>
           <w:p>
             <w:pPr>
-              <w:pStyle w:val="af0"/>
+              <w:pStyle w:val="ListParagraph"/>
               <w:numPr>
                 <w:ilvl w:val="1"/>
                 <w:numId w:val="14"/>
@@ -5358,7 +5457,7 @@
           </w:p>
           <w:p>
             <w:pPr>
-              <w:pStyle w:val="af0"/>
+              <w:pStyle w:val="ListParagraph"/>
               <w:numPr>
                 <w:ilvl w:val="1"/>
                 <w:numId w:val="14"/>
@@ -5383,7 +5482,7 @@
           </w:p>
           <w:p>
             <w:pPr>
-              <w:pStyle w:val="af0"/>
+              <w:pStyle w:val="ListParagraph"/>
               <w:numPr>
                 <w:ilvl w:val="0"/>
                 <w:numId w:val="14"/>
@@ -5418,7 +5517,7 @@
           <w:p/>
           <w:tbl>
             <w:tblPr>
-              <w:tblStyle w:val="aa"/>
+              <w:tblStyle w:val="TableGrid"/>
               <w:tblW w:w="5000" w:type="pct"/>
               <w:tblLook w:val="04A0" w:firstRow="1" w:lastRow="0" w:firstColumn="1" w:lastColumn="0" w:noHBand="0" w:noVBand="1"/>
             </w:tblPr>
@@ -5544,11 +5643,9 @@
                       <w:lang w:val="pl-PL"/>
                     </w:rPr>
                   </w:pPr>
-                  <w:proofErr w:type="spellStart"/>
                   <w:r>
                     <w:t>TaskModel</w:t>
                   </w:r>
-                  <w:proofErr w:type="spellEnd"/>
                 </w:p>
               </w:tc>
               <w:tc>
@@ -5556,19 +5653,9 @@
                   <w:tcW w:w="1398" w:type="pct"/>
                 </w:tcPr>
                 <w:p>
-                  <w:proofErr w:type="spellStart"/>
-                  <w:r>
-                    <w:t>tasks</w:t>
-                  </w:r>
-                  <w:proofErr w:type="spellEnd"/>
-                  <w:r>
-                    <w:t xml:space="preserve">: </w:t>
-                  </w:r>
-                  <w:proofErr w:type="spellStart"/>
-                  <w:r>
-                    <w:t>list</w:t>
-                  </w:r>
-                  <w:proofErr w:type="spellEnd"/>
+                  <w:r>
+                    <w:t>tasks: list</w:t>
+                  </w:r>
                 </w:p>
               </w:tc>
               <w:tc>
@@ -5603,11 +5690,9 @@
                       <w:lang w:val="pl-PL"/>
                     </w:rPr>
                   </w:pPr>
-                  <w:proofErr w:type="spellStart"/>
                   <w:r>
                     <w:t>TaskModel</w:t>
                   </w:r>
-                  <w:proofErr w:type="spellEnd"/>
                 </w:p>
               </w:tc>
               <w:tc>
@@ -5620,13 +5705,8 @@
                       <w:lang w:val="pl-PL"/>
                     </w:rPr>
                   </w:pPr>
-                  <w:proofErr w:type="spellStart"/>
-                  <w:r>
-                    <w:t>add_task</w:t>
-                  </w:r>
-                  <w:proofErr w:type="spellEnd"/>
-                  <w:r>
-                    <w:t>()</w:t>
+                  <w:r>
+                    <w:t>add_task()</w:t>
                   </w:r>
                 </w:p>
               </w:tc>
@@ -5692,7 +5772,7 @@
           </w:tcPr>
           <w:p>
             <w:pPr>
-              <w:pStyle w:val="1"/>
+              <w:pStyle w:val="Heading1"/>
               <w:rPr>
                 <w:lang w:val="pl-PL"/>
               </w:rPr>
@@ -5765,7 +5845,7 @@
           </w:p>
           <w:p>
             <w:pPr>
-              <w:pStyle w:val="af0"/>
+              <w:pStyle w:val="ListParagraph"/>
               <w:numPr>
                 <w:ilvl w:val="0"/>
                 <w:numId w:val="11"/>
@@ -5780,7 +5860,7 @@
           </w:p>
           <w:p>
             <w:pPr>
-              <w:pStyle w:val="af0"/>
+              <w:pStyle w:val="ListParagraph"/>
               <w:numPr>
                 <w:ilvl w:val="0"/>
                 <w:numId w:val="11"/>
@@ -5795,7 +5875,7 @@
           </w:p>
           <w:p>
             <w:pPr>
-              <w:pStyle w:val="af0"/>
+              <w:pStyle w:val="ListParagraph"/>
               <w:numPr>
                 <w:ilvl w:val="1"/>
                 <w:numId w:val="11"/>
@@ -5813,7 +5893,7 @@
           </w:p>
           <w:p>
             <w:pPr>
-              <w:pStyle w:val="af0"/>
+              <w:pStyle w:val="ListParagraph"/>
               <w:numPr>
                 <w:ilvl w:val="1"/>
                 <w:numId w:val="11"/>
@@ -5831,7 +5911,7 @@
           </w:p>
           <w:p>
             <w:pPr>
-              <w:pStyle w:val="af0"/>
+              <w:pStyle w:val="ListParagraph"/>
               <w:numPr>
                 <w:ilvl w:val="1"/>
                 <w:numId w:val="11"/>
@@ -5847,21 +5927,43 @@
               <w:rPr>
                 <w:lang w:val="en-US"/>
               </w:rPr>
-              <w:t xml:space="preserve">Button, Entry, Label, </w:t>
-            </w:r>
-            <w:proofErr w:type="spellStart"/>
+              <w:t>Button</w:t>
+            </w:r>
+            <w:r>
+              <w:t xml:space="preserve">, </w:t>
+            </w:r>
             <w:r>
               <w:rPr>
                 <w:lang w:val="en-US"/>
               </w:rPr>
+              <w:t>Entry</w:t>
+            </w:r>
+            <w:r>
+              <w:t xml:space="preserve">, </w:t>
+            </w:r>
+            <w:r>
+              <w:rPr>
+                <w:lang w:val="en-US"/>
+              </w:rPr>
+              <w:t>Label</w:t>
+            </w:r>
+            <w:r>
+              <w:t xml:space="preserve">, </w:t>
+            </w:r>
+            <w:r>
+              <w:rPr>
+                <w:lang w:val="en-US"/>
+              </w:rPr>
               <w:t>Listbox</w:t>
             </w:r>
-            <w:proofErr w:type="spellEnd"/>
+            <w:r>
+              <w:t xml:space="preserve">, </w:t>
+            </w:r>
             <w:r>
               <w:rPr>
                 <w:lang w:val="en-US"/>
               </w:rPr>
-              <w:t>, Menu</w:t>
+              <w:t>Menu</w:t>
             </w:r>
             <w:r>
               <w:t xml:space="preserve"> тощо</w:t>
@@ -5872,7 +5974,7 @@
           </w:p>
           <w:p>
             <w:pPr>
-              <w:pStyle w:val="af0"/>
+              <w:pStyle w:val="ListParagraph"/>
               <w:numPr>
                 <w:ilvl w:val="0"/>
                 <w:numId w:val="11"/>
@@ -5884,13 +5986,14 @@
           </w:p>
           <w:p>
             <w:pPr>
-              <w:pStyle w:val="af0"/>
+              <w:pStyle w:val="ListParagraph"/>
               <w:numPr>
                 <w:ilvl w:val="1"/>
                 <w:numId w:val="11"/>
               </w:numPr>
             </w:pPr>
             <w:r>
+              <w:lastRenderedPageBreak/>
               <w:t xml:space="preserve">побудувати </w:t>
             </w:r>
             <w:r>
@@ -5902,7 +6005,7 @@
           </w:p>
           <w:p>
             <w:pPr>
-              <w:pStyle w:val="af0"/>
+              <w:pStyle w:val="ListParagraph"/>
               <w:numPr>
                 <w:ilvl w:val="1"/>
                 <w:numId w:val="11"/>
@@ -5930,7 +6033,7 @@
           </w:p>
           <w:p>
             <w:pPr>
-              <w:pStyle w:val="af0"/>
+              <w:pStyle w:val="ListParagraph"/>
               <w:numPr>
                 <w:ilvl w:val="0"/>
                 <w:numId w:val="11"/>
@@ -5945,7 +6048,7 @@
           </w:p>
           <w:p>
             <w:pPr>
-              <w:pStyle w:val="af0"/>
+              <w:pStyle w:val="ListParagraph"/>
               <w:numPr>
                 <w:ilvl w:val="0"/>
                 <w:numId w:val="11"/>
@@ -5974,7 +6077,7 @@
           <w:p/>
           <w:tbl>
             <w:tblPr>
-              <w:tblStyle w:val="aa"/>
+              <w:tblStyle w:val="TableGrid"/>
               <w:tblW w:w="0" w:type="auto"/>
               <w:tblLook w:val="04A0" w:firstRow="1" w:lastRow="0" w:firstColumn="1" w:lastColumn="0" w:noHBand="0" w:noVBand="1"/>
             </w:tblPr>
@@ -6105,37 +6208,8 @@
                   <w:tcW w:w="3531" w:type="dxa"/>
                 </w:tcPr>
                 <w:p>
-                  <w:proofErr w:type="spellStart"/>
-                  <w:r>
-                    <w:t>Menu</w:t>
-                  </w:r>
-                  <w:proofErr w:type="spellEnd"/>
-                  <w:r>
-                    <w:t xml:space="preserve">, </w:t>
-                  </w:r>
-                  <w:proofErr w:type="spellStart"/>
-                  <w:r>
-                    <w:t>Listbox</w:t>
-                  </w:r>
-                  <w:proofErr w:type="spellEnd"/>
-                  <w:r>
-                    <w:t xml:space="preserve">, </w:t>
-                  </w:r>
-                  <w:proofErr w:type="spellStart"/>
-                  <w:r>
-                    <w:t>Button</w:t>
-                  </w:r>
-                  <w:proofErr w:type="spellEnd"/>
-                  <w:r>
-                    <w:t xml:space="preserve"> «Додати», </w:t>
-                  </w:r>
-                  <w:proofErr w:type="spellStart"/>
-                  <w:r>
-                    <w:t>Button</w:t>
-                  </w:r>
-                  <w:proofErr w:type="spellEnd"/>
-                  <w:r>
-                    <w:t xml:space="preserve"> «Видалити»</w:t>
+                  <w:r>
+                    <w:t>Menu, Listbox, Button «Додати», Button «Видалити»</w:t>
                   </w:r>
                 </w:p>
               </w:tc>
@@ -6219,7 +6293,7 @@
           </w:tcPr>
           <w:p>
             <w:pPr>
-              <w:pStyle w:val="1"/>
+              <w:pStyle w:val="Heading1"/>
               <w:rPr>
                 <w:lang w:val="pl-PL"/>
               </w:rPr>
@@ -6274,7 +6348,7 @@
           </w:p>
           <w:p>
             <w:pPr>
-              <w:pStyle w:val="af0"/>
+              <w:pStyle w:val="ListParagraph"/>
               <w:numPr>
                 <w:ilvl w:val="0"/>
                 <w:numId w:val="17"/>
@@ -6285,7 +6359,7 @@
             </w:r>
             <w:r>
               <w:rPr>
-                <w:rStyle w:val="af3"/>
+                <w:rStyle w:val="Strong"/>
                 <w:b w:val="0"/>
               </w:rPr>
               <w:t>тестові сценарії</w:t>
@@ -6296,7 +6370,7 @@
           </w:p>
           <w:p>
             <w:pPr>
-              <w:pStyle w:val="af0"/>
+              <w:pStyle w:val="ListParagraph"/>
               <w:numPr>
                 <w:ilvl w:val="0"/>
                 <w:numId w:val="17"/>
@@ -6311,7 +6385,7 @@
           </w:p>
           <w:p>
             <w:pPr>
-              <w:pStyle w:val="af0"/>
+              <w:pStyle w:val="ListParagraph"/>
               <w:numPr>
                 <w:ilvl w:val="1"/>
                 <w:numId w:val="17"/>
@@ -6338,7 +6412,7 @@
           </w:p>
           <w:p>
             <w:pPr>
-              <w:pStyle w:val="af0"/>
+              <w:pStyle w:val="ListParagraph"/>
               <w:numPr>
                 <w:ilvl w:val="1"/>
                 <w:numId w:val="17"/>
@@ -6356,20 +6430,19 @@
           </w:p>
           <w:p>
             <w:pPr>
-              <w:pStyle w:val="af0"/>
+              <w:pStyle w:val="ListParagraph"/>
               <w:numPr>
                 <w:ilvl w:val="1"/>
                 <w:numId w:val="17"/>
               </w:numPr>
             </w:pPr>
             <w:r>
-              <w:lastRenderedPageBreak/>
               <w:t>умови тестування;</w:t>
             </w:r>
           </w:p>
           <w:p>
             <w:pPr>
-              <w:pStyle w:val="af0"/>
+              <w:pStyle w:val="ListParagraph"/>
               <w:numPr>
                 <w:ilvl w:val="1"/>
                 <w:numId w:val="17"/>
@@ -6381,7 +6454,7 @@
           </w:p>
           <w:p>
             <w:pPr>
-              <w:pStyle w:val="af0"/>
+              <w:pStyle w:val="ListParagraph"/>
               <w:numPr>
                 <w:ilvl w:val="1"/>
                 <w:numId w:val="17"/>
@@ -6418,7 +6491,7 @@
           </w:p>
           <w:p>
             <w:pPr>
-              <w:pStyle w:val="af0"/>
+              <w:pStyle w:val="ListParagraph"/>
               <w:numPr>
                 <w:ilvl w:val="0"/>
                 <w:numId w:val="17"/>
@@ -6439,25 +6512,17 @@
           </w:p>
           <w:p>
             <w:pPr>
-              <w:pStyle w:val="af0"/>
+              <w:pStyle w:val="ListParagraph"/>
               <w:numPr>
                 <w:ilvl w:val="0"/>
                 <w:numId w:val="17"/>
               </w:numPr>
               <w:rPr>
-                <w:lang w:val="en-US"/>
-              </w:rPr>
-            </w:pPr>
-            <w:r>
-              <w:t xml:space="preserve">додати </w:t>
-            </w:r>
-            <w:proofErr w:type="spellStart"/>
-            <w:r>
-              <w:t>скріншоти</w:t>
-            </w:r>
-            <w:proofErr w:type="spellEnd"/>
-            <w:r>
-              <w:t>, які підтверджують виконання тестів, та короткий опис до них.</w:t>
+                <w:lang w:val="ru-RU"/>
+              </w:rPr>
+            </w:pPr>
+            <w:r>
+              <w:t>додати скріншоти, які підтверджують виконання тестів, та короткий опис до них.</w:t>
             </w:r>
           </w:p>
         </w:tc>
@@ -6470,7 +6535,7 @@
           <w:p/>
           <w:tbl>
             <w:tblPr>
-              <w:tblStyle w:val="aa"/>
+              <w:tblStyle w:val="TableGrid"/>
               <w:tblW w:w="0" w:type="auto"/>
               <w:tblLook w:val="04A0" w:firstRow="1" w:lastRow="0" w:firstColumn="1" w:lastColumn="0" w:noHBand="0" w:noVBand="1"/>
             </w:tblPr>
@@ -6493,19 +6558,11 @@
                       <w:b/>
                     </w:rPr>
                   </w:pPr>
-                  <w:proofErr w:type="spellStart"/>
                   <w:r>
                     <w:rPr>
                       <w:b/>
                     </w:rPr>
-                    <w:t>Test</w:t>
-                  </w:r>
-                  <w:proofErr w:type="spellEnd"/>
-                  <w:r>
-                    <w:rPr>
-                      <w:b/>
-                    </w:rPr>
-                    <w:t> ID</w:t>
+                    <w:t>Test ID</w:t>
                   </w:r>
                 </w:p>
               </w:tc>
@@ -6801,13 +6858,13 @@
           </w:tcPr>
           <w:p>
             <w:pPr>
-              <w:pStyle w:val="1"/>
-            </w:pPr>
-            <w:bookmarkStart w:id="7" w:name="_Toc84160791"/>
-            <w:bookmarkStart w:id="8" w:name="_Toc162865861"/>
-            <w:bookmarkStart w:id="9" w:name="_Toc185519035"/>
-            <w:bookmarkStart w:id="10" w:name="_Toc185519374"/>
-            <w:bookmarkStart w:id="11" w:name="_Toc185529278"/>
+              <w:pStyle w:val="Heading1"/>
+            </w:pPr>
+            <w:bookmarkStart w:id="6" w:name="_Toc84160791"/>
+            <w:bookmarkStart w:id="7" w:name="_Toc162865861"/>
+            <w:bookmarkStart w:id="8" w:name="_Toc185519035"/>
+            <w:bookmarkStart w:id="9" w:name="_Toc185519374"/>
+            <w:bookmarkStart w:id="10" w:name="_Toc185529278"/>
             <w:r>
               <w:t>1</w:t>
             </w:r>
@@ -6820,11 +6877,11 @@
             <w:r>
               <w:t>Інструкція користувача</w:t>
             </w:r>
+            <w:bookmarkEnd w:id="6"/>
             <w:bookmarkEnd w:id="7"/>
             <w:bookmarkEnd w:id="8"/>
             <w:bookmarkEnd w:id="9"/>
             <w:bookmarkEnd w:id="10"/>
-            <w:bookmarkEnd w:id="11"/>
             <w:r>
               <w:t xml:space="preserve"> </w:t>
             </w:r>
@@ -6870,7 +6927,7 @@
           </w:p>
           <w:p>
             <w:pPr>
-              <w:pStyle w:val="af0"/>
+              <w:pStyle w:val="ListParagraph"/>
               <w:numPr>
                 <w:ilvl w:val="0"/>
                 <w:numId w:val="20"/>
@@ -6882,19 +6939,20 @@
           </w:p>
           <w:p>
             <w:pPr>
-              <w:pStyle w:val="af0"/>
+              <w:pStyle w:val="ListParagraph"/>
               <w:numPr>
                 <w:ilvl w:val="0"/>
                 <w:numId w:val="20"/>
               </w:numPr>
             </w:pPr>
             <w:r>
+              <w:lastRenderedPageBreak/>
               <w:t>коротко описати основні вікна інтерфейсу;</w:t>
             </w:r>
           </w:p>
           <w:p>
             <w:pPr>
-              <w:pStyle w:val="af0"/>
+              <w:pStyle w:val="ListParagraph"/>
               <w:numPr>
                 <w:ilvl w:val="0"/>
                 <w:numId w:val="20"/>
@@ -6906,7 +6964,7 @@
           </w:p>
           <w:p>
             <w:pPr>
-              <w:pStyle w:val="af0"/>
+              <w:pStyle w:val="ListParagraph"/>
               <w:numPr>
                 <w:ilvl w:val="0"/>
                 <w:numId w:val="20"/>
@@ -6918,22 +6976,14 @@
           </w:p>
           <w:p>
             <w:pPr>
-              <w:pStyle w:val="af0"/>
+              <w:pStyle w:val="ListParagraph"/>
               <w:numPr>
                 <w:ilvl w:val="0"/>
                 <w:numId w:val="20"/>
               </w:numPr>
             </w:pPr>
             <w:r>
-              <w:t xml:space="preserve">за потреби додати ілюстрації або </w:t>
-            </w:r>
-            <w:proofErr w:type="spellStart"/>
-            <w:r>
-              <w:t>скріншоти</w:t>
-            </w:r>
-            <w:proofErr w:type="spellEnd"/>
-            <w:r>
-              <w:t xml:space="preserve"> інтерфейсу.</w:t>
+              <w:t>за потреби додати ілюстрації або скріншоти інтерфейсу.</w:t>
             </w:r>
           </w:p>
           <w:p>
@@ -6951,7 +7001,7 @@
           </w:p>
           <w:p>
             <w:pPr>
-              <w:pStyle w:val="af0"/>
+              <w:pStyle w:val="ListParagraph"/>
               <w:numPr>
                 <w:ilvl w:val="0"/>
                 <w:numId w:val="30"/>
@@ -6973,6 +7023,7 @@
           </w:tcPr>
           <w:p>
             <w:r>
+              <w:lastRenderedPageBreak/>
               <w:t xml:space="preserve">1. Запуск </w:t>
             </w:r>
             <w:r>
@@ -7029,7 +7080,7 @@
           </w:tcPr>
           <w:p>
             <w:pPr>
-              <w:pStyle w:val="1"/>
+              <w:pStyle w:val="Heading1"/>
             </w:pPr>
             <w:r>
               <w:t>1</w:t>
@@ -7085,7 +7136,7 @@
           </w:p>
           <w:p>
             <w:pPr>
-              <w:pStyle w:val="af0"/>
+              <w:pStyle w:val="ListParagraph"/>
               <w:numPr>
                 <w:ilvl w:val="0"/>
                 <w:numId w:val="19"/>
@@ -7103,7 +7154,7 @@
           </w:p>
           <w:p>
             <w:pPr>
-              <w:pStyle w:val="af0"/>
+              <w:pStyle w:val="ListParagraph"/>
               <w:numPr>
                 <w:ilvl w:val="1"/>
                 <w:numId w:val="19"/>
@@ -7115,7 +7166,7 @@
           </w:p>
           <w:p>
             <w:pPr>
-              <w:pStyle w:val="af0"/>
+              <w:pStyle w:val="ListParagraph"/>
               <w:numPr>
                 <w:ilvl w:val="1"/>
                 <w:numId w:val="19"/>
@@ -7133,7 +7184,7 @@
           </w:p>
           <w:p>
             <w:pPr>
-              <w:pStyle w:val="af0"/>
+              <w:pStyle w:val="ListParagraph"/>
               <w:numPr>
                 <w:ilvl w:val="1"/>
                 <w:numId w:val="19"/>
@@ -7154,7 +7205,7 @@
           </w:p>
           <w:p>
             <w:pPr>
-              <w:pStyle w:val="af0"/>
+              <w:pStyle w:val="ListParagraph"/>
               <w:numPr>
                 <w:ilvl w:val="1"/>
                 <w:numId w:val="19"/>
@@ -7175,14 +7226,13 @@
           </w:p>
           <w:p>
             <w:pPr>
-              <w:pStyle w:val="af0"/>
+              <w:pStyle w:val="ListParagraph"/>
               <w:numPr>
                 <w:ilvl w:val="0"/>
                 <w:numId w:val="19"/>
               </w:numPr>
             </w:pPr>
             <w:r>
-              <w:lastRenderedPageBreak/>
               <w:t>д</w:t>
             </w:r>
             <w:r>
@@ -7194,7 +7244,7 @@
           </w:p>
           <w:p>
             <w:pPr>
-              <w:pStyle w:val="af0"/>
+              <w:pStyle w:val="ListParagraph"/>
               <w:numPr>
                 <w:ilvl w:val="0"/>
                 <w:numId w:val="19"/>
@@ -7209,7 +7259,7 @@
           </w:p>
           <w:p>
             <w:pPr>
-              <w:pStyle w:val="af0"/>
+              <w:pStyle w:val="ListParagraph"/>
               <w:numPr>
                 <w:ilvl w:val="0"/>
                 <w:numId w:val="19"/>
@@ -7237,7 +7287,7 @@
           </w:p>
           <w:p>
             <w:pPr>
-              <w:pStyle w:val="af0"/>
+              <w:pStyle w:val="ListParagraph"/>
               <w:numPr>
                 <w:ilvl w:val="0"/>
                 <w:numId w:val="19"/>
@@ -7265,7 +7315,6 @@
           </w:tcPr>
           <w:p>
             <w:r>
-              <w:lastRenderedPageBreak/>
               <w:t>Сильні сторони (S):</w:t>
             </w:r>
           </w:p>
@@ -7322,7 +7371,7 @@
           </w:tcPr>
           <w:p>
             <w:pPr>
-              <w:pStyle w:val="1"/>
+              <w:pStyle w:val="Heading1"/>
               <w:rPr>
                 <w:lang w:val="pl-PL"/>
               </w:rPr>
@@ -7375,7 +7424,7 @@
           </w:p>
           <w:p>
             <w:pPr>
-              <w:pStyle w:val="af0"/>
+              <w:pStyle w:val="ListParagraph"/>
               <w:numPr>
                 <w:ilvl w:val="0"/>
                 <w:numId w:val="15"/>
@@ -7387,7 +7436,7 @@
           </w:p>
           <w:p>
             <w:pPr>
-              <w:pStyle w:val="af0"/>
+              <w:pStyle w:val="ListParagraph"/>
               <w:numPr>
                 <w:ilvl w:val="0"/>
                 <w:numId w:val="15"/>
@@ -7405,7 +7454,7 @@
           </w:p>
           <w:p>
             <w:pPr>
-              <w:pStyle w:val="af0"/>
+              <w:pStyle w:val="ListParagraph"/>
               <w:numPr>
                 <w:ilvl w:val="0"/>
                 <w:numId w:val="15"/>
@@ -7417,7 +7466,7 @@
           </w:p>
           <w:p>
             <w:pPr>
-              <w:pStyle w:val="af0"/>
+              <w:pStyle w:val="ListParagraph"/>
               <w:numPr>
                 <w:ilvl w:val="0"/>
                 <w:numId w:val="15"/>
@@ -7445,7 +7494,7 @@
           </w:p>
           <w:p>
             <w:pPr>
-              <w:pStyle w:val="af0"/>
+              <w:pStyle w:val="ListParagraph"/>
               <w:numPr>
                 <w:ilvl w:val="0"/>
                 <w:numId w:val="31"/>
@@ -7486,7 +7535,7 @@
     <w:p/>
     <w:tbl>
       <w:tblPr>
-        <w:tblStyle w:val="aa"/>
+        <w:tblStyle w:val="TableGrid"/>
         <w:tblW w:w="5000" w:type="pct"/>
         <w:tblLook w:val="04A0" w:firstRow="1" w:lastRow="0" w:firstColumn="1" w:lastColumn="0" w:noHBand="0" w:noVBand="1"/>
       </w:tblPr>
@@ -7508,7 +7557,7 @@
           </w:tcPr>
           <w:p>
             <w:pPr>
-              <w:pStyle w:val="1"/>
+              <w:pStyle w:val="Heading1"/>
             </w:pPr>
             <w:r>
               <w:t xml:space="preserve">Додаток А. </w:t>
@@ -7537,7 +7586,7 @@
           </w:p>
           <w:p>
             <w:pPr>
-              <w:pStyle w:val="af0"/>
+              <w:pStyle w:val="ListParagraph"/>
               <w:numPr>
                 <w:ilvl w:val="0"/>
                 <w:numId w:val="31"/>
@@ -7555,7 +7604,7 @@
           </w:p>
           <w:p>
             <w:pPr>
-              <w:pStyle w:val="af0"/>
+              <w:pStyle w:val="ListParagraph"/>
               <w:numPr>
                 <w:ilvl w:val="0"/>
                 <w:numId w:val="31"/>
@@ -7566,7 +7615,7 @@
             </w:r>
             <w:r>
               <w:rPr>
-                <w:rStyle w:val="af3"/>
+                <w:rStyle w:val="Strong"/>
               </w:rPr>
               <w:t>достовірність власної самооцінки</w:t>
             </w:r>
@@ -7589,7 +7638,7 @@
           </w:p>
           <w:p>
             <w:pPr>
-              <w:pStyle w:val="af0"/>
+              <w:pStyle w:val="ListParagraph"/>
               <w:numPr>
                 <w:ilvl w:val="0"/>
                 <w:numId w:val="31"/>
@@ -7703,7 +7752,6 @@
         <w:tc>
           <w:tcPr>
             <w:tcW w:w="926" w:type="pct"/>
-            <w:shd w:val="clear" w:color="auto" w:fill="auto"/>
           </w:tcPr>
           <w:p>
             <w:pPr>
@@ -7741,7 +7789,6 @@
         <w:tc>
           <w:tcPr>
             <w:tcW w:w="926" w:type="pct"/>
-            <w:shd w:val="clear" w:color="auto" w:fill="auto"/>
           </w:tcPr>
           <w:p>
             <w:pPr>
@@ -7779,7 +7826,6 @@
         <w:tc>
           <w:tcPr>
             <w:tcW w:w="926" w:type="pct"/>
-            <w:shd w:val="clear" w:color="auto" w:fill="auto"/>
           </w:tcPr>
           <w:p>
             <w:pPr>
@@ -7817,7 +7863,6 @@
         <w:tc>
           <w:tcPr>
             <w:tcW w:w="926" w:type="pct"/>
-            <w:shd w:val="clear" w:color="auto" w:fill="auto"/>
           </w:tcPr>
           <w:p>
             <w:pPr>
@@ -7855,7 +7900,6 @@
         <w:tc>
           <w:tcPr>
             <w:tcW w:w="926" w:type="pct"/>
-            <w:shd w:val="clear" w:color="auto" w:fill="auto"/>
           </w:tcPr>
           <w:p>
             <w:pPr>
@@ -7893,7 +7937,6 @@
         <w:tc>
           <w:tcPr>
             <w:tcW w:w="926" w:type="pct"/>
-            <w:shd w:val="clear" w:color="auto" w:fill="auto"/>
           </w:tcPr>
           <w:p>
             <w:pPr>
@@ -7934,7 +7977,6 @@
         <w:tc>
           <w:tcPr>
             <w:tcW w:w="926" w:type="pct"/>
-            <w:shd w:val="clear" w:color="auto" w:fill="auto"/>
           </w:tcPr>
           <w:p>
             <w:pPr>
@@ -7972,7 +8014,6 @@
         <w:tc>
           <w:tcPr>
             <w:tcW w:w="926" w:type="pct"/>
-            <w:shd w:val="clear" w:color="auto" w:fill="auto"/>
           </w:tcPr>
           <w:p>
             <w:pPr>
@@ -8003,7 +8044,6 @@
           </w:tcPr>
           <w:p>
             <w:r>
-              <w:lastRenderedPageBreak/>
               <w:t>9. Графічний інтерфейс користувача</w:t>
             </w:r>
           </w:p>
@@ -8011,7 +8051,6 @@
         <w:tc>
           <w:tcPr>
             <w:tcW w:w="926" w:type="pct"/>
-            <w:shd w:val="clear" w:color="auto" w:fill="auto"/>
           </w:tcPr>
           <w:p>
             <w:pPr>
@@ -8049,7 +8088,6 @@
         <w:tc>
           <w:tcPr>
             <w:tcW w:w="926" w:type="pct"/>
-            <w:shd w:val="clear" w:color="auto" w:fill="auto"/>
           </w:tcPr>
           <w:p>
             <w:pPr>
@@ -8087,7 +8125,6 @@
         <w:tc>
           <w:tcPr>
             <w:tcW w:w="926" w:type="pct"/>
-            <w:shd w:val="clear" w:color="auto" w:fill="auto"/>
           </w:tcPr>
           <w:p>
             <w:pPr>
@@ -8125,7 +8162,6 @@
         <w:tc>
           <w:tcPr>
             <w:tcW w:w="926" w:type="pct"/>
-            <w:shd w:val="clear" w:color="auto" w:fill="auto"/>
           </w:tcPr>
           <w:p>
             <w:pPr>
@@ -8163,7 +8199,6 @@
         <w:tc>
           <w:tcPr>
             <w:tcW w:w="926" w:type="pct"/>
-            <w:shd w:val="clear" w:color="auto" w:fill="auto"/>
           </w:tcPr>
           <w:p>
             <w:pPr>
@@ -8201,7 +8236,6 @@
         <w:tc>
           <w:tcPr>
             <w:tcW w:w="926" w:type="pct"/>
-            <w:shd w:val="clear" w:color="auto" w:fill="auto"/>
           </w:tcPr>
           <w:p>
             <w:pPr>
@@ -8247,7 +8281,6 @@
         <w:tc>
           <w:tcPr>
             <w:tcW w:w="926" w:type="pct"/>
-            <w:shd w:val="clear" w:color="auto" w:fill="auto"/>
           </w:tcPr>
           <w:p>
             <w:pPr>
@@ -8284,7 +8317,7 @@
     <w:p/>
     <w:tbl>
       <w:tblPr>
-        <w:tblStyle w:val="aa"/>
+        <w:tblStyle w:val="TableGrid"/>
         <w:tblW w:w="5000" w:type="pct"/>
         <w:tblLook w:val="04A0" w:firstRow="1" w:lastRow="0" w:firstColumn="1" w:lastColumn="0" w:noHBand="0" w:noVBand="1"/>
       </w:tblPr>
@@ -8305,7 +8338,7 @@
           </w:tcPr>
           <w:p>
             <w:pPr>
-              <w:pStyle w:val="1"/>
+              <w:pStyle w:val="Heading1"/>
             </w:pPr>
             <w:r>
               <w:t>Додаток Б. Критері</w:t>
@@ -8588,23 +8621,7 @@
               <w:t xml:space="preserve">6. </w:t>
             </w:r>
             <w:r>
-              <w:t>Введення даних із вибором значень (</w:t>
-            </w:r>
-            <w:proofErr w:type="spellStart"/>
-            <w:r>
-              <w:t>випадаючий</w:t>
-            </w:r>
-            <w:proofErr w:type="spellEnd"/>
-            <w:r>
-              <w:t xml:space="preserve"> список, </w:t>
-            </w:r>
-            <w:proofErr w:type="spellStart"/>
-            <w:r>
-              <w:t>радіокнопки</w:t>
-            </w:r>
-            <w:proofErr w:type="spellEnd"/>
-            <w:r>
-              <w:t>, прапорці, повзунок)</w:t>
+              <w:t>Введення даних із вибором значень (випадаючий список, радіокнопки, прапорці, повзунок)</w:t>
             </w:r>
           </w:p>
         </w:tc>
@@ -8637,13 +8654,8 @@
               <w:t xml:space="preserve">7. </w:t>
             </w:r>
             <w:r>
-              <w:t xml:space="preserve">Перевірка правильності введених даних через </w:t>
-            </w:r>
-            <w:proofErr w:type="spellStart"/>
-            <w:r>
-              <w:t>валідацію</w:t>
-            </w:r>
-            <w:proofErr w:type="spellEnd"/>
+              <w:t>Перевірка правильності введених даних через валідацію</w:t>
+            </w:r>
           </w:p>
         </w:tc>
         <w:tc>
@@ -8771,6 +8783,7 @@
           </w:tcPr>
           <w:p>
             <w:r>
+              <w:lastRenderedPageBreak/>
               <w:t xml:space="preserve">11. </w:t>
             </w:r>
             <w:r>
@@ -8963,8 +8976,8 @@
     </w:tbl>
     <w:p/>
     <w:sectPr>
-      <w:headerReference w:type="default" r:id="rId10"/>
-      <w:headerReference w:type="first" r:id="rId11"/>
+      <w:headerReference w:type="default" r:id="rId12"/>
+      <w:headerReference w:type="first" r:id="rId13"/>
       <w:pgSz w:w="11906" w:h="16838"/>
       <w:pgMar w:top="1134" w:right="851" w:bottom="1134" w:left="1418" w:header="397" w:footer="397" w:gutter="0"/>
       <w:pgNumType w:start="1"/>
@@ -8977,7 +8990,7 @@
 </file>
 
 <file path=word/endnotes.xml><?xml version="1.0" encoding="utf-8"?>
-<w:endnotes xmlns:wpc="http://schemas.microsoft.com/office/word/2010/wordprocessingCanvas" xmlns:mc="http://schemas.openxmlformats.org/markup-compatibility/2006" xmlns:o="urn:schemas-microsoft-com:office:office" xmlns:r="http://schemas.openxmlformats.org/officeDocument/2006/relationships" xmlns:m="http://schemas.openxmlformats.org/officeDocument/2006/math" xmlns:v="urn:schemas-microsoft-com:vml" xmlns:wp14="http://schemas.microsoft.com/office/word/2010/wordprocessingDrawing" xmlns:wp="http://schemas.openxmlformats.org/drawingml/2006/wordprocessingDrawing" xmlns:w10="urn:schemas-microsoft-com:office:word" xmlns:w="http://schemas.openxmlformats.org/wordprocessingml/2006/main" xmlns:w14="http://schemas.microsoft.com/office/word/2010/wordml" xmlns:wpg="http://schemas.microsoft.com/office/word/2010/wordprocessingGroup" xmlns:wpi="http://schemas.microsoft.com/office/word/2010/wordprocessingInk" xmlns:wne="http://schemas.microsoft.com/office/word/2006/wordml" xmlns:wps="http://schemas.microsoft.com/office/word/2010/wordprocessingShape" mc:Ignorable="w14 wp14">
+<w:endnotes xmlns:wpc="http://schemas.microsoft.com/office/word/2010/wordprocessingCanvas" xmlns:cx="http://schemas.microsoft.com/office/drawing/2014/chartex" xmlns:cx1="http://schemas.microsoft.com/office/drawing/2015/9/8/chartex" xmlns:cx2="http://schemas.microsoft.com/office/drawing/2015/10/21/chartex" xmlns:cx3="http://schemas.microsoft.com/office/drawing/2016/5/9/chartex" xmlns:cx4="http://schemas.microsoft.com/office/drawing/2016/5/10/chartex" xmlns:cx5="http://schemas.microsoft.com/office/drawing/2016/5/11/chartex" xmlns:cx6="http://schemas.microsoft.com/office/drawing/2016/5/12/chartex" xmlns:cx7="http://schemas.microsoft.com/office/drawing/2016/5/13/chartex" xmlns:cx8="http://schemas.microsoft.com/office/drawing/2016/5/14/chartex" xmlns:mc="http://schemas.openxmlformats.org/markup-compatibility/2006" xmlns:aink="http://schemas.microsoft.com/office/drawing/2016/ink" xmlns:am3d="http://schemas.microsoft.com/office/drawing/2017/model3d" xmlns:o="urn:schemas-microsoft-com:office:office" xmlns:oel="http://schemas.microsoft.com/office/2019/extlst" xmlns:r="http://schemas.openxmlformats.org/officeDocument/2006/relationships" xmlns:m="http://schemas.openxmlformats.org/officeDocument/2006/math" xmlns:v="urn:schemas-microsoft-com:vml" xmlns:wp14="http://schemas.microsoft.com/office/word/2010/wordprocessingDrawing" xmlns:wp="http://schemas.openxmlformats.org/drawingml/2006/wordprocessingDrawing" xmlns:w10="urn:schemas-microsoft-com:office:word" xmlns:w="http://schemas.openxmlformats.org/wordprocessingml/2006/main" xmlns:w14="http://schemas.microsoft.com/office/word/2010/wordml" xmlns:w15="http://schemas.microsoft.com/office/word/2012/wordml" xmlns:w16cex="http://schemas.microsoft.com/office/word/2018/wordml/cex" xmlns:w16cid="http://schemas.microsoft.com/office/word/2016/wordml/cid" xmlns:w16="http://schemas.microsoft.com/office/word/2018/wordml" xmlns:w16du="http://schemas.microsoft.com/office/word/2023/wordml/word16du" xmlns:w16sdtdh="http://schemas.microsoft.com/office/word/2020/wordml/sdtdatahash" xmlns:w16sdtfl="http://schemas.microsoft.com/office/word/2024/wordml/sdtformatlock" xmlns:w16se="http://schemas.microsoft.com/office/word/2015/wordml/symex" xmlns:wpg="http://schemas.microsoft.com/office/word/2010/wordprocessingGroup" xmlns:wpi="http://schemas.microsoft.com/office/word/2010/wordprocessingInk" xmlns:wne="http://schemas.microsoft.com/office/word/2006/wordml" xmlns:wps="http://schemas.microsoft.com/office/word/2010/wordprocessingShape" mc:Ignorable="w14 w15 w16se w16cid w16 w16cex w16sdtdh w16sdtfl w16du wp14">
   <w:endnote w:type="separator" w:id="-1">
     <w:p>
       <w:r>
@@ -8996,7 +9009,7 @@
 </file>
 
 <file path=word/footnotes.xml><?xml version="1.0" encoding="utf-8"?>
-<w:footnotes xmlns:wpc="http://schemas.microsoft.com/office/word/2010/wordprocessingCanvas" xmlns:mc="http://schemas.openxmlformats.org/markup-compatibility/2006" xmlns:o="urn:schemas-microsoft-com:office:office" xmlns:r="http://schemas.openxmlformats.org/officeDocument/2006/relationships" xmlns:m="http://schemas.openxmlformats.org/officeDocument/2006/math" xmlns:v="urn:schemas-microsoft-com:vml" xmlns:wp14="http://schemas.microsoft.com/office/word/2010/wordprocessingDrawing" xmlns:wp="http://schemas.openxmlformats.org/drawingml/2006/wordprocessingDrawing" xmlns:w10="urn:schemas-microsoft-com:office:word" xmlns:w="http://schemas.openxmlformats.org/wordprocessingml/2006/main" xmlns:w14="http://schemas.microsoft.com/office/word/2010/wordml" xmlns:wpg="http://schemas.microsoft.com/office/word/2010/wordprocessingGroup" xmlns:wpi="http://schemas.microsoft.com/office/word/2010/wordprocessingInk" xmlns:wne="http://schemas.microsoft.com/office/word/2006/wordml" xmlns:wps="http://schemas.microsoft.com/office/word/2010/wordprocessingShape" mc:Ignorable="w14 wp14">
+<w:footnotes xmlns:wpc="http://schemas.microsoft.com/office/word/2010/wordprocessingCanvas" xmlns:cx="http://schemas.microsoft.com/office/drawing/2014/chartex" xmlns:cx1="http://schemas.microsoft.com/office/drawing/2015/9/8/chartex" xmlns:cx2="http://schemas.microsoft.com/office/drawing/2015/10/21/chartex" xmlns:cx3="http://schemas.microsoft.com/office/drawing/2016/5/9/chartex" xmlns:cx4="http://schemas.microsoft.com/office/drawing/2016/5/10/chartex" xmlns:cx5="http://schemas.microsoft.com/office/drawing/2016/5/11/chartex" xmlns:cx6="http://schemas.microsoft.com/office/drawing/2016/5/12/chartex" xmlns:cx7="http://schemas.microsoft.com/office/drawing/2016/5/13/chartex" xmlns:cx8="http://schemas.microsoft.com/office/drawing/2016/5/14/chartex" xmlns:mc="http://schemas.openxmlformats.org/markup-compatibility/2006" xmlns:aink="http://schemas.microsoft.com/office/drawing/2016/ink" xmlns:am3d="http://schemas.microsoft.com/office/drawing/2017/model3d" xmlns:o="urn:schemas-microsoft-com:office:office" xmlns:oel="http://schemas.microsoft.com/office/2019/extlst" xmlns:r="http://schemas.openxmlformats.org/officeDocument/2006/relationships" xmlns:m="http://schemas.openxmlformats.org/officeDocument/2006/math" xmlns:v="urn:schemas-microsoft-com:vml" xmlns:wp14="http://schemas.microsoft.com/office/word/2010/wordprocessingDrawing" xmlns:wp="http://schemas.openxmlformats.org/drawingml/2006/wordprocessingDrawing" xmlns:w10="urn:schemas-microsoft-com:office:word" xmlns:w="http://schemas.openxmlformats.org/wordprocessingml/2006/main" xmlns:w14="http://schemas.microsoft.com/office/word/2010/wordml" xmlns:w15="http://schemas.microsoft.com/office/word/2012/wordml" xmlns:w16cex="http://schemas.microsoft.com/office/word/2018/wordml/cex" xmlns:w16cid="http://schemas.microsoft.com/office/word/2016/wordml/cid" xmlns:w16="http://schemas.microsoft.com/office/word/2018/wordml" xmlns:w16du="http://schemas.microsoft.com/office/word/2023/wordml/word16du" xmlns:w16sdtdh="http://schemas.microsoft.com/office/word/2020/wordml/sdtdatahash" xmlns:w16sdtfl="http://schemas.microsoft.com/office/word/2024/wordml/sdtformatlock" xmlns:w16se="http://schemas.microsoft.com/office/word/2015/wordml/symex" xmlns:wpg="http://schemas.microsoft.com/office/word/2010/wordprocessingGroup" xmlns:wpi="http://schemas.microsoft.com/office/word/2010/wordprocessingInk" xmlns:wne="http://schemas.microsoft.com/office/word/2006/wordml" xmlns:wps="http://schemas.microsoft.com/office/word/2010/wordprocessingShape" mc:Ignorable="w14 w15 w16se w16cid w16 w16cex w16sdtdh w16sdtfl w16du wp14">
   <w:footnote w:type="separator" w:id="-1">
     <w:p>
       <w:r>
@@ -9015,7 +9028,7 @@
 </file>
 
 <file path=word/header1.xml><?xml version="1.0" encoding="utf-8"?>
-<w:hdr xmlns:wpc="http://schemas.microsoft.com/office/word/2010/wordprocessingCanvas" xmlns:mc="http://schemas.openxmlformats.org/markup-compatibility/2006" xmlns:o="urn:schemas-microsoft-com:office:office" xmlns:r="http://schemas.openxmlformats.org/officeDocument/2006/relationships" xmlns:m="http://schemas.openxmlformats.org/officeDocument/2006/math" xmlns:v="urn:schemas-microsoft-com:vml" xmlns:wp14="http://schemas.microsoft.com/office/word/2010/wordprocessingDrawing" xmlns:wp="http://schemas.openxmlformats.org/drawingml/2006/wordprocessingDrawing" xmlns:w10="urn:schemas-microsoft-com:office:word" xmlns:w="http://schemas.openxmlformats.org/wordprocessingml/2006/main" xmlns:w14="http://schemas.microsoft.com/office/word/2010/wordml" xmlns:wpg="http://schemas.microsoft.com/office/word/2010/wordprocessingGroup" xmlns:wpi="http://schemas.microsoft.com/office/word/2010/wordprocessingInk" xmlns:wne="http://schemas.microsoft.com/office/word/2006/wordml" xmlns:wps="http://schemas.microsoft.com/office/word/2010/wordprocessingShape" mc:Ignorable="w14 wp14">
+<w:hdr xmlns:wpc="http://schemas.microsoft.com/office/word/2010/wordprocessingCanvas" xmlns:cx="http://schemas.microsoft.com/office/drawing/2014/chartex" xmlns:cx1="http://schemas.microsoft.com/office/drawing/2015/9/8/chartex" xmlns:cx2="http://schemas.microsoft.com/office/drawing/2015/10/21/chartex" xmlns:cx3="http://schemas.microsoft.com/office/drawing/2016/5/9/chartex" xmlns:cx4="http://schemas.microsoft.com/office/drawing/2016/5/10/chartex" xmlns:cx5="http://schemas.microsoft.com/office/drawing/2016/5/11/chartex" xmlns:cx6="http://schemas.microsoft.com/office/drawing/2016/5/12/chartex" xmlns:cx7="http://schemas.microsoft.com/office/drawing/2016/5/13/chartex" xmlns:cx8="http://schemas.microsoft.com/office/drawing/2016/5/14/chartex" xmlns:mc="http://schemas.openxmlformats.org/markup-compatibility/2006" xmlns:aink="http://schemas.microsoft.com/office/drawing/2016/ink" xmlns:am3d="http://schemas.microsoft.com/office/drawing/2017/model3d" xmlns:o="urn:schemas-microsoft-com:office:office" xmlns:oel="http://schemas.microsoft.com/office/2019/extlst" xmlns:r="http://schemas.openxmlformats.org/officeDocument/2006/relationships" xmlns:m="http://schemas.openxmlformats.org/officeDocument/2006/math" xmlns:v="urn:schemas-microsoft-com:vml" xmlns:wp14="http://schemas.microsoft.com/office/word/2010/wordprocessingDrawing" xmlns:wp="http://schemas.openxmlformats.org/drawingml/2006/wordprocessingDrawing" xmlns:w10="urn:schemas-microsoft-com:office:word" xmlns:w="http://schemas.openxmlformats.org/wordprocessingml/2006/main" xmlns:w14="http://schemas.microsoft.com/office/word/2010/wordml" xmlns:w15="http://schemas.microsoft.com/office/word/2012/wordml" xmlns:w16cex="http://schemas.microsoft.com/office/word/2018/wordml/cex" xmlns:w16cid="http://schemas.microsoft.com/office/word/2016/wordml/cid" xmlns:w16="http://schemas.microsoft.com/office/word/2018/wordml" xmlns:w16du="http://schemas.microsoft.com/office/word/2023/wordml/word16du" xmlns:w16sdtdh="http://schemas.microsoft.com/office/word/2020/wordml/sdtdatahash" xmlns:w16sdtfl="http://schemas.microsoft.com/office/word/2024/wordml/sdtformatlock" xmlns:w16se="http://schemas.microsoft.com/office/word/2015/wordml/symex" xmlns:wpg="http://schemas.microsoft.com/office/word/2010/wordprocessingGroup" xmlns:wpi="http://schemas.microsoft.com/office/word/2010/wordprocessingInk" xmlns:wne="http://schemas.microsoft.com/office/word/2006/wordml" xmlns:wps="http://schemas.microsoft.com/office/word/2010/wordprocessingShape" mc:Ignorable="w14 w15 w16se w16cid w16 w16cex w16sdtdh w16sdtfl w16du wp14">
   <w:sdt>
     <w:sdtPr>
       <w:id w:val="-1863587620"/>
@@ -9027,7 +9040,7 @@
     <w:sdtContent>
       <w:p>
         <w:pPr>
-          <w:pStyle w:val="ac"/>
+          <w:pStyle w:val="Header"/>
           <w:jc w:val="right"/>
         </w:pPr>
         <w:r>
@@ -9055,7 +9068,7 @@
 </file>
 
 <file path=word/header2.xml><?xml version="1.0" encoding="utf-8"?>
-<w:hdr xmlns:wpc="http://schemas.microsoft.com/office/word/2010/wordprocessingCanvas" xmlns:mc="http://schemas.openxmlformats.org/markup-compatibility/2006" xmlns:o="urn:schemas-microsoft-com:office:office" xmlns:r="http://schemas.openxmlformats.org/officeDocument/2006/relationships" xmlns:m="http://schemas.openxmlformats.org/officeDocument/2006/math" xmlns:v="urn:schemas-microsoft-com:vml" xmlns:wp14="http://schemas.microsoft.com/office/word/2010/wordprocessingDrawing" xmlns:wp="http://schemas.openxmlformats.org/drawingml/2006/wordprocessingDrawing" xmlns:w10="urn:schemas-microsoft-com:office:word" xmlns:w="http://schemas.openxmlformats.org/wordprocessingml/2006/main" xmlns:w14="http://schemas.microsoft.com/office/word/2010/wordml" xmlns:wpg="http://schemas.microsoft.com/office/word/2010/wordprocessingGroup" xmlns:wpi="http://schemas.microsoft.com/office/word/2010/wordprocessingInk" xmlns:wne="http://schemas.microsoft.com/office/word/2006/wordml" xmlns:wps="http://schemas.microsoft.com/office/word/2010/wordprocessingShape" mc:Ignorable="w14 wp14">
+<w:hdr xmlns:wpc="http://schemas.microsoft.com/office/word/2010/wordprocessingCanvas" xmlns:cx="http://schemas.microsoft.com/office/drawing/2014/chartex" xmlns:cx1="http://schemas.microsoft.com/office/drawing/2015/9/8/chartex" xmlns:cx2="http://schemas.microsoft.com/office/drawing/2015/10/21/chartex" xmlns:cx3="http://schemas.microsoft.com/office/drawing/2016/5/9/chartex" xmlns:cx4="http://schemas.microsoft.com/office/drawing/2016/5/10/chartex" xmlns:cx5="http://schemas.microsoft.com/office/drawing/2016/5/11/chartex" xmlns:cx6="http://schemas.microsoft.com/office/drawing/2016/5/12/chartex" xmlns:cx7="http://schemas.microsoft.com/office/drawing/2016/5/13/chartex" xmlns:cx8="http://schemas.microsoft.com/office/drawing/2016/5/14/chartex" xmlns:mc="http://schemas.openxmlformats.org/markup-compatibility/2006" xmlns:aink="http://schemas.microsoft.com/office/drawing/2016/ink" xmlns:am3d="http://schemas.microsoft.com/office/drawing/2017/model3d" xmlns:o="urn:schemas-microsoft-com:office:office" xmlns:oel="http://schemas.microsoft.com/office/2019/extlst" xmlns:r="http://schemas.openxmlformats.org/officeDocument/2006/relationships" xmlns:m="http://schemas.openxmlformats.org/officeDocument/2006/math" xmlns:v="urn:schemas-microsoft-com:vml" xmlns:wp14="http://schemas.microsoft.com/office/word/2010/wordprocessingDrawing" xmlns:wp="http://schemas.openxmlformats.org/drawingml/2006/wordprocessingDrawing" xmlns:w10="urn:schemas-microsoft-com:office:word" xmlns:w="http://schemas.openxmlformats.org/wordprocessingml/2006/main" xmlns:w14="http://schemas.microsoft.com/office/word/2010/wordml" xmlns:w15="http://schemas.microsoft.com/office/word/2012/wordml" xmlns:w16cex="http://schemas.microsoft.com/office/word/2018/wordml/cex" xmlns:w16cid="http://schemas.microsoft.com/office/word/2016/wordml/cid" xmlns:w16="http://schemas.microsoft.com/office/word/2018/wordml" xmlns:w16du="http://schemas.microsoft.com/office/word/2023/wordml/word16du" xmlns:w16sdtdh="http://schemas.microsoft.com/office/word/2020/wordml/sdtdatahash" xmlns:w16sdtfl="http://schemas.microsoft.com/office/word/2024/wordml/sdtformatlock" xmlns:w16se="http://schemas.microsoft.com/office/word/2015/wordml/symex" xmlns:wpg="http://schemas.microsoft.com/office/word/2010/wordprocessingGroup" xmlns:wpi="http://schemas.microsoft.com/office/word/2010/wordprocessingInk" xmlns:wne="http://schemas.microsoft.com/office/word/2006/wordml" xmlns:wps="http://schemas.microsoft.com/office/word/2010/wordprocessingShape" mc:Ignorable="w14 w15 w16se w16cid w16 w16cex w16sdtdh w16sdtfl w16du wp14">
   <w:p>
     <w:pPr>
       <w:pBdr>
@@ -9077,8 +9090,8 @@
 </file>
 
 <file path=word/numbering.xml><?xml version="1.0" encoding="utf-8"?>
-<w:numbering xmlns:wpc="http://schemas.microsoft.com/office/word/2010/wordprocessingCanvas" xmlns:mc="http://schemas.openxmlformats.org/markup-compatibility/2006" xmlns:o="urn:schemas-microsoft-com:office:office" xmlns:r="http://schemas.openxmlformats.org/officeDocument/2006/relationships" xmlns:m="http://schemas.openxmlformats.org/officeDocument/2006/math" xmlns:v="urn:schemas-microsoft-com:vml" xmlns:wp14="http://schemas.microsoft.com/office/word/2010/wordprocessingDrawing" xmlns:wp="http://schemas.openxmlformats.org/drawingml/2006/wordprocessingDrawing" xmlns:w10="urn:schemas-microsoft-com:office:word" xmlns:w="http://schemas.openxmlformats.org/wordprocessingml/2006/main" xmlns:w14="http://schemas.microsoft.com/office/word/2010/wordml" xmlns:wpg="http://schemas.microsoft.com/office/word/2010/wordprocessingGroup" xmlns:wpi="http://schemas.microsoft.com/office/word/2010/wordprocessingInk" xmlns:wne="http://schemas.microsoft.com/office/word/2006/wordml" xmlns:wps="http://schemas.microsoft.com/office/word/2010/wordprocessingShape" mc:Ignorable="w14 wp14">
-  <w:abstractNum w:abstractNumId="0">
+<w:numbering xmlns:wpc="http://schemas.microsoft.com/office/word/2010/wordprocessingCanvas" xmlns:cx="http://schemas.microsoft.com/office/drawing/2014/chartex" xmlns:cx1="http://schemas.microsoft.com/office/drawing/2015/9/8/chartex" xmlns:cx2="http://schemas.microsoft.com/office/drawing/2015/10/21/chartex" xmlns:cx3="http://schemas.microsoft.com/office/drawing/2016/5/9/chartex" xmlns:cx4="http://schemas.microsoft.com/office/drawing/2016/5/10/chartex" xmlns:cx5="http://schemas.microsoft.com/office/drawing/2016/5/11/chartex" xmlns:cx6="http://schemas.microsoft.com/office/drawing/2016/5/12/chartex" xmlns:cx7="http://schemas.microsoft.com/office/drawing/2016/5/13/chartex" xmlns:cx8="http://schemas.microsoft.com/office/drawing/2016/5/14/chartex" xmlns:mc="http://schemas.openxmlformats.org/markup-compatibility/2006" xmlns:aink="http://schemas.microsoft.com/office/drawing/2016/ink" xmlns:am3d="http://schemas.microsoft.com/office/drawing/2017/model3d" xmlns:o="urn:schemas-microsoft-com:office:office" xmlns:oel="http://schemas.microsoft.com/office/2019/extlst" xmlns:r="http://schemas.openxmlformats.org/officeDocument/2006/relationships" xmlns:m="http://schemas.openxmlformats.org/officeDocument/2006/math" xmlns:v="urn:schemas-microsoft-com:vml" xmlns:wp14="http://schemas.microsoft.com/office/word/2010/wordprocessingDrawing" xmlns:wp="http://schemas.openxmlformats.org/drawingml/2006/wordprocessingDrawing" xmlns:w10="urn:schemas-microsoft-com:office:word" xmlns:w="http://schemas.openxmlformats.org/wordprocessingml/2006/main" xmlns:w14="http://schemas.microsoft.com/office/word/2010/wordml" xmlns:w15="http://schemas.microsoft.com/office/word/2012/wordml" xmlns:w16cex="http://schemas.microsoft.com/office/word/2018/wordml/cex" xmlns:w16cid="http://schemas.microsoft.com/office/word/2016/wordml/cid" xmlns:w16="http://schemas.microsoft.com/office/word/2018/wordml" xmlns:w16du="http://schemas.microsoft.com/office/word/2023/wordml/word16du" xmlns:w16sdtdh="http://schemas.microsoft.com/office/word/2020/wordml/sdtdatahash" xmlns:w16sdtfl="http://schemas.microsoft.com/office/word/2024/wordml/sdtformatlock" xmlns:w16se="http://schemas.microsoft.com/office/word/2015/wordml/symex" xmlns:wpg="http://schemas.microsoft.com/office/word/2010/wordprocessingGroup" xmlns:wpi="http://schemas.microsoft.com/office/word/2010/wordprocessingInk" xmlns:wne="http://schemas.microsoft.com/office/word/2006/wordml" xmlns:wps="http://schemas.microsoft.com/office/word/2010/wordprocessingShape" mc:Ignorable="w14 w15 w16se w16cid w16 w16cex w16sdtdh w16sdtfl w16du wp14">
+  <w:abstractNum w:abstractNumId="0" w15:restartNumberingAfterBreak="0">
     <w:nsid w:val="04876A56"/>
     <w:multiLevelType w:val="hybridMultilevel"/>
     <w:tmpl w:val="763E8CB6"/>
@@ -9191,7 +9204,7 @@
       </w:rPr>
     </w:lvl>
   </w:abstractNum>
-  <w:abstractNum w:abstractNumId="1">
+  <w:abstractNum w:abstractNumId="1" w15:restartNumberingAfterBreak="0">
     <w:nsid w:val="093B48FC"/>
     <w:multiLevelType w:val="hybridMultilevel"/>
     <w:tmpl w:val="1782496A"/>
@@ -9304,7 +9317,7 @@
       </w:rPr>
     </w:lvl>
   </w:abstractNum>
-  <w:abstractNum w:abstractNumId="2">
+  <w:abstractNum w:abstractNumId="2" w15:restartNumberingAfterBreak="0">
     <w:nsid w:val="0BEF6F68"/>
     <w:multiLevelType w:val="hybridMultilevel"/>
     <w:tmpl w:val="F8FCA592"/>
@@ -9417,7 +9430,7 @@
       </w:rPr>
     </w:lvl>
   </w:abstractNum>
-  <w:abstractNum w:abstractNumId="3">
+  <w:abstractNum w:abstractNumId="3" w15:restartNumberingAfterBreak="0">
     <w:nsid w:val="0CD5020B"/>
     <w:multiLevelType w:val="hybridMultilevel"/>
     <w:tmpl w:val="6AC223A6"/>
@@ -9530,7 +9543,7 @@
       </w:rPr>
     </w:lvl>
   </w:abstractNum>
-  <w:abstractNum w:abstractNumId="4">
+  <w:abstractNum w:abstractNumId="4" w15:restartNumberingAfterBreak="0">
     <w:nsid w:val="0DC27E49"/>
     <w:multiLevelType w:val="hybridMultilevel"/>
     <w:tmpl w:val="408805CE"/>
@@ -9643,7 +9656,7 @@
       </w:rPr>
     </w:lvl>
   </w:abstractNum>
-  <w:abstractNum w:abstractNumId="5">
+  <w:abstractNum w:abstractNumId="5" w15:restartNumberingAfterBreak="0">
     <w:nsid w:val="10C869CA"/>
     <w:multiLevelType w:val="hybridMultilevel"/>
     <w:tmpl w:val="889E9140"/>
@@ -9756,7 +9769,7 @@
       </w:rPr>
     </w:lvl>
   </w:abstractNum>
-  <w:abstractNum w:abstractNumId="6">
+  <w:abstractNum w:abstractNumId="6" w15:restartNumberingAfterBreak="0">
     <w:nsid w:val="11366702"/>
     <w:multiLevelType w:val="hybridMultilevel"/>
     <w:tmpl w:val="CE7E71AE"/>
@@ -9869,7 +9882,7 @@
       </w:rPr>
     </w:lvl>
   </w:abstractNum>
-  <w:abstractNum w:abstractNumId="7">
+  <w:abstractNum w:abstractNumId="7" w15:restartNumberingAfterBreak="0">
     <w:nsid w:val="13671C82"/>
     <w:multiLevelType w:val="hybridMultilevel"/>
     <w:tmpl w:val="EB7821FE"/>
@@ -9982,7 +9995,7 @@
       </w:rPr>
     </w:lvl>
   </w:abstractNum>
-  <w:abstractNum w:abstractNumId="8">
+  <w:abstractNum w:abstractNumId="8" w15:restartNumberingAfterBreak="0">
     <w:nsid w:val="17F4212C"/>
     <w:multiLevelType w:val="hybridMultilevel"/>
     <w:tmpl w:val="81B0B666"/>
@@ -10095,7 +10108,7 @@
       </w:rPr>
     </w:lvl>
   </w:abstractNum>
-  <w:abstractNum w:abstractNumId="9">
+  <w:abstractNum w:abstractNumId="9" w15:restartNumberingAfterBreak="0">
     <w:nsid w:val="1CEE024E"/>
     <w:multiLevelType w:val="hybridMultilevel"/>
     <w:tmpl w:val="43741F38"/>
@@ -10208,7 +10221,7 @@
       </w:rPr>
     </w:lvl>
   </w:abstractNum>
-  <w:abstractNum w:abstractNumId="10">
+  <w:abstractNum w:abstractNumId="10" w15:restartNumberingAfterBreak="0">
     <w:nsid w:val="1ED347A9"/>
     <w:multiLevelType w:val="hybridMultilevel"/>
     <w:tmpl w:val="B8E6C578"/>
@@ -10321,7 +10334,7 @@
       </w:rPr>
     </w:lvl>
   </w:abstractNum>
-  <w:abstractNum w:abstractNumId="11">
+  <w:abstractNum w:abstractNumId="11" w15:restartNumberingAfterBreak="0">
     <w:nsid w:val="23A115CF"/>
     <w:multiLevelType w:val="hybridMultilevel"/>
     <w:tmpl w:val="8D4AB78E"/>
@@ -10434,7 +10447,7 @@
       </w:rPr>
     </w:lvl>
   </w:abstractNum>
-  <w:abstractNum w:abstractNumId="12">
+  <w:abstractNum w:abstractNumId="12" w15:restartNumberingAfterBreak="0">
     <w:nsid w:val="25804855"/>
     <w:multiLevelType w:val="hybridMultilevel"/>
     <w:tmpl w:val="533478A8"/>
@@ -10547,7 +10560,7 @@
       </w:rPr>
     </w:lvl>
   </w:abstractNum>
-  <w:abstractNum w:abstractNumId="13">
+  <w:abstractNum w:abstractNumId="13" w15:restartNumberingAfterBreak="0">
     <w:nsid w:val="285C023A"/>
     <w:multiLevelType w:val="hybridMultilevel"/>
     <w:tmpl w:val="CDA82CA6"/>
@@ -10660,7 +10673,7 @@
       </w:rPr>
     </w:lvl>
   </w:abstractNum>
-  <w:abstractNum w:abstractNumId="14">
+  <w:abstractNum w:abstractNumId="14" w15:restartNumberingAfterBreak="0">
     <w:nsid w:val="2C1D18AB"/>
     <w:multiLevelType w:val="hybridMultilevel"/>
     <w:tmpl w:val="F7EA5C3C"/>
@@ -10773,7 +10786,7 @@
       </w:rPr>
     </w:lvl>
   </w:abstractNum>
-  <w:abstractNum w:abstractNumId="15">
+  <w:abstractNum w:abstractNumId="15" w15:restartNumberingAfterBreak="0">
     <w:nsid w:val="311A77E6"/>
     <w:multiLevelType w:val="hybridMultilevel"/>
     <w:tmpl w:val="3B30F30A"/>
@@ -10886,7 +10899,7 @@
       </w:rPr>
     </w:lvl>
   </w:abstractNum>
-  <w:abstractNum w:abstractNumId="16">
+  <w:abstractNum w:abstractNumId="16" w15:restartNumberingAfterBreak="0">
     <w:nsid w:val="36AC21A2"/>
     <w:multiLevelType w:val="hybridMultilevel"/>
     <w:tmpl w:val="C1A8C38E"/>
@@ -10999,7 +11012,7 @@
       </w:rPr>
     </w:lvl>
   </w:abstractNum>
-  <w:abstractNum w:abstractNumId="17">
+  <w:abstractNum w:abstractNumId="17" w15:restartNumberingAfterBreak="0">
     <w:nsid w:val="3B9B5CAC"/>
     <w:multiLevelType w:val="hybridMultilevel"/>
     <w:tmpl w:val="0A860A60"/>
@@ -11112,7 +11125,7 @@
       </w:rPr>
     </w:lvl>
   </w:abstractNum>
-  <w:abstractNum w:abstractNumId="18">
+  <w:abstractNum w:abstractNumId="18" w15:restartNumberingAfterBreak="0">
     <w:nsid w:val="3FBF33F2"/>
     <w:multiLevelType w:val="hybridMultilevel"/>
     <w:tmpl w:val="0370239C"/>
@@ -11225,7 +11238,7 @@
       </w:rPr>
     </w:lvl>
   </w:abstractNum>
-  <w:abstractNum w:abstractNumId="19">
+  <w:abstractNum w:abstractNumId="19" w15:restartNumberingAfterBreak="0">
     <w:nsid w:val="41D67009"/>
     <w:multiLevelType w:val="hybridMultilevel"/>
     <w:tmpl w:val="31060EF0"/>
@@ -11338,7 +11351,7 @@
       </w:rPr>
     </w:lvl>
   </w:abstractNum>
-  <w:abstractNum w:abstractNumId="20">
+  <w:abstractNum w:abstractNumId="20" w15:restartNumberingAfterBreak="0">
     <w:nsid w:val="42142B0F"/>
     <w:multiLevelType w:val="hybridMultilevel"/>
     <w:tmpl w:val="21A0627C"/>
@@ -11451,7 +11464,7 @@
       </w:rPr>
     </w:lvl>
   </w:abstractNum>
-  <w:abstractNum w:abstractNumId="21">
+  <w:abstractNum w:abstractNumId="21" w15:restartNumberingAfterBreak="0">
     <w:nsid w:val="4E1715EB"/>
     <w:multiLevelType w:val="hybridMultilevel"/>
     <w:tmpl w:val="05AC1AEE"/>
@@ -11564,7 +11577,7 @@
       </w:rPr>
     </w:lvl>
   </w:abstractNum>
-  <w:abstractNum w:abstractNumId="22">
+  <w:abstractNum w:abstractNumId="22" w15:restartNumberingAfterBreak="0">
     <w:nsid w:val="50F05F87"/>
     <w:multiLevelType w:val="hybridMultilevel"/>
     <w:tmpl w:val="D2720E9E"/>
@@ -11677,7 +11690,7 @@
       </w:rPr>
     </w:lvl>
   </w:abstractNum>
-  <w:abstractNum w:abstractNumId="23">
+  <w:abstractNum w:abstractNumId="23" w15:restartNumberingAfterBreak="0">
     <w:nsid w:val="528A415C"/>
     <w:multiLevelType w:val="hybridMultilevel"/>
     <w:tmpl w:val="71566A88"/>
@@ -11790,7 +11803,7 @@
       </w:rPr>
     </w:lvl>
   </w:abstractNum>
-  <w:abstractNum w:abstractNumId="24">
+  <w:abstractNum w:abstractNumId="24" w15:restartNumberingAfterBreak="0">
     <w:nsid w:val="53245B19"/>
     <w:multiLevelType w:val="hybridMultilevel"/>
     <w:tmpl w:val="1D362622"/>
@@ -11903,7 +11916,7 @@
       </w:rPr>
     </w:lvl>
   </w:abstractNum>
-  <w:abstractNum w:abstractNumId="25">
+  <w:abstractNum w:abstractNumId="25" w15:restartNumberingAfterBreak="0">
     <w:nsid w:val="58D34F4C"/>
     <w:multiLevelType w:val="hybridMultilevel"/>
     <w:tmpl w:val="CB46D318"/>
@@ -12016,7 +12029,7 @@
       </w:rPr>
     </w:lvl>
   </w:abstractNum>
-  <w:abstractNum w:abstractNumId="26">
+  <w:abstractNum w:abstractNumId="26" w15:restartNumberingAfterBreak="0">
     <w:nsid w:val="59001D7F"/>
     <w:multiLevelType w:val="hybridMultilevel"/>
     <w:tmpl w:val="67A0ECB4"/>
@@ -12129,7 +12142,7 @@
       </w:rPr>
     </w:lvl>
   </w:abstractNum>
-  <w:abstractNum w:abstractNumId="27">
+  <w:abstractNum w:abstractNumId="27" w15:restartNumberingAfterBreak="0">
     <w:nsid w:val="5A1B74F7"/>
     <w:multiLevelType w:val="hybridMultilevel"/>
     <w:tmpl w:val="D7986396"/>
@@ -12242,7 +12255,7 @@
       </w:rPr>
     </w:lvl>
   </w:abstractNum>
-  <w:abstractNum w:abstractNumId="28">
+  <w:abstractNum w:abstractNumId="28" w15:restartNumberingAfterBreak="0">
     <w:nsid w:val="5BC96C72"/>
     <w:multiLevelType w:val="hybridMultilevel"/>
     <w:tmpl w:val="C22457B2"/>
@@ -12355,7 +12368,7 @@
       </w:rPr>
     </w:lvl>
   </w:abstractNum>
-  <w:abstractNum w:abstractNumId="29">
+  <w:abstractNum w:abstractNumId="29" w15:restartNumberingAfterBreak="0">
     <w:nsid w:val="5C7968EE"/>
     <w:multiLevelType w:val="hybridMultilevel"/>
     <w:tmpl w:val="94FE5B70"/>
@@ -12468,7 +12481,7 @@
       </w:rPr>
     </w:lvl>
   </w:abstractNum>
-  <w:abstractNum w:abstractNumId="30">
+  <w:abstractNum w:abstractNumId="30" w15:restartNumberingAfterBreak="0">
     <w:nsid w:val="60B375AC"/>
     <w:multiLevelType w:val="hybridMultilevel"/>
     <w:tmpl w:val="06E60A76"/>
@@ -12581,7 +12594,96 @@
       </w:rPr>
     </w:lvl>
   </w:abstractNum>
-  <w:abstractNum w:abstractNumId="31">
+  <w:abstractNum w:abstractNumId="31" w15:restartNumberingAfterBreak="0">
+    <w:nsid w:val="66CF4E38"/>
+    <w:multiLevelType w:val="hybridMultilevel"/>
+    <w:tmpl w:val="2D3A4E8C"/>
+    <w:lvl w:ilvl="0" w:tplc="0409000F">
+      <w:start w:val="1"/>
+      <w:numFmt w:val="decimal"/>
+      <w:lvlText w:val="%1."/>
+      <w:lvlJc w:val="left"/>
+      <w:pPr>
+        <w:ind w:left="720" w:hanging="360"/>
+      </w:pPr>
+      <w:rPr>
+        <w:rFonts w:hint="default"/>
+      </w:rPr>
+    </w:lvl>
+    <w:lvl w:ilvl="1" w:tplc="04090019" w:tentative="1">
+      <w:start w:val="1"/>
+      <w:numFmt w:val="lowerLetter"/>
+      <w:lvlText w:val="%2."/>
+      <w:lvlJc w:val="left"/>
+      <w:pPr>
+        <w:ind w:left="1440" w:hanging="360"/>
+      </w:pPr>
+    </w:lvl>
+    <w:lvl w:ilvl="2" w:tplc="0409001B" w:tentative="1">
+      <w:start w:val="1"/>
+      <w:numFmt w:val="lowerRoman"/>
+      <w:lvlText w:val="%3."/>
+      <w:lvlJc w:val="right"/>
+      <w:pPr>
+        <w:ind w:left="2160" w:hanging="180"/>
+      </w:pPr>
+    </w:lvl>
+    <w:lvl w:ilvl="3" w:tplc="0409000F" w:tentative="1">
+      <w:start w:val="1"/>
+      <w:numFmt w:val="decimal"/>
+      <w:lvlText w:val="%4."/>
+      <w:lvlJc w:val="left"/>
+      <w:pPr>
+        <w:ind w:left="2880" w:hanging="360"/>
+      </w:pPr>
+    </w:lvl>
+    <w:lvl w:ilvl="4" w:tplc="04090019" w:tentative="1">
+      <w:start w:val="1"/>
+      <w:numFmt w:val="lowerLetter"/>
+      <w:lvlText w:val="%5."/>
+      <w:lvlJc w:val="left"/>
+      <w:pPr>
+        <w:ind w:left="3600" w:hanging="360"/>
+      </w:pPr>
+    </w:lvl>
+    <w:lvl w:ilvl="5" w:tplc="0409001B" w:tentative="1">
+      <w:start w:val="1"/>
+      <w:numFmt w:val="lowerRoman"/>
+      <w:lvlText w:val="%6."/>
+      <w:lvlJc w:val="right"/>
+      <w:pPr>
+        <w:ind w:left="4320" w:hanging="180"/>
+      </w:pPr>
+    </w:lvl>
+    <w:lvl w:ilvl="6" w:tplc="0409000F" w:tentative="1">
+      <w:start w:val="1"/>
+      <w:numFmt w:val="decimal"/>
+      <w:lvlText w:val="%7."/>
+      <w:lvlJc w:val="left"/>
+      <w:pPr>
+        <w:ind w:left="5040" w:hanging="360"/>
+      </w:pPr>
+    </w:lvl>
+    <w:lvl w:ilvl="7" w:tplc="04090019" w:tentative="1">
+      <w:start w:val="1"/>
+      <w:numFmt w:val="lowerLetter"/>
+      <w:lvlText w:val="%8."/>
+      <w:lvlJc w:val="left"/>
+      <w:pPr>
+        <w:ind w:left="5760" w:hanging="360"/>
+      </w:pPr>
+    </w:lvl>
+    <w:lvl w:ilvl="8" w:tplc="0409001B" w:tentative="1">
+      <w:start w:val="1"/>
+      <w:numFmt w:val="lowerRoman"/>
+      <w:lvlText w:val="%9."/>
+      <w:lvlJc w:val="right"/>
+      <w:pPr>
+        <w:ind w:left="6480" w:hanging="180"/>
+      </w:pPr>
+    </w:lvl>
+  </w:abstractNum>
+  <w:abstractNum w:abstractNumId="32" w15:restartNumberingAfterBreak="0">
     <w:nsid w:val="6ABF00CB"/>
     <w:multiLevelType w:val="hybridMultilevel"/>
     <w:tmpl w:val="7422DC00"/>
@@ -12694,7 +12796,7 @@
       </w:rPr>
     </w:lvl>
   </w:abstractNum>
-  <w:abstractNum w:abstractNumId="32">
+  <w:abstractNum w:abstractNumId="33" w15:restartNumberingAfterBreak="0">
     <w:nsid w:val="6E3523FA"/>
     <w:multiLevelType w:val="hybridMultilevel"/>
     <w:tmpl w:val="DB468F8E"/>
@@ -12807,7 +12909,7 @@
       </w:rPr>
     </w:lvl>
   </w:abstractNum>
-  <w:abstractNum w:abstractNumId="33">
+  <w:abstractNum w:abstractNumId="34" w15:restartNumberingAfterBreak="0">
     <w:nsid w:val="7302586F"/>
     <w:multiLevelType w:val="hybridMultilevel"/>
     <w:tmpl w:val="B8644238"/>
@@ -12920,7 +13022,7 @@
       </w:rPr>
     </w:lvl>
   </w:abstractNum>
-  <w:abstractNum w:abstractNumId="34">
+  <w:abstractNum w:abstractNumId="35" w15:restartNumberingAfterBreak="0">
     <w:nsid w:val="74164EFD"/>
     <w:multiLevelType w:val="hybridMultilevel"/>
     <w:tmpl w:val="D1AEAFEA"/>
@@ -13033,7 +13135,7 @@
       </w:rPr>
     </w:lvl>
   </w:abstractNum>
-  <w:abstractNum w:abstractNumId="35">
+  <w:abstractNum w:abstractNumId="36" w15:restartNumberingAfterBreak="0">
     <w:nsid w:val="751F66AD"/>
     <w:multiLevelType w:val="hybridMultilevel"/>
     <w:tmpl w:val="7DDE4900"/>
@@ -13146,120 +13248,123 @@
       </w:rPr>
     </w:lvl>
   </w:abstractNum>
-  <w:num w:numId="1">
+  <w:num w:numId="1" w16cid:durableId="53235173">
     <w:abstractNumId w:val="2"/>
   </w:num>
-  <w:num w:numId="2">
+  <w:num w:numId="2" w16cid:durableId="1854494171">
     <w:abstractNumId w:val="22"/>
   </w:num>
-  <w:num w:numId="3">
+  <w:num w:numId="3" w16cid:durableId="530533614">
     <w:abstractNumId w:val="28"/>
   </w:num>
-  <w:num w:numId="4">
+  <w:num w:numId="4" w16cid:durableId="1116019553">
     <w:abstractNumId w:val="11"/>
   </w:num>
-  <w:num w:numId="5">
+  <w:num w:numId="5" w16cid:durableId="716319258">
+    <w:abstractNumId w:val="36"/>
+  </w:num>
+  <w:num w:numId="6" w16cid:durableId="1966738168">
+    <w:abstractNumId w:val="6"/>
+  </w:num>
+  <w:num w:numId="7" w16cid:durableId="2000961126">
+    <w:abstractNumId w:val="16"/>
+  </w:num>
+  <w:num w:numId="8" w16cid:durableId="1302685747">
+    <w:abstractNumId w:val="26"/>
+  </w:num>
+  <w:num w:numId="9" w16cid:durableId="175921690">
+    <w:abstractNumId w:val="21"/>
+  </w:num>
+  <w:num w:numId="10" w16cid:durableId="2007199482">
+    <w:abstractNumId w:val="24"/>
+  </w:num>
+  <w:num w:numId="11" w16cid:durableId="2108425865">
+    <w:abstractNumId w:val="32"/>
+  </w:num>
+  <w:num w:numId="12" w16cid:durableId="284846881">
+    <w:abstractNumId w:val="7"/>
+  </w:num>
+  <w:num w:numId="13" w16cid:durableId="1988127418">
+    <w:abstractNumId w:val="1"/>
+  </w:num>
+  <w:num w:numId="14" w16cid:durableId="623999380">
+    <w:abstractNumId w:val="30"/>
+  </w:num>
+  <w:num w:numId="15" w16cid:durableId="170797961">
+    <w:abstractNumId w:val="19"/>
+  </w:num>
+  <w:num w:numId="16" w16cid:durableId="1730495581">
     <w:abstractNumId w:val="35"/>
   </w:num>
-  <w:num w:numId="6">
-    <w:abstractNumId w:val="6"/>
+  <w:num w:numId="17" w16cid:durableId="1599482667">
+    <w:abstractNumId w:val="4"/>
   </w:num>
-  <w:num w:numId="7">
-    <w:abstractNumId w:val="16"/>
+  <w:num w:numId="18" w16cid:durableId="188959445">
+    <w:abstractNumId w:val="5"/>
   </w:num>
-  <w:num w:numId="8">
-    <w:abstractNumId w:val="26"/>
+  <w:num w:numId="19" w16cid:durableId="1676491226">
+    <w:abstractNumId w:val="13"/>
   </w:num>
-  <w:num w:numId="9">
-    <w:abstractNumId w:val="21"/>
+  <w:num w:numId="20" w16cid:durableId="859511808">
+    <w:abstractNumId w:val="25"/>
   </w:num>
-  <w:num w:numId="10">
-    <w:abstractNumId w:val="24"/>
+  <w:num w:numId="21" w16cid:durableId="1067191931">
+    <w:abstractNumId w:val="10"/>
   </w:num>
-  <w:num w:numId="11">
-    <w:abstractNumId w:val="31"/>
+  <w:num w:numId="22" w16cid:durableId="1063792318">
+    <w:abstractNumId w:val="33"/>
   </w:num>
-  <w:num w:numId="12">
-    <w:abstractNumId w:val="7"/>
+  <w:num w:numId="23" w16cid:durableId="1600718074">
+    <w:abstractNumId w:val="17"/>
   </w:num>
-  <w:num w:numId="13">
-    <w:abstractNumId w:val="1"/>
+  <w:num w:numId="24" w16cid:durableId="850409439">
+    <w:abstractNumId w:val="15"/>
   </w:num>
-  <w:num w:numId="14">
-    <w:abstractNumId w:val="30"/>
+  <w:num w:numId="25" w16cid:durableId="1190870371">
+    <w:abstractNumId w:val="23"/>
   </w:num>
-  <w:num w:numId="15">
-    <w:abstractNumId w:val="19"/>
+  <w:num w:numId="26" w16cid:durableId="1377126145">
+    <w:abstractNumId w:val="8"/>
   </w:num>
-  <w:num w:numId="16">
+  <w:num w:numId="27" w16cid:durableId="684482981">
+    <w:abstractNumId w:val="0"/>
+  </w:num>
+  <w:num w:numId="28" w16cid:durableId="621888864">
+    <w:abstractNumId w:val="14"/>
+  </w:num>
+  <w:num w:numId="29" w16cid:durableId="1129131886">
+    <w:abstractNumId w:val="12"/>
+  </w:num>
+  <w:num w:numId="30" w16cid:durableId="1586108191">
+    <w:abstractNumId w:val="29"/>
+  </w:num>
+  <w:num w:numId="31" w16cid:durableId="933054161">
+    <w:abstractNumId w:val="3"/>
+  </w:num>
+  <w:num w:numId="32" w16cid:durableId="666372300">
+    <w:abstractNumId w:val="9"/>
+  </w:num>
+  <w:num w:numId="33" w16cid:durableId="2119325765">
+    <w:abstractNumId w:val="20"/>
+  </w:num>
+  <w:num w:numId="34" w16cid:durableId="381756024">
+    <w:abstractNumId w:val="18"/>
+  </w:num>
+  <w:num w:numId="35" w16cid:durableId="1342930063">
+    <w:abstractNumId w:val="27"/>
+  </w:num>
+  <w:num w:numId="36" w16cid:durableId="588974981">
     <w:abstractNumId w:val="34"/>
   </w:num>
-  <w:num w:numId="17">
-    <w:abstractNumId w:val="4"/>
-  </w:num>
-  <w:num w:numId="18">
-    <w:abstractNumId w:val="5"/>
-  </w:num>
-  <w:num w:numId="19">
-    <w:abstractNumId w:val="13"/>
-  </w:num>
-  <w:num w:numId="20">
-    <w:abstractNumId w:val="25"/>
-  </w:num>
-  <w:num w:numId="21">
-    <w:abstractNumId w:val="10"/>
-  </w:num>
-  <w:num w:numId="22">
-    <w:abstractNumId w:val="32"/>
-  </w:num>
-  <w:num w:numId="23">
-    <w:abstractNumId w:val="17"/>
-  </w:num>
-  <w:num w:numId="24">
-    <w:abstractNumId w:val="15"/>
-  </w:num>
-  <w:num w:numId="25">
-    <w:abstractNumId w:val="23"/>
-  </w:num>
-  <w:num w:numId="26">
-    <w:abstractNumId w:val="8"/>
-  </w:num>
-  <w:num w:numId="27">
-    <w:abstractNumId w:val="0"/>
-  </w:num>
-  <w:num w:numId="28">
-    <w:abstractNumId w:val="14"/>
-  </w:num>
-  <w:num w:numId="29">
-    <w:abstractNumId w:val="12"/>
-  </w:num>
-  <w:num w:numId="30">
-    <w:abstractNumId w:val="29"/>
-  </w:num>
-  <w:num w:numId="31">
-    <w:abstractNumId w:val="3"/>
-  </w:num>
-  <w:num w:numId="32">
-    <w:abstractNumId w:val="9"/>
-  </w:num>
-  <w:num w:numId="33">
-    <w:abstractNumId w:val="20"/>
-  </w:num>
-  <w:num w:numId="34">
-    <w:abstractNumId w:val="18"/>
-  </w:num>
-  <w:num w:numId="35">
-    <w:abstractNumId w:val="27"/>
-  </w:num>
-  <w:num w:numId="36">
-    <w:abstractNumId w:val="33"/>
+  <w:num w:numId="37" w16cid:durableId="365102150">
+    <w:abstractNumId w:val="31"/>
   </w:num>
   <w:numIdMacAtCleanup w:val="17"/>
 </w:numbering>
 </file>
 
 <file path=word/styles.xml><?xml version="1.0" encoding="utf-8"?>
-<w:styles xmlns:mc="http://schemas.openxmlformats.org/markup-compatibility/2006" xmlns:r="http://schemas.openxmlformats.org/officeDocument/2006/relationships" xmlns:w="http://schemas.openxmlformats.org/wordprocessingml/2006/main" xmlns:w14="http://schemas.microsoft.com/office/word/2010/wordml" mc:Ignorable="w14">
+<w:styles xmlns:mc="http://schemas.openxmlformats.org/markup-compatibility/2006" xmlns:r="http://schemas.openxmlformats.org/officeDocument/2006/relationships" xmlns:w="http://schemas.openxmlformats.org/wordprocessingml/2006/main" xmlns:w14="http://schemas.microsoft.com/office/word/2010/wordml" xmlns:w15="http://schemas.microsoft.com/office/word/2012/wordml" xmlns:w16cex="http://schemas.microsoft.com/office/word/2018/wordml/cex" xmlns:w16cid="http://schemas.microsoft.com/office/word/2016/wordml/cid" xmlns:w16="http://schemas.microsoft.com/office/word/2018/wordml" xmlns:w16du="http://schemas.microsoft.com/office/word/2023/wordml/word16du" xmlns:w16sdtdh="http://schemas.microsoft.com/office/word/2020/wordml/sdtdatahash" xmlns:w16sdtfl="http://schemas.microsoft.com/office/word/2024/wordml/sdtformatlock" xmlns:w16se="http://schemas.microsoft.com/office/word/2015/wordml/symex" mc:Ignorable="w14 w15 w16se w16cid w16 w16cex w16sdtdh w16sdtfl w16du">
   <w:docDefaults>
     <w:rPrDefault>
       <w:rPr>
@@ -13269,146 +13374,385 @@
     </w:rPrDefault>
     <w:pPrDefault/>
   </w:docDefaults>
-  <w:latentStyles w:defLockedState="0" w:defUIPriority="99" w:defSemiHidden="1" w:defUnhideWhenUsed="1" w:defQFormat="0" w:count="267">
-    <w:lsdException w:name="Normal" w:semiHidden="0" w:uiPriority="0" w:unhideWhenUsed="0" w:qFormat="1"/>
-    <w:lsdException w:name="heading 1" w:semiHidden="0" w:uiPriority="0" w:unhideWhenUsed="0" w:qFormat="1"/>
-    <w:lsdException w:name="heading 2" w:uiPriority="0" w:qFormat="1"/>
-    <w:lsdException w:name="heading 3" w:uiPriority="9" w:qFormat="1"/>
-    <w:lsdException w:name="heading 4" w:uiPriority="9" w:qFormat="1"/>
-    <w:lsdException w:name="heading 5" w:uiPriority="9" w:qFormat="1"/>
-    <w:lsdException w:name="heading 6" w:uiPriority="9" w:qFormat="1"/>
-    <w:lsdException w:name="heading 7" w:uiPriority="9" w:qFormat="1"/>
-    <w:lsdException w:name="heading 8" w:uiPriority="9" w:qFormat="1"/>
-    <w:lsdException w:name="heading 9" w:uiPriority="9" w:qFormat="1"/>
-    <w:lsdException w:name="toc 1" w:uiPriority="39"/>
-    <w:lsdException w:name="toc 2" w:uiPriority="39"/>
-    <w:lsdException w:name="toc 3" w:uiPriority="39"/>
-    <w:lsdException w:name="toc 4" w:uiPriority="39"/>
-    <w:lsdException w:name="toc 5" w:uiPriority="39"/>
-    <w:lsdException w:name="toc 6" w:uiPriority="39"/>
-    <w:lsdException w:name="toc 7" w:uiPriority="39"/>
-    <w:lsdException w:name="toc 8" w:uiPriority="39"/>
-    <w:lsdException w:name="toc 9" w:uiPriority="39"/>
-    <w:lsdException w:name="caption" w:uiPriority="35" w:qFormat="1"/>
-    <w:lsdException w:name="Title" w:semiHidden="0" w:uiPriority="10" w:unhideWhenUsed="0" w:qFormat="1"/>
-    <w:lsdException w:name="Default Paragraph Font" w:uiPriority="1"/>
-    <w:lsdException w:name="Subtitle" w:semiHidden="0" w:uiPriority="11" w:unhideWhenUsed="0" w:qFormat="1"/>
-    <w:lsdException w:name="Strong" w:semiHidden="0" w:uiPriority="22" w:unhideWhenUsed="0" w:qFormat="1"/>
-    <w:lsdException w:name="Emphasis" w:semiHidden="0" w:uiPriority="20" w:unhideWhenUsed="0" w:qFormat="1"/>
-    <w:lsdException w:name="Table Grid" w:semiHidden="0" w:uiPriority="59" w:unhideWhenUsed="0"/>
-    <w:lsdException w:name="Placeholder Text" w:unhideWhenUsed="0"/>
-    <w:lsdException w:name="No Spacing" w:semiHidden="0" w:uiPriority="1" w:unhideWhenUsed="0" w:qFormat="1"/>
-    <w:lsdException w:name="Light Shading" w:semiHidden="0" w:uiPriority="60" w:unhideWhenUsed="0"/>
-    <w:lsdException w:name="Light List" w:semiHidden="0" w:uiPriority="61" w:unhideWhenUsed="0"/>
-    <w:lsdException w:name="Light Grid" w:semiHidden="0" w:uiPriority="62" w:unhideWhenUsed="0"/>
-    <w:lsdException w:name="Medium Shading 1" w:semiHidden="0" w:uiPriority="63" w:unhideWhenUsed="0"/>
-    <w:lsdException w:name="Medium Shading 2" w:semiHidden="0" w:uiPriority="64" w:unhideWhenUsed="0"/>
-    <w:lsdException w:name="Medium List 1" w:semiHidden="0" w:uiPriority="65" w:unhideWhenUsed="0"/>
-    <w:lsdException w:name="Medium List 2" w:semiHidden="0" w:uiPriority="66" w:unhideWhenUsed="0"/>
-    <w:lsdException w:name="Medium Grid 1" w:semiHidden="0" w:uiPriority="67" w:unhideWhenUsed="0"/>
-    <w:lsdException w:name="Medium Grid 2" w:semiHidden="0" w:uiPriority="68" w:unhideWhenUsed="0"/>
-    <w:lsdException w:name="Medium Grid 3" w:semiHidden="0" w:uiPriority="69" w:unhideWhenUsed="0"/>
-    <w:lsdException w:name="Dark List" w:semiHidden="0" w:uiPriority="70" w:unhideWhenUsed="0"/>
-    <w:lsdException w:name="Colorful Shading" w:semiHidden="0" w:uiPriority="71" w:unhideWhenUsed="0"/>
-    <w:lsdException w:name="Colorful List" w:semiHidden="0" w:uiPriority="72" w:unhideWhenUsed="0"/>
-    <w:lsdException w:name="Colorful Grid" w:semiHidden="0" w:uiPriority="73" w:unhideWhenUsed="0"/>
-    <w:lsdException w:name="Light Shading Accent 1" w:semiHidden="0" w:uiPriority="60" w:unhideWhenUsed="0"/>
-    <w:lsdException w:name="Light List Accent 1" w:semiHidden="0" w:uiPriority="61" w:unhideWhenUsed="0"/>
-    <w:lsdException w:name="Light Grid Accent 1" w:semiHidden="0" w:uiPriority="62" w:unhideWhenUsed="0"/>
-    <w:lsdException w:name="Medium Shading 1 Accent 1" w:semiHidden="0" w:uiPriority="63" w:unhideWhenUsed="0"/>
-    <w:lsdException w:name="Medium Shading 2 Accent 1" w:semiHidden="0" w:uiPriority="64" w:unhideWhenUsed="0"/>
-    <w:lsdException w:name="Medium List 1 Accent 1" w:semiHidden="0" w:uiPriority="65" w:unhideWhenUsed="0"/>
-    <w:lsdException w:name="Revision" w:unhideWhenUsed="0"/>
-    <w:lsdException w:name="List Paragraph" w:semiHidden="0" w:uiPriority="34" w:unhideWhenUsed="0" w:qFormat="1"/>
-    <w:lsdException w:name="Quote" w:semiHidden="0" w:uiPriority="29" w:unhideWhenUsed="0" w:qFormat="1"/>
-    <w:lsdException w:name="Intense Quote" w:semiHidden="0" w:uiPriority="30" w:unhideWhenUsed="0" w:qFormat="1"/>
-    <w:lsdException w:name="Medium List 2 Accent 1" w:semiHidden="0" w:uiPriority="66" w:unhideWhenUsed="0"/>
-    <w:lsdException w:name="Medium Grid 1 Accent 1" w:semiHidden="0" w:uiPriority="67" w:unhideWhenUsed="0"/>
-    <w:lsdException w:name="Medium Grid 2 Accent 1" w:semiHidden="0" w:uiPriority="68" w:unhideWhenUsed="0"/>
-    <w:lsdException w:name="Medium Grid 3 Accent 1" w:semiHidden="0" w:uiPriority="69" w:unhideWhenUsed="0"/>
-    <w:lsdException w:name="Dark List Accent 1" w:semiHidden="0" w:uiPriority="70" w:unhideWhenUsed="0"/>
-    <w:lsdException w:name="Colorful Shading Accent 1" w:semiHidden="0" w:uiPriority="71" w:unhideWhenUsed="0"/>
-    <w:lsdException w:name="Colorful List Accent 1" w:semiHidden="0" w:uiPriority="72" w:unhideWhenUsed="0"/>
-    <w:lsdException w:name="Colorful Grid Accent 1" w:semiHidden="0" w:uiPriority="73" w:unhideWhenUsed="0"/>
-    <w:lsdException w:name="Light Shading Accent 2" w:semiHidden="0" w:uiPriority="60" w:unhideWhenUsed="0"/>
-    <w:lsdException w:name="Light List Accent 2" w:semiHidden="0" w:uiPriority="61" w:unhideWhenUsed="0"/>
-    <w:lsdException w:name="Light Grid Accent 2" w:semiHidden="0" w:uiPriority="62" w:unhideWhenUsed="0"/>
-    <w:lsdException w:name="Medium Shading 1 Accent 2" w:semiHidden="0" w:uiPriority="63" w:unhideWhenUsed="0"/>
-    <w:lsdException w:name="Medium Shading 2 Accent 2" w:semiHidden="0" w:uiPriority="64" w:unhideWhenUsed="0"/>
-    <w:lsdException w:name="Medium List 1 Accent 2" w:semiHidden="0" w:uiPriority="65" w:unhideWhenUsed="0"/>
-    <w:lsdException w:name="Medium List 2 Accent 2" w:semiHidden="0" w:uiPriority="66" w:unhideWhenUsed="0"/>
-    <w:lsdException w:name="Medium Grid 1 Accent 2" w:semiHidden="0" w:uiPriority="67" w:unhideWhenUsed="0"/>
-    <w:lsdException w:name="Medium Grid 2 Accent 2" w:semiHidden="0" w:uiPriority="68" w:unhideWhenUsed="0"/>
-    <w:lsdException w:name="Medium Grid 3 Accent 2" w:semiHidden="0" w:uiPriority="69" w:unhideWhenUsed="0"/>
-    <w:lsdException w:name="Dark List Accent 2" w:semiHidden="0" w:uiPriority="70" w:unhideWhenUsed="0"/>
-    <w:lsdException w:name="Colorful Shading Accent 2" w:semiHidden="0" w:uiPriority="71" w:unhideWhenUsed="0"/>
-    <w:lsdException w:name="Colorful List Accent 2" w:semiHidden="0" w:uiPriority="72" w:unhideWhenUsed="0"/>
-    <w:lsdException w:name="Colorful Grid Accent 2" w:semiHidden="0" w:uiPriority="73" w:unhideWhenUsed="0"/>
-    <w:lsdException w:name="Light Shading Accent 3" w:semiHidden="0" w:uiPriority="60" w:unhideWhenUsed="0"/>
-    <w:lsdException w:name="Light List Accent 3" w:semiHidden="0" w:uiPriority="61" w:unhideWhenUsed="0"/>
-    <w:lsdException w:name="Light Grid Accent 3" w:semiHidden="0" w:uiPriority="62" w:unhideWhenUsed="0"/>
-    <w:lsdException w:name="Medium Shading 1 Accent 3" w:semiHidden="0" w:uiPriority="63" w:unhideWhenUsed="0"/>
-    <w:lsdException w:name="Medium Shading 2 Accent 3" w:semiHidden="0" w:uiPriority="64" w:unhideWhenUsed="0"/>
-    <w:lsdException w:name="Medium List 1 Accent 3" w:semiHidden="0" w:uiPriority="65" w:unhideWhenUsed="0"/>
-    <w:lsdException w:name="Medium List 2 Accent 3" w:semiHidden="0" w:uiPriority="66" w:unhideWhenUsed="0"/>
-    <w:lsdException w:name="Medium Grid 1 Accent 3" w:semiHidden="0" w:uiPriority="67" w:unhideWhenUsed="0"/>
-    <w:lsdException w:name="Medium Grid 2 Accent 3" w:semiHidden="0" w:uiPriority="68" w:unhideWhenUsed="0"/>
-    <w:lsdException w:name="Medium Grid 3 Accent 3" w:semiHidden="0" w:uiPriority="69" w:unhideWhenUsed="0"/>
-    <w:lsdException w:name="Dark List Accent 3" w:semiHidden="0" w:uiPriority="70" w:unhideWhenUsed="0"/>
-    <w:lsdException w:name="Colorful Shading Accent 3" w:semiHidden="0" w:uiPriority="71" w:unhideWhenUsed="0"/>
-    <w:lsdException w:name="Colorful List Accent 3" w:semiHidden="0" w:uiPriority="72" w:unhideWhenUsed="0"/>
-    <w:lsdException w:name="Colorful Grid Accent 3" w:semiHidden="0" w:uiPriority="73" w:unhideWhenUsed="0"/>
-    <w:lsdException w:name="Light Shading Accent 4" w:semiHidden="0" w:uiPriority="60" w:unhideWhenUsed="0"/>
-    <w:lsdException w:name="Light List Accent 4" w:semiHidden="0" w:uiPriority="61" w:unhideWhenUsed="0"/>
-    <w:lsdException w:name="Light Grid Accent 4" w:semiHidden="0" w:uiPriority="62" w:unhideWhenUsed="0"/>
-    <w:lsdException w:name="Medium Shading 1 Accent 4" w:semiHidden="0" w:uiPriority="63" w:unhideWhenUsed="0"/>
-    <w:lsdException w:name="Medium Shading 2 Accent 4" w:semiHidden="0" w:uiPriority="64" w:unhideWhenUsed="0"/>
-    <w:lsdException w:name="Medium List 1 Accent 4" w:semiHidden="0" w:uiPriority="65" w:unhideWhenUsed="0"/>
-    <w:lsdException w:name="Medium List 2 Accent 4" w:semiHidden="0" w:uiPriority="66" w:unhideWhenUsed="0"/>
-    <w:lsdException w:name="Medium Grid 1 Accent 4" w:semiHidden="0" w:uiPriority="67" w:unhideWhenUsed="0"/>
-    <w:lsdException w:name="Medium Grid 2 Accent 4" w:semiHidden="0" w:uiPriority="68" w:unhideWhenUsed="0"/>
-    <w:lsdException w:name="Medium Grid 3 Accent 4" w:semiHidden="0" w:uiPriority="69" w:unhideWhenUsed="0"/>
-    <w:lsdException w:name="Dark List Accent 4" w:semiHidden="0" w:uiPriority="70" w:unhideWhenUsed="0"/>
-    <w:lsdException w:name="Colorful Shading Accent 4" w:semiHidden="0" w:uiPriority="71" w:unhideWhenUsed="0"/>
-    <w:lsdException w:name="Colorful List Accent 4" w:semiHidden="0" w:uiPriority="72" w:unhideWhenUsed="0"/>
-    <w:lsdException w:name="Colorful Grid Accent 4" w:semiHidden="0" w:uiPriority="73" w:unhideWhenUsed="0"/>
-    <w:lsdException w:name="Light Shading Accent 5" w:semiHidden="0" w:uiPriority="60" w:unhideWhenUsed="0"/>
-    <w:lsdException w:name="Light List Accent 5" w:semiHidden="0" w:uiPriority="61" w:unhideWhenUsed="0"/>
-    <w:lsdException w:name="Light Grid Accent 5" w:semiHidden="0" w:uiPriority="62" w:unhideWhenUsed="0"/>
-    <w:lsdException w:name="Medium Shading 1 Accent 5" w:semiHidden="0" w:uiPriority="63" w:unhideWhenUsed="0"/>
-    <w:lsdException w:name="Medium Shading 2 Accent 5" w:semiHidden="0" w:uiPriority="64" w:unhideWhenUsed="0"/>
-    <w:lsdException w:name="Medium List 1 Accent 5" w:semiHidden="0" w:uiPriority="65" w:unhideWhenUsed="0"/>
-    <w:lsdException w:name="Medium List 2 Accent 5" w:semiHidden="0" w:uiPriority="66" w:unhideWhenUsed="0"/>
-    <w:lsdException w:name="Medium Grid 1 Accent 5" w:semiHidden="0" w:uiPriority="67" w:unhideWhenUsed="0"/>
-    <w:lsdException w:name="Medium Grid 2 Accent 5" w:semiHidden="0" w:uiPriority="68" w:unhideWhenUsed="0"/>
-    <w:lsdException w:name="Medium Grid 3 Accent 5" w:semiHidden="0" w:uiPriority="69" w:unhideWhenUsed="0"/>
-    <w:lsdException w:name="Dark List Accent 5" w:semiHidden="0" w:uiPriority="70" w:unhideWhenUsed="0"/>
-    <w:lsdException w:name="Colorful Shading Accent 5" w:semiHidden="0" w:uiPriority="71" w:unhideWhenUsed="0"/>
-    <w:lsdException w:name="Colorful List Accent 5" w:semiHidden="0" w:uiPriority="72" w:unhideWhenUsed="0"/>
-    <w:lsdException w:name="Colorful Grid Accent 5" w:semiHidden="0" w:uiPriority="73" w:unhideWhenUsed="0"/>
-    <w:lsdException w:name="Light Shading Accent 6" w:semiHidden="0" w:uiPriority="60" w:unhideWhenUsed="0"/>
-    <w:lsdException w:name="Light List Accent 6" w:semiHidden="0" w:uiPriority="61" w:unhideWhenUsed="0"/>
-    <w:lsdException w:name="Light Grid Accent 6" w:semiHidden="0" w:uiPriority="62" w:unhideWhenUsed="0"/>
-    <w:lsdException w:name="Medium Shading 1 Accent 6" w:semiHidden="0" w:uiPriority="63" w:unhideWhenUsed="0"/>
-    <w:lsdException w:name="Medium Shading 2 Accent 6" w:semiHidden="0" w:uiPriority="64" w:unhideWhenUsed="0"/>
-    <w:lsdException w:name="Medium List 1 Accent 6" w:semiHidden="0" w:uiPriority="65" w:unhideWhenUsed="0"/>
-    <w:lsdException w:name="Medium List 2 Accent 6" w:semiHidden="0" w:uiPriority="66" w:unhideWhenUsed="0"/>
-    <w:lsdException w:name="Medium Grid 1 Accent 6" w:semiHidden="0" w:uiPriority="67" w:unhideWhenUsed="0"/>
-    <w:lsdException w:name="Medium Grid 2 Accent 6" w:semiHidden="0" w:uiPriority="68" w:unhideWhenUsed="0"/>
-    <w:lsdException w:name="Medium Grid 3 Accent 6" w:semiHidden="0" w:uiPriority="69" w:unhideWhenUsed="0"/>
-    <w:lsdException w:name="Dark List Accent 6" w:semiHidden="0" w:uiPriority="70" w:unhideWhenUsed="0"/>
-    <w:lsdException w:name="Colorful Shading Accent 6" w:semiHidden="0" w:uiPriority="71" w:unhideWhenUsed="0"/>
-    <w:lsdException w:name="Colorful List Accent 6" w:semiHidden="0" w:uiPriority="72" w:unhideWhenUsed="0"/>
-    <w:lsdException w:name="Colorful Grid Accent 6" w:semiHidden="0" w:uiPriority="73" w:unhideWhenUsed="0"/>
-    <w:lsdException w:name="Subtle Emphasis" w:semiHidden="0" w:uiPriority="19" w:unhideWhenUsed="0" w:qFormat="1"/>
-    <w:lsdException w:name="Intense Emphasis" w:semiHidden="0" w:uiPriority="21" w:unhideWhenUsed="0" w:qFormat="1"/>
-    <w:lsdException w:name="Subtle Reference" w:semiHidden="0" w:uiPriority="31" w:unhideWhenUsed="0" w:qFormat="1"/>
-    <w:lsdException w:name="Intense Reference" w:semiHidden="0" w:uiPriority="32" w:unhideWhenUsed="0" w:qFormat="1"/>
-    <w:lsdException w:name="Book Title" w:semiHidden="0" w:uiPriority="33" w:unhideWhenUsed="0" w:qFormat="1"/>
-    <w:lsdException w:name="Bibliography" w:uiPriority="37"/>
-    <w:lsdException w:name="TOC Heading" w:uiPriority="39" w:qFormat="1"/>
+  <w:latentStyles w:defLockedState="0" w:defUIPriority="99" w:defSemiHidden="0" w:defUnhideWhenUsed="0" w:defQFormat="0" w:count="376">
+    <w:lsdException w:name="Normal" w:uiPriority="0" w:qFormat="1"/>
+    <w:lsdException w:name="heading 1" w:uiPriority="0" w:qFormat="1"/>
+    <w:lsdException w:name="heading 2" w:semiHidden="1" w:uiPriority="0" w:unhideWhenUsed="1" w:qFormat="1"/>
+    <w:lsdException w:name="heading 3" w:semiHidden="1" w:uiPriority="9" w:unhideWhenUsed="1" w:qFormat="1"/>
+    <w:lsdException w:name="heading 4" w:semiHidden="1" w:uiPriority="9" w:unhideWhenUsed="1" w:qFormat="1"/>
+    <w:lsdException w:name="heading 5" w:semiHidden="1" w:uiPriority="9" w:unhideWhenUsed="1" w:qFormat="1"/>
+    <w:lsdException w:name="heading 6" w:semiHidden="1" w:uiPriority="9" w:unhideWhenUsed="1" w:qFormat="1"/>
+    <w:lsdException w:name="heading 7" w:semiHidden="1" w:uiPriority="9" w:unhideWhenUsed="1" w:qFormat="1"/>
+    <w:lsdException w:name="heading 8" w:semiHidden="1" w:uiPriority="9" w:unhideWhenUsed="1" w:qFormat="1"/>
+    <w:lsdException w:name="heading 9" w:semiHidden="1" w:uiPriority="9" w:unhideWhenUsed="1" w:qFormat="1"/>
+    <w:lsdException w:name="index 1" w:semiHidden="1" w:unhideWhenUsed="1"/>
+    <w:lsdException w:name="index 2" w:semiHidden="1" w:unhideWhenUsed="1"/>
+    <w:lsdException w:name="index 3" w:semiHidden="1" w:unhideWhenUsed="1"/>
+    <w:lsdException w:name="index 4" w:semiHidden="1" w:unhideWhenUsed="1"/>
+    <w:lsdException w:name="index 5" w:semiHidden="1" w:unhideWhenUsed="1"/>
+    <w:lsdException w:name="index 6" w:semiHidden="1" w:unhideWhenUsed="1"/>
+    <w:lsdException w:name="index 7" w:semiHidden="1" w:unhideWhenUsed="1"/>
+    <w:lsdException w:name="index 8" w:semiHidden="1" w:unhideWhenUsed="1"/>
+    <w:lsdException w:name="index 9" w:semiHidden="1" w:unhideWhenUsed="1"/>
+    <w:lsdException w:name="toc 1" w:semiHidden="1" w:uiPriority="39" w:unhideWhenUsed="1"/>
+    <w:lsdException w:name="toc 2" w:semiHidden="1" w:uiPriority="39" w:unhideWhenUsed="1"/>
+    <w:lsdException w:name="toc 3" w:semiHidden="1" w:uiPriority="39" w:unhideWhenUsed="1"/>
+    <w:lsdException w:name="toc 4" w:semiHidden="1" w:uiPriority="39" w:unhideWhenUsed="1"/>
+    <w:lsdException w:name="toc 5" w:semiHidden="1" w:uiPriority="39" w:unhideWhenUsed="1"/>
+    <w:lsdException w:name="toc 6" w:semiHidden="1" w:uiPriority="39" w:unhideWhenUsed="1"/>
+    <w:lsdException w:name="toc 7" w:semiHidden="1" w:uiPriority="39" w:unhideWhenUsed="1"/>
+    <w:lsdException w:name="toc 8" w:semiHidden="1" w:uiPriority="39" w:unhideWhenUsed="1"/>
+    <w:lsdException w:name="toc 9" w:semiHidden="1" w:uiPriority="39" w:unhideWhenUsed="1"/>
+    <w:lsdException w:name="Normal Indent" w:semiHidden="1" w:unhideWhenUsed="1"/>
+    <w:lsdException w:name="footnote text" w:semiHidden="1" w:unhideWhenUsed="1"/>
+    <w:lsdException w:name="annotation text" w:semiHidden="1" w:unhideWhenUsed="1"/>
+    <w:lsdException w:name="header" w:semiHidden="1" w:unhideWhenUsed="1"/>
+    <w:lsdException w:name="footer" w:semiHidden="1" w:unhideWhenUsed="1"/>
+    <w:lsdException w:name="index heading" w:semiHidden="1" w:unhideWhenUsed="1"/>
+    <w:lsdException w:name="caption" w:semiHidden="1" w:uiPriority="35" w:unhideWhenUsed="1" w:qFormat="1"/>
+    <w:lsdException w:name="table of figures" w:semiHidden="1" w:unhideWhenUsed="1"/>
+    <w:lsdException w:name="envelope address" w:semiHidden="1" w:unhideWhenUsed="1"/>
+    <w:lsdException w:name="envelope return" w:semiHidden="1" w:unhideWhenUsed="1"/>
+    <w:lsdException w:name="footnote reference" w:semiHidden="1" w:unhideWhenUsed="1"/>
+    <w:lsdException w:name="annotation reference" w:semiHidden="1" w:unhideWhenUsed="1"/>
+    <w:lsdException w:name="line number" w:semiHidden="1" w:unhideWhenUsed="1"/>
+    <w:lsdException w:name="page number" w:semiHidden="1" w:unhideWhenUsed="1"/>
+    <w:lsdException w:name="endnote reference" w:semiHidden="1" w:unhideWhenUsed="1"/>
+    <w:lsdException w:name="endnote text" w:semiHidden="1" w:unhideWhenUsed="1"/>
+    <w:lsdException w:name="table of authorities" w:semiHidden="1" w:unhideWhenUsed="1"/>
+    <w:lsdException w:name="macro" w:semiHidden="1" w:unhideWhenUsed="1"/>
+    <w:lsdException w:name="toa heading" w:semiHidden="1" w:unhideWhenUsed="1"/>
+    <w:lsdException w:name="List" w:semiHidden="1" w:unhideWhenUsed="1"/>
+    <w:lsdException w:name="List Bullet" w:semiHidden="1" w:unhideWhenUsed="1"/>
+    <w:lsdException w:name="List Number" w:semiHidden="1" w:unhideWhenUsed="1"/>
+    <w:lsdException w:name="List 2" w:semiHidden="1" w:unhideWhenUsed="1"/>
+    <w:lsdException w:name="List 3" w:semiHidden="1" w:unhideWhenUsed="1"/>
+    <w:lsdException w:name="List 4" w:semiHidden="1" w:unhideWhenUsed="1"/>
+    <w:lsdException w:name="List 5" w:semiHidden="1" w:unhideWhenUsed="1"/>
+    <w:lsdException w:name="List Bullet 2" w:semiHidden="1" w:unhideWhenUsed="1"/>
+    <w:lsdException w:name="List Bullet 3" w:semiHidden="1" w:unhideWhenUsed="1"/>
+    <w:lsdException w:name="List Bullet 4" w:semiHidden="1" w:unhideWhenUsed="1"/>
+    <w:lsdException w:name="List Bullet 5" w:semiHidden="1" w:unhideWhenUsed="1"/>
+    <w:lsdException w:name="List Number 2" w:semiHidden="1" w:unhideWhenUsed="1"/>
+    <w:lsdException w:name="List Number 3" w:semiHidden="1" w:unhideWhenUsed="1"/>
+    <w:lsdException w:name="List Number 4" w:semiHidden="1" w:unhideWhenUsed="1"/>
+    <w:lsdException w:name="List Number 5" w:semiHidden="1" w:unhideWhenUsed="1"/>
+    <w:lsdException w:name="Title" w:uiPriority="10" w:qFormat="1"/>
+    <w:lsdException w:name="Closing" w:semiHidden="1" w:unhideWhenUsed="1"/>
+    <w:lsdException w:name="Signature" w:semiHidden="1" w:unhideWhenUsed="1"/>
+    <w:lsdException w:name="Default Paragraph Font" w:semiHidden="1" w:uiPriority="1" w:unhideWhenUsed="1"/>
+    <w:lsdException w:name="Body Text" w:semiHidden="1" w:unhideWhenUsed="1"/>
+    <w:lsdException w:name="Body Text Indent" w:semiHidden="1" w:unhideWhenUsed="1"/>
+    <w:lsdException w:name="List Continue" w:semiHidden="1" w:unhideWhenUsed="1"/>
+    <w:lsdException w:name="List Continue 2" w:semiHidden="1" w:unhideWhenUsed="1"/>
+    <w:lsdException w:name="List Continue 3" w:semiHidden="1" w:unhideWhenUsed="1"/>
+    <w:lsdException w:name="List Continue 4" w:semiHidden="1" w:unhideWhenUsed="1"/>
+    <w:lsdException w:name="List Continue 5" w:semiHidden="1" w:unhideWhenUsed="1"/>
+    <w:lsdException w:name="Message Header" w:semiHidden="1" w:unhideWhenUsed="1"/>
+    <w:lsdException w:name="Subtitle" w:uiPriority="11" w:qFormat="1"/>
+    <w:lsdException w:name="Salutation" w:semiHidden="1" w:unhideWhenUsed="1"/>
+    <w:lsdException w:name="Date" w:semiHidden="1" w:unhideWhenUsed="1"/>
+    <w:lsdException w:name="Body Text First Indent" w:semiHidden="1" w:unhideWhenUsed="1"/>
+    <w:lsdException w:name="Body Text First Indent 2" w:semiHidden="1" w:unhideWhenUsed="1"/>
+    <w:lsdException w:name="Note Heading" w:semiHidden="1" w:unhideWhenUsed="1"/>
+    <w:lsdException w:name="Body Text 2" w:semiHidden="1" w:unhideWhenUsed="1"/>
+    <w:lsdException w:name="Body Text 3" w:semiHidden="1" w:unhideWhenUsed="1"/>
+    <w:lsdException w:name="Body Text Indent 2" w:semiHidden="1" w:unhideWhenUsed="1"/>
+    <w:lsdException w:name="Body Text Indent 3" w:semiHidden="1" w:unhideWhenUsed="1"/>
+    <w:lsdException w:name="Block Text" w:semiHidden="1" w:unhideWhenUsed="1"/>
+    <w:lsdException w:name="Hyperlink" w:semiHidden="1" w:unhideWhenUsed="1"/>
+    <w:lsdException w:name="FollowedHyperlink" w:semiHidden="1" w:unhideWhenUsed="1"/>
+    <w:lsdException w:name="Strong" w:uiPriority="22" w:qFormat="1"/>
+    <w:lsdException w:name="Emphasis" w:uiPriority="20" w:qFormat="1"/>
+    <w:lsdException w:name="Document Map" w:semiHidden="1" w:unhideWhenUsed="1"/>
+    <w:lsdException w:name="Plain Text" w:semiHidden="1" w:unhideWhenUsed="1"/>
+    <w:lsdException w:name="E-mail Signature" w:semiHidden="1" w:unhideWhenUsed="1"/>
+    <w:lsdException w:name="HTML Top of Form" w:semiHidden="1" w:unhideWhenUsed="1"/>
+    <w:lsdException w:name="HTML Bottom of Form" w:semiHidden="1" w:unhideWhenUsed="1"/>
+    <w:lsdException w:name="Normal (Web)" w:semiHidden="1" w:unhideWhenUsed="1"/>
+    <w:lsdException w:name="HTML Acronym" w:semiHidden="1" w:unhideWhenUsed="1"/>
+    <w:lsdException w:name="HTML Address" w:semiHidden="1" w:unhideWhenUsed="1"/>
+    <w:lsdException w:name="HTML Cite" w:semiHidden="1" w:unhideWhenUsed="1"/>
+    <w:lsdException w:name="HTML Code" w:semiHidden="1" w:unhideWhenUsed="1"/>
+    <w:lsdException w:name="HTML Definition" w:semiHidden="1" w:unhideWhenUsed="1"/>
+    <w:lsdException w:name="HTML Keyboard" w:semiHidden="1" w:unhideWhenUsed="1"/>
+    <w:lsdException w:name="HTML Preformatted" w:semiHidden="1" w:unhideWhenUsed="1"/>
+    <w:lsdException w:name="HTML Sample" w:semiHidden="1" w:unhideWhenUsed="1"/>
+    <w:lsdException w:name="HTML Typewriter" w:semiHidden="1" w:unhideWhenUsed="1"/>
+    <w:lsdException w:name="HTML Variable" w:semiHidden="1" w:unhideWhenUsed="1"/>
+    <w:lsdException w:name="Normal Table" w:semiHidden="1" w:unhideWhenUsed="1"/>
+    <w:lsdException w:name="annotation subject" w:semiHidden="1" w:unhideWhenUsed="1"/>
+    <w:lsdException w:name="No List" w:semiHidden="1" w:unhideWhenUsed="1"/>
+    <w:lsdException w:name="Outline List 1" w:semiHidden="1" w:unhideWhenUsed="1"/>
+    <w:lsdException w:name="Outline List 2" w:semiHidden="1" w:unhideWhenUsed="1"/>
+    <w:lsdException w:name="Outline List 3" w:semiHidden="1" w:unhideWhenUsed="1"/>
+    <w:lsdException w:name="Table Simple 1" w:semiHidden="1" w:unhideWhenUsed="1"/>
+    <w:lsdException w:name="Table Simple 2" w:semiHidden="1" w:unhideWhenUsed="1"/>
+    <w:lsdException w:name="Table Simple 3" w:semiHidden="1" w:unhideWhenUsed="1"/>
+    <w:lsdException w:name="Table Classic 1" w:semiHidden="1" w:unhideWhenUsed="1"/>
+    <w:lsdException w:name="Table Classic 2" w:semiHidden="1" w:unhideWhenUsed="1"/>
+    <w:lsdException w:name="Table Classic 3" w:semiHidden="1" w:unhideWhenUsed="1"/>
+    <w:lsdException w:name="Table Classic 4" w:semiHidden="1" w:unhideWhenUsed="1"/>
+    <w:lsdException w:name="Table Colorful 1" w:semiHidden="1" w:unhideWhenUsed="1"/>
+    <w:lsdException w:name="Table Colorful 2" w:semiHidden="1" w:unhideWhenUsed="1"/>
+    <w:lsdException w:name="Table Colorful 3" w:semiHidden="1" w:unhideWhenUsed="1"/>
+    <w:lsdException w:name="Table Columns 1" w:semiHidden="1" w:unhideWhenUsed="1"/>
+    <w:lsdException w:name="Table Columns 2" w:semiHidden="1" w:unhideWhenUsed="1"/>
+    <w:lsdException w:name="Table Columns 3" w:semiHidden="1" w:unhideWhenUsed="1"/>
+    <w:lsdException w:name="Table Columns 4" w:semiHidden="1" w:unhideWhenUsed="1"/>
+    <w:lsdException w:name="Table Columns 5" w:semiHidden="1" w:unhideWhenUsed="1"/>
+    <w:lsdException w:name="Table Grid 1" w:semiHidden="1" w:unhideWhenUsed="1"/>
+    <w:lsdException w:name="Table Grid 2" w:semiHidden="1" w:unhideWhenUsed="1"/>
+    <w:lsdException w:name="Table Grid 3" w:semiHidden="1" w:unhideWhenUsed="1"/>
+    <w:lsdException w:name="Table Grid 4" w:semiHidden="1" w:unhideWhenUsed="1"/>
+    <w:lsdException w:name="Table Grid 5" w:semiHidden="1" w:unhideWhenUsed="1"/>
+    <w:lsdException w:name="Table Grid 6" w:semiHidden="1" w:unhideWhenUsed="1"/>
+    <w:lsdException w:name="Table Grid 7" w:semiHidden="1" w:unhideWhenUsed="1"/>
+    <w:lsdException w:name="Table Grid 8" w:semiHidden="1" w:unhideWhenUsed="1"/>
+    <w:lsdException w:name="Table List 1" w:semiHidden="1" w:unhideWhenUsed="1"/>
+    <w:lsdException w:name="Table List 2" w:semiHidden="1" w:unhideWhenUsed="1"/>
+    <w:lsdException w:name="Table List 3" w:semiHidden="1" w:unhideWhenUsed="1"/>
+    <w:lsdException w:name="Table List 4" w:semiHidden="1" w:unhideWhenUsed="1"/>
+    <w:lsdException w:name="Table List 5" w:semiHidden="1" w:unhideWhenUsed="1"/>
+    <w:lsdException w:name="Table List 6" w:semiHidden="1" w:unhideWhenUsed="1"/>
+    <w:lsdException w:name="Table List 7" w:semiHidden="1" w:unhideWhenUsed="1"/>
+    <w:lsdException w:name="Table List 8" w:semiHidden="1" w:unhideWhenUsed="1"/>
+    <w:lsdException w:name="Table 3D effects 1" w:semiHidden="1" w:unhideWhenUsed="1"/>
+    <w:lsdException w:name="Table 3D effects 2" w:semiHidden="1" w:unhideWhenUsed="1"/>
+    <w:lsdException w:name="Table 3D effects 3" w:semiHidden="1" w:unhideWhenUsed="1"/>
+    <w:lsdException w:name="Table Contemporary" w:semiHidden="1" w:unhideWhenUsed="1"/>
+    <w:lsdException w:name="Table Elegant" w:semiHidden="1" w:unhideWhenUsed="1"/>
+    <w:lsdException w:name="Table Professional" w:semiHidden="1" w:unhideWhenUsed="1"/>
+    <w:lsdException w:name="Table Subtle 1" w:semiHidden="1" w:unhideWhenUsed="1"/>
+    <w:lsdException w:name="Table Subtle 2" w:semiHidden="1" w:unhideWhenUsed="1"/>
+    <w:lsdException w:name="Table Web 1" w:semiHidden="1" w:unhideWhenUsed="1"/>
+    <w:lsdException w:name="Table Web 2" w:semiHidden="1" w:unhideWhenUsed="1"/>
+    <w:lsdException w:name="Table Web 3" w:semiHidden="1" w:unhideWhenUsed="1"/>
+    <w:lsdException w:name="Balloon Text" w:semiHidden="1" w:unhideWhenUsed="1"/>
+    <w:lsdException w:name="Table Grid" w:uiPriority="59"/>
+    <w:lsdException w:name="Table Theme" w:semiHidden="1" w:unhideWhenUsed="1"/>
+    <w:lsdException w:name="Placeholder Text" w:semiHidden="1"/>
+    <w:lsdException w:name="No Spacing" w:uiPriority="1" w:qFormat="1"/>
+    <w:lsdException w:name="Light Shading" w:uiPriority="60"/>
+    <w:lsdException w:name="Light List" w:uiPriority="61"/>
+    <w:lsdException w:name="Light Grid" w:uiPriority="62"/>
+    <w:lsdException w:name="Medium Shading 1" w:uiPriority="63"/>
+    <w:lsdException w:name="Medium Shading 2" w:uiPriority="64"/>
+    <w:lsdException w:name="Medium List 1" w:uiPriority="65"/>
+    <w:lsdException w:name="Medium List 2" w:uiPriority="66"/>
+    <w:lsdException w:name="Medium Grid 1" w:uiPriority="67"/>
+    <w:lsdException w:name="Medium Grid 2" w:uiPriority="68"/>
+    <w:lsdException w:name="Medium Grid 3" w:uiPriority="69"/>
+    <w:lsdException w:name="Dark List" w:uiPriority="70"/>
+    <w:lsdException w:name="Colorful Shading" w:uiPriority="71"/>
+    <w:lsdException w:name="Colorful List" w:uiPriority="72"/>
+    <w:lsdException w:name="Colorful Grid" w:uiPriority="73"/>
+    <w:lsdException w:name="Light Shading Accent 1" w:uiPriority="60"/>
+    <w:lsdException w:name="Light List Accent 1" w:uiPriority="61"/>
+    <w:lsdException w:name="Light Grid Accent 1" w:uiPriority="62"/>
+    <w:lsdException w:name="Medium Shading 1 Accent 1" w:uiPriority="63"/>
+    <w:lsdException w:name="Medium Shading 2 Accent 1" w:uiPriority="64"/>
+    <w:lsdException w:name="Medium List 1 Accent 1" w:uiPriority="65"/>
+    <w:lsdException w:name="Revision" w:semiHidden="1"/>
+    <w:lsdException w:name="List Paragraph" w:uiPriority="34" w:qFormat="1"/>
+    <w:lsdException w:name="Quote" w:uiPriority="29" w:qFormat="1"/>
+    <w:lsdException w:name="Intense Quote" w:uiPriority="30" w:qFormat="1"/>
+    <w:lsdException w:name="Medium List 2 Accent 1" w:uiPriority="66"/>
+    <w:lsdException w:name="Medium Grid 1 Accent 1" w:uiPriority="67"/>
+    <w:lsdException w:name="Medium Grid 2 Accent 1" w:uiPriority="68"/>
+    <w:lsdException w:name="Medium Grid 3 Accent 1" w:uiPriority="69"/>
+    <w:lsdException w:name="Dark List Accent 1" w:uiPriority="70"/>
+    <w:lsdException w:name="Colorful Shading Accent 1" w:uiPriority="71"/>
+    <w:lsdException w:name="Colorful List Accent 1" w:uiPriority="72"/>
+    <w:lsdException w:name="Colorful Grid Accent 1" w:uiPriority="73"/>
+    <w:lsdException w:name="Light Shading Accent 2" w:uiPriority="60"/>
+    <w:lsdException w:name="Light List Accent 2" w:uiPriority="61"/>
+    <w:lsdException w:name="Light Grid Accent 2" w:uiPriority="62"/>
+    <w:lsdException w:name="Medium Shading 1 Accent 2" w:uiPriority="63"/>
+    <w:lsdException w:name="Medium Shading 2 Accent 2" w:uiPriority="64"/>
+    <w:lsdException w:name="Medium List 1 Accent 2" w:uiPriority="65"/>
+    <w:lsdException w:name="Medium List 2 Accent 2" w:uiPriority="66"/>
+    <w:lsdException w:name="Medium Grid 1 Accent 2" w:uiPriority="67"/>
+    <w:lsdException w:name="Medium Grid 2 Accent 2" w:uiPriority="68"/>
+    <w:lsdException w:name="Medium Grid 3 Accent 2" w:uiPriority="69"/>
+    <w:lsdException w:name="Dark List Accent 2" w:uiPriority="70"/>
+    <w:lsdException w:name="Colorful Shading Accent 2" w:uiPriority="71"/>
+    <w:lsdException w:name="Colorful List Accent 2" w:uiPriority="72"/>
+    <w:lsdException w:name="Colorful Grid Accent 2" w:uiPriority="73"/>
+    <w:lsdException w:name="Light Shading Accent 3" w:uiPriority="60"/>
+    <w:lsdException w:name="Light List Accent 3" w:uiPriority="61"/>
+    <w:lsdException w:name="Light Grid Accent 3" w:uiPriority="62"/>
+    <w:lsdException w:name="Medium Shading 1 Accent 3" w:uiPriority="63"/>
+    <w:lsdException w:name="Medium Shading 2 Accent 3" w:uiPriority="64"/>
+    <w:lsdException w:name="Medium List 1 Accent 3" w:uiPriority="65"/>
+    <w:lsdException w:name="Medium List 2 Accent 3" w:uiPriority="66"/>
+    <w:lsdException w:name="Medium Grid 1 Accent 3" w:uiPriority="67"/>
+    <w:lsdException w:name="Medium Grid 2 Accent 3" w:uiPriority="68"/>
+    <w:lsdException w:name="Medium Grid 3 Accent 3" w:uiPriority="69"/>
+    <w:lsdException w:name="Dark List Accent 3" w:uiPriority="70"/>
+    <w:lsdException w:name="Colorful Shading Accent 3" w:uiPriority="71"/>
+    <w:lsdException w:name="Colorful List Accent 3" w:uiPriority="72"/>
+    <w:lsdException w:name="Colorful Grid Accent 3" w:uiPriority="73"/>
+    <w:lsdException w:name="Light Shading Accent 4" w:uiPriority="60"/>
+    <w:lsdException w:name="Light List Accent 4" w:uiPriority="61"/>
+    <w:lsdException w:name="Light Grid Accent 4" w:uiPriority="62"/>
+    <w:lsdException w:name="Medium Shading 1 Accent 4" w:uiPriority="63"/>
+    <w:lsdException w:name="Medium Shading 2 Accent 4" w:uiPriority="64"/>
+    <w:lsdException w:name="Medium List 1 Accent 4" w:uiPriority="65"/>
+    <w:lsdException w:name="Medium List 2 Accent 4" w:uiPriority="66"/>
+    <w:lsdException w:name="Medium Grid 1 Accent 4" w:uiPriority="67"/>
+    <w:lsdException w:name="Medium Grid 2 Accent 4" w:uiPriority="68"/>
+    <w:lsdException w:name="Medium Grid 3 Accent 4" w:uiPriority="69"/>
+    <w:lsdException w:name="Dark List Accent 4" w:uiPriority="70"/>
+    <w:lsdException w:name="Colorful Shading Accent 4" w:uiPriority="71"/>
+    <w:lsdException w:name="Colorful List Accent 4" w:uiPriority="72"/>
+    <w:lsdException w:name="Colorful Grid Accent 4" w:uiPriority="73"/>
+    <w:lsdException w:name="Light Shading Accent 5" w:uiPriority="60"/>
+    <w:lsdException w:name="Light List Accent 5" w:uiPriority="61"/>
+    <w:lsdException w:name="Light Grid Accent 5" w:uiPriority="62"/>
+    <w:lsdException w:name="Medium Shading 1 Accent 5" w:uiPriority="63"/>
+    <w:lsdException w:name="Medium Shading 2 Accent 5" w:uiPriority="64"/>
+    <w:lsdException w:name="Medium List 1 Accent 5" w:uiPriority="65"/>
+    <w:lsdException w:name="Medium List 2 Accent 5" w:uiPriority="66"/>
+    <w:lsdException w:name="Medium Grid 1 Accent 5" w:uiPriority="67"/>
+    <w:lsdException w:name="Medium Grid 2 Accent 5" w:uiPriority="68"/>
+    <w:lsdException w:name="Medium Grid 3 Accent 5" w:uiPriority="69"/>
+    <w:lsdException w:name="Dark List Accent 5" w:uiPriority="70"/>
+    <w:lsdException w:name="Colorful Shading Accent 5" w:uiPriority="71"/>
+    <w:lsdException w:name="Colorful List Accent 5" w:uiPriority="72"/>
+    <w:lsdException w:name="Colorful Grid Accent 5" w:uiPriority="73"/>
+    <w:lsdException w:name="Light Shading Accent 6" w:uiPriority="60"/>
+    <w:lsdException w:name="Light List Accent 6" w:uiPriority="61"/>
+    <w:lsdException w:name="Light Grid Accent 6" w:uiPriority="62"/>
+    <w:lsdException w:name="Medium Shading 1 Accent 6" w:uiPriority="63"/>
+    <w:lsdException w:name="Medium Shading 2 Accent 6" w:uiPriority="64"/>
+    <w:lsdException w:name="Medium List 1 Accent 6" w:uiPriority="65"/>
+    <w:lsdException w:name="Medium List 2 Accent 6" w:uiPriority="66"/>
+    <w:lsdException w:name="Medium Grid 1 Accent 6" w:uiPriority="67"/>
+    <w:lsdException w:name="Medium Grid 2 Accent 6" w:uiPriority="68"/>
+    <w:lsdException w:name="Medium Grid 3 Accent 6" w:uiPriority="69"/>
+    <w:lsdException w:name="Dark List Accent 6" w:uiPriority="70"/>
+    <w:lsdException w:name="Colorful Shading Accent 6" w:uiPriority="71"/>
+    <w:lsdException w:name="Colorful List Accent 6" w:uiPriority="72"/>
+    <w:lsdException w:name="Colorful Grid Accent 6" w:uiPriority="73"/>
+    <w:lsdException w:name="Subtle Emphasis" w:uiPriority="19" w:qFormat="1"/>
+    <w:lsdException w:name="Intense Emphasis" w:uiPriority="21" w:qFormat="1"/>
+    <w:lsdException w:name="Subtle Reference" w:uiPriority="31" w:qFormat="1"/>
+    <w:lsdException w:name="Intense Reference" w:uiPriority="32" w:qFormat="1"/>
+    <w:lsdException w:name="Book Title" w:uiPriority="33" w:qFormat="1"/>
+    <w:lsdException w:name="Bibliography" w:semiHidden="1" w:uiPriority="37" w:unhideWhenUsed="1"/>
+    <w:lsdException w:name="TOC Heading" w:semiHidden="1" w:uiPriority="39" w:unhideWhenUsed="1" w:qFormat="1"/>
+    <w:lsdException w:name="Plain Table 1" w:uiPriority="41"/>
+    <w:lsdException w:name="Plain Table 2" w:uiPriority="42"/>
+    <w:lsdException w:name="Plain Table 3" w:uiPriority="43"/>
+    <w:lsdException w:name="Plain Table 4" w:uiPriority="44"/>
+    <w:lsdException w:name="Plain Table 5" w:uiPriority="45"/>
+    <w:lsdException w:name="Grid Table Light" w:uiPriority="40"/>
+    <w:lsdException w:name="Grid Table 1 Light" w:uiPriority="46"/>
+    <w:lsdException w:name="Grid Table 2" w:uiPriority="47"/>
+    <w:lsdException w:name="Grid Table 3" w:uiPriority="48"/>
+    <w:lsdException w:name="Grid Table 4" w:uiPriority="49"/>
+    <w:lsdException w:name="Grid Table 5 Dark" w:uiPriority="50"/>
+    <w:lsdException w:name="Grid Table 6 Colorful" w:uiPriority="51"/>
+    <w:lsdException w:name="Grid Table 7 Colorful" w:uiPriority="52"/>
+    <w:lsdException w:name="Grid Table 1 Light Accent 1" w:uiPriority="46"/>
+    <w:lsdException w:name="Grid Table 2 Accent 1" w:uiPriority="47"/>
+    <w:lsdException w:name="Grid Table 3 Accent 1" w:uiPriority="48"/>
+    <w:lsdException w:name="Grid Table 4 Accent 1" w:uiPriority="49"/>
+    <w:lsdException w:name="Grid Table 5 Dark Accent 1" w:uiPriority="50"/>
+    <w:lsdException w:name="Grid Table 6 Colorful Accent 1" w:uiPriority="51"/>
+    <w:lsdException w:name="Grid Table 7 Colorful Accent 1" w:uiPriority="52"/>
+    <w:lsdException w:name="Grid Table 1 Light Accent 2" w:uiPriority="46"/>
+    <w:lsdException w:name="Grid Table 2 Accent 2" w:uiPriority="47"/>
+    <w:lsdException w:name="Grid Table 3 Accent 2" w:uiPriority="48"/>
+    <w:lsdException w:name="Grid Table 4 Accent 2" w:uiPriority="49"/>
+    <w:lsdException w:name="Grid Table 5 Dark Accent 2" w:uiPriority="50"/>
+    <w:lsdException w:name="Grid Table 6 Colorful Accent 2" w:uiPriority="51"/>
+    <w:lsdException w:name="Grid Table 7 Colorful Accent 2" w:uiPriority="52"/>
+    <w:lsdException w:name="Grid Table 1 Light Accent 3" w:uiPriority="46"/>
+    <w:lsdException w:name="Grid Table 2 Accent 3" w:uiPriority="47"/>
+    <w:lsdException w:name="Grid Table 3 Accent 3" w:uiPriority="48"/>
+    <w:lsdException w:name="Grid Table 4 Accent 3" w:uiPriority="49"/>
+    <w:lsdException w:name="Grid Table 5 Dark Accent 3" w:uiPriority="50"/>
+    <w:lsdException w:name="Grid Table 6 Colorful Accent 3" w:uiPriority="51"/>
+    <w:lsdException w:name="Grid Table 7 Colorful Accent 3" w:uiPriority="52"/>
+    <w:lsdException w:name="Grid Table 1 Light Accent 4" w:uiPriority="46"/>
+    <w:lsdException w:name="Grid Table 2 Accent 4" w:uiPriority="47"/>
+    <w:lsdException w:name="Grid Table 3 Accent 4" w:uiPriority="48"/>
+    <w:lsdException w:name="Grid Table 4 Accent 4" w:uiPriority="49"/>
+    <w:lsdException w:name="Grid Table 5 Dark Accent 4" w:uiPriority="50"/>
+    <w:lsdException w:name="Grid Table 6 Colorful Accent 4" w:uiPriority="51"/>
+    <w:lsdException w:name="Grid Table 7 Colorful Accent 4" w:uiPriority="52"/>
+    <w:lsdException w:name="Grid Table 1 Light Accent 5" w:uiPriority="46"/>
+    <w:lsdException w:name="Grid Table 2 Accent 5" w:uiPriority="47"/>
+    <w:lsdException w:name="Grid Table 3 Accent 5" w:uiPriority="48"/>
+    <w:lsdException w:name="Grid Table 4 Accent 5" w:uiPriority="49"/>
+    <w:lsdException w:name="Grid Table 5 Dark Accent 5" w:uiPriority="50"/>
+    <w:lsdException w:name="Grid Table 6 Colorful Accent 5" w:uiPriority="51"/>
+    <w:lsdException w:name="Grid Table 7 Colorful Accent 5" w:uiPriority="52"/>
+    <w:lsdException w:name="Grid Table 1 Light Accent 6" w:uiPriority="46"/>
+    <w:lsdException w:name="Grid Table 2 Accent 6" w:uiPriority="47"/>
+    <w:lsdException w:name="Grid Table 3 Accent 6" w:uiPriority="48"/>
+    <w:lsdException w:name="Grid Table 4 Accent 6" w:uiPriority="49"/>
+    <w:lsdException w:name="Grid Table 5 Dark Accent 6" w:uiPriority="50"/>
+    <w:lsdException w:name="Grid Table 6 Colorful Accent 6" w:uiPriority="51"/>
+    <w:lsdException w:name="Grid Table 7 Colorful Accent 6" w:uiPriority="52"/>
+    <w:lsdException w:name="List Table 1 Light" w:uiPriority="46"/>
+    <w:lsdException w:name="List Table 2" w:uiPriority="47"/>
+    <w:lsdException w:name="List Table 3" w:uiPriority="48"/>
+    <w:lsdException w:name="List Table 4" w:uiPriority="49"/>
+    <w:lsdException w:name="List Table 5 Dark" w:uiPriority="50"/>
+    <w:lsdException w:name="List Table 6 Colorful" w:uiPriority="51"/>
+    <w:lsdException w:name="List Table 7 Colorful" w:uiPriority="52"/>
+    <w:lsdException w:name="List Table 1 Light Accent 1" w:uiPriority="46"/>
+    <w:lsdException w:name="List Table 2 Accent 1" w:uiPriority="47"/>
+    <w:lsdException w:name="List Table 3 Accent 1" w:uiPriority="48"/>
+    <w:lsdException w:name="List Table 4 Accent 1" w:uiPriority="49"/>
+    <w:lsdException w:name="List Table 5 Dark Accent 1" w:uiPriority="50"/>
+    <w:lsdException w:name="List Table 6 Colorful Accent 1" w:uiPriority="51"/>
+    <w:lsdException w:name="List Table 7 Colorful Accent 1" w:uiPriority="52"/>
+    <w:lsdException w:name="List Table 1 Light Accent 2" w:uiPriority="46"/>
+    <w:lsdException w:name="List Table 2 Accent 2" w:uiPriority="47"/>
+    <w:lsdException w:name="List Table 3 Accent 2" w:uiPriority="48"/>
+    <w:lsdException w:name="List Table 4 Accent 2" w:uiPriority="49"/>
+    <w:lsdException w:name="List Table 5 Dark Accent 2" w:uiPriority="50"/>
+    <w:lsdException w:name="List Table 6 Colorful Accent 2" w:uiPriority="51"/>
+    <w:lsdException w:name="List Table 7 Colorful Accent 2" w:uiPriority="52"/>
+    <w:lsdException w:name="List Table 1 Light Accent 3" w:uiPriority="46"/>
+    <w:lsdException w:name="List Table 2 Accent 3" w:uiPriority="47"/>
+    <w:lsdException w:name="List Table 3 Accent 3" w:uiPriority="48"/>
+    <w:lsdException w:name="List Table 4 Accent 3" w:uiPriority="49"/>
+    <w:lsdException w:name="List Table 5 Dark Accent 3" w:uiPriority="50"/>
+    <w:lsdException w:name="List Table 6 Colorful Accent 3" w:uiPriority="51"/>
+    <w:lsdException w:name="List Table 7 Colorful Accent 3" w:uiPriority="52"/>
+    <w:lsdException w:name="List Table 1 Light Accent 4" w:uiPriority="46"/>
+    <w:lsdException w:name="List Table 2 Accent 4" w:uiPriority="47"/>
+    <w:lsdException w:name="List Table 3 Accent 4" w:uiPriority="48"/>
+    <w:lsdException w:name="List Table 4 Accent 4" w:uiPriority="49"/>
+    <w:lsdException w:name="List Table 5 Dark Accent 4" w:uiPriority="50"/>
+    <w:lsdException w:name="List Table 6 Colorful Accent 4" w:uiPriority="51"/>
+    <w:lsdException w:name="List Table 7 Colorful Accent 4" w:uiPriority="52"/>
+    <w:lsdException w:name="List Table 1 Light Accent 5" w:uiPriority="46"/>
+    <w:lsdException w:name="List Table 2 Accent 5" w:uiPriority="47"/>
+    <w:lsdException w:name="List Table 3 Accent 5" w:uiPriority="48"/>
+    <w:lsdException w:name="List Table 4 Accent 5" w:uiPriority="49"/>
+    <w:lsdException w:name="List Table 5 Dark Accent 5" w:uiPriority="50"/>
+    <w:lsdException w:name="List Table 6 Colorful Accent 5" w:uiPriority="51"/>
+    <w:lsdException w:name="List Table 7 Colorful Accent 5" w:uiPriority="52"/>
+    <w:lsdException w:name="List Table 1 Light Accent 6" w:uiPriority="46"/>
+    <w:lsdException w:name="List Table 2 Accent 6" w:uiPriority="47"/>
+    <w:lsdException w:name="List Table 3 Accent 6" w:uiPriority="48"/>
+    <w:lsdException w:name="List Table 4 Accent 6" w:uiPriority="49"/>
+    <w:lsdException w:name="List Table 5 Dark Accent 6" w:uiPriority="50"/>
+    <w:lsdException w:name="List Table 6 Colorful Accent 6" w:uiPriority="51"/>
+    <w:lsdException w:name="List Table 7 Colorful Accent 6" w:uiPriority="52"/>
+    <w:lsdException w:name="Mention" w:semiHidden="1" w:unhideWhenUsed="1"/>
+    <w:lsdException w:name="Smart Hyperlink" w:semiHidden="1" w:unhideWhenUsed="1"/>
+    <w:lsdException w:name="Hashtag" w:semiHidden="1" w:unhideWhenUsed="1"/>
+    <w:lsdException w:name="Unresolved Mention" w:semiHidden="1" w:unhideWhenUsed="1"/>
+    <w:lsdException w:name="Smart Link" w:semiHidden="1" w:unhideWhenUsed="1"/>
   </w:latentStyles>
-  <w:style w:type="paragraph" w:default="1" w:styleId="a">
+  <w:style w:type="paragraph" w:default="1" w:styleId="Normal">
     <w:name w:val="Normal"/>
     <w:rsid w:val="00487576"/>
     <w:pPr>
@@ -13418,11 +13762,11 @@
       <w:sz w:val="24"/>
     </w:rPr>
   </w:style>
-  <w:style w:type="paragraph" w:styleId="1">
+  <w:style w:type="paragraph" w:styleId="Heading1">
     <w:name w:val="heading 1"/>
-    <w:basedOn w:val="a"/>
-    <w:next w:val="a"/>
-    <w:link w:val="10"/>
+    <w:basedOn w:val="Normal"/>
+    <w:next w:val="Normal"/>
+    <w:link w:val="Heading1Char"/>
     <w:rsid w:val="00266078"/>
     <w:pPr>
       <w:outlineLvl w:val="0"/>
@@ -13431,11 +13775,11 @@
       <w:b/>
     </w:rPr>
   </w:style>
-  <w:style w:type="paragraph" w:styleId="2">
+  <w:style w:type="paragraph" w:styleId="Heading2">
     <w:name w:val="heading 2"/>
-    <w:basedOn w:val="a"/>
-    <w:next w:val="a"/>
-    <w:link w:val="20"/>
+    <w:basedOn w:val="Normal"/>
+    <w:next w:val="Normal"/>
+    <w:link w:val="Heading2Char"/>
     <w:rsid w:val="00673E26"/>
     <w:pPr>
       <w:keepNext/>
@@ -13447,10 +13791,10 @@
       <w:b/>
     </w:rPr>
   </w:style>
-  <w:style w:type="paragraph" w:styleId="3">
+  <w:style w:type="paragraph" w:styleId="Heading3">
     <w:name w:val="heading 3"/>
-    <w:basedOn w:val="a"/>
-    <w:next w:val="a"/>
+    <w:basedOn w:val="Normal"/>
+    <w:next w:val="Normal"/>
     <w:pPr>
       <w:keepNext/>
       <w:keepLines/>
@@ -13463,10 +13807,10 @@
       <w:szCs w:val="28"/>
     </w:rPr>
   </w:style>
-  <w:style w:type="paragraph" w:styleId="4">
+  <w:style w:type="paragraph" w:styleId="Heading4">
     <w:name w:val="heading 4"/>
-    <w:basedOn w:val="a"/>
-    <w:next w:val="a"/>
+    <w:basedOn w:val="Normal"/>
+    <w:next w:val="Normal"/>
     <w:pPr>
       <w:keepNext/>
       <w:keepLines/>
@@ -13478,10 +13822,10 @@
       <w:szCs w:val="24"/>
     </w:rPr>
   </w:style>
-  <w:style w:type="paragraph" w:styleId="5">
+  <w:style w:type="paragraph" w:styleId="Heading5">
     <w:name w:val="heading 5"/>
-    <w:basedOn w:val="a"/>
-    <w:next w:val="a"/>
+    <w:basedOn w:val="Normal"/>
+    <w:next w:val="Normal"/>
     <w:pPr>
       <w:keepNext/>
       <w:keepLines/>
@@ -13494,10 +13838,10 @@
       <w:szCs w:val="22"/>
     </w:rPr>
   </w:style>
-  <w:style w:type="paragraph" w:styleId="6">
+  <w:style w:type="paragraph" w:styleId="Heading6">
     <w:name w:val="heading 6"/>
-    <w:basedOn w:val="a"/>
-    <w:next w:val="a"/>
+    <w:basedOn w:val="Normal"/>
+    <w:next w:val="Normal"/>
     <w:pPr>
       <w:keepNext/>
       <w:keepLines/>
@@ -13508,13 +13852,12 @@
       <w:b/>
     </w:rPr>
   </w:style>
-  <w:style w:type="character" w:default="1" w:styleId="a0">
+  <w:style w:type="character" w:default="1" w:styleId="DefaultParagraphFont">
     <w:name w:val="Default Paragraph Font"/>
     <w:uiPriority w:val="1"/>
-    <w:semiHidden/>
     <w:unhideWhenUsed/>
   </w:style>
-  <w:style w:type="table" w:default="1" w:styleId="a1">
+  <w:style w:type="table" w:default="1" w:styleId="TableNormal">
     <w:name w:val="Normal Table"/>
     <w:uiPriority w:val="99"/>
     <w:semiHidden/>
@@ -13529,14 +13872,14 @@
       </w:tblCellMar>
     </w:tblPr>
   </w:style>
-  <w:style w:type="numbering" w:default="1" w:styleId="a2">
+  <w:style w:type="numbering" w:default="1" w:styleId="NoList">
     <w:name w:val="No List"/>
     <w:uiPriority w:val="99"/>
     <w:semiHidden/>
     <w:unhideWhenUsed/>
   </w:style>
-  <w:style w:type="table" w:customStyle="1" w:styleId="TableNormal">
-    <w:name w:val="Table Normal"/>
+  <w:style w:type="table" w:customStyle="1" w:styleId="TableNormal1">
+    <w:name w:val="Table Normal1"/>
     <w:tblPr>
       <w:tblCellMar>
         <w:top w:w="0" w:type="dxa"/>
@@ -13546,8 +13889,8 @@
       </w:tblCellMar>
     </w:tblPr>
   </w:style>
-  <w:style w:type="table" w:customStyle="1" w:styleId="a3">
-    <w:basedOn w:val="TableNormal"/>
+  <w:style w:type="table" w:customStyle="1" w:styleId="a">
+    <w:basedOn w:val="TableNormal1"/>
     <w:tblPr>
       <w:tblStyleRowBandSize w:val="1"/>
       <w:tblStyleColBandSize w:val="1"/>
@@ -13557,8 +13900,8 @@
       </w:tblCellMar>
     </w:tblPr>
   </w:style>
-  <w:style w:type="table" w:customStyle="1" w:styleId="a4">
-    <w:basedOn w:val="TableNormal"/>
+  <w:style w:type="table" w:customStyle="1" w:styleId="a0">
+    <w:basedOn w:val="TableNormal1"/>
     <w:tblPr>
       <w:tblStyleRowBandSize w:val="1"/>
       <w:tblStyleColBandSize w:val="1"/>
@@ -13568,8 +13911,8 @@
       </w:tblCellMar>
     </w:tblPr>
   </w:style>
-  <w:style w:type="table" w:customStyle="1" w:styleId="a5">
-    <w:basedOn w:val="TableNormal"/>
+  <w:style w:type="table" w:customStyle="1" w:styleId="a1">
+    <w:basedOn w:val="TableNormal1"/>
     <w:tblPr>
       <w:tblStyleRowBandSize w:val="1"/>
       <w:tblStyleColBandSize w:val="1"/>
@@ -13579,8 +13922,8 @@
       </w:tblCellMar>
     </w:tblPr>
   </w:style>
-  <w:style w:type="table" w:customStyle="1" w:styleId="a6">
-    <w:basedOn w:val="TableNormal"/>
+  <w:style w:type="table" w:customStyle="1" w:styleId="a2">
+    <w:basedOn w:val="TableNormal1"/>
     <w:tblPr>
       <w:tblStyleRowBandSize w:val="1"/>
       <w:tblStyleColBandSize w:val="1"/>
@@ -13590,8 +13933,8 @@
       </w:tblCellMar>
     </w:tblPr>
   </w:style>
-  <w:style w:type="table" w:customStyle="1" w:styleId="a7">
-    <w:basedOn w:val="TableNormal"/>
+  <w:style w:type="table" w:customStyle="1" w:styleId="a3">
+    <w:basedOn w:val="TableNormal1"/>
     <w:tblPr>
       <w:tblStyleRowBandSize w:val="1"/>
       <w:tblStyleColBandSize w:val="1"/>
@@ -13601,10 +13944,10 @@
       </w:tblCellMar>
     </w:tblPr>
   </w:style>
-  <w:style w:type="paragraph" w:styleId="a8">
+  <w:style w:type="paragraph" w:styleId="BalloonText">
     <w:name w:val="Balloon Text"/>
-    <w:basedOn w:val="a"/>
-    <w:link w:val="a9"/>
+    <w:basedOn w:val="Normal"/>
+    <w:link w:val="BalloonTextChar"/>
     <w:uiPriority w:val="99"/>
     <w:semiHidden/>
     <w:unhideWhenUsed/>
@@ -13615,10 +13958,10 @@
       <w:szCs w:val="16"/>
     </w:rPr>
   </w:style>
-  <w:style w:type="character" w:customStyle="1" w:styleId="a9">
-    <w:name w:val="Текст у виносці Знак"/>
-    <w:basedOn w:val="a0"/>
-    <w:link w:val="a8"/>
+  <w:style w:type="character" w:customStyle="1" w:styleId="BalloonTextChar">
+    <w:name w:val="Balloon Text Char"/>
+    <w:basedOn w:val="DefaultParagraphFont"/>
+    <w:link w:val="BalloonText"/>
     <w:uiPriority w:val="99"/>
     <w:semiHidden/>
     <w:rsid w:val="00FE1896"/>
@@ -13628,9 +13971,9 @@
       <w:szCs w:val="16"/>
     </w:rPr>
   </w:style>
-  <w:style w:type="table" w:styleId="aa">
+  <w:style w:type="table" w:styleId="TableGrid">
     <w:name w:val="Table Grid"/>
-    <w:basedOn w:val="a1"/>
+    <w:basedOn w:val="TableNormal"/>
     <w:uiPriority w:val="59"/>
     <w:rsid w:val="0041408D"/>
     <w:tblPr>
@@ -13644,9 +13987,9 @@
       </w:tblBorders>
     </w:tblPr>
   </w:style>
-  <w:style w:type="character" w:styleId="ab">
+  <w:style w:type="character" w:styleId="Hyperlink">
     <w:name w:val="Hyperlink"/>
-    <w:basedOn w:val="a0"/>
+    <w:basedOn w:val="DefaultParagraphFont"/>
     <w:uiPriority w:val="99"/>
     <w:unhideWhenUsed/>
     <w:rsid w:val="00327DC8"/>
@@ -13655,10 +13998,10 @@
       <w:u w:val="single"/>
     </w:rPr>
   </w:style>
-  <w:style w:type="paragraph" w:styleId="ac">
+  <w:style w:type="paragraph" w:styleId="Header">
     <w:name w:val="header"/>
-    <w:basedOn w:val="a"/>
-    <w:link w:val="ad"/>
+    <w:basedOn w:val="Normal"/>
+    <w:link w:val="HeaderChar"/>
     <w:uiPriority w:val="99"/>
     <w:unhideWhenUsed/>
     <w:rsid w:val="00BF5284"/>
@@ -13669,20 +14012,20 @@
       </w:tabs>
     </w:pPr>
   </w:style>
-  <w:style w:type="character" w:customStyle="1" w:styleId="ad">
-    <w:name w:val="Верхній колонтитул Знак"/>
-    <w:basedOn w:val="a0"/>
-    <w:link w:val="ac"/>
+  <w:style w:type="character" w:customStyle="1" w:styleId="HeaderChar">
+    <w:name w:val="Header Char"/>
+    <w:basedOn w:val="DefaultParagraphFont"/>
+    <w:link w:val="Header"/>
     <w:uiPriority w:val="99"/>
     <w:rsid w:val="00BF5284"/>
     <w:rPr>
       <w:sz w:val="22"/>
     </w:rPr>
   </w:style>
-  <w:style w:type="paragraph" w:styleId="ae">
+  <w:style w:type="paragraph" w:styleId="Footer">
     <w:name w:val="footer"/>
-    <w:basedOn w:val="a"/>
-    <w:link w:val="af"/>
+    <w:basedOn w:val="Normal"/>
+    <w:link w:val="FooterChar"/>
     <w:uiPriority w:val="99"/>
     <w:unhideWhenUsed/>
     <w:rsid w:val="00BF5284"/>
@@ -13693,19 +14036,19 @@
       </w:tabs>
     </w:pPr>
   </w:style>
-  <w:style w:type="character" w:customStyle="1" w:styleId="af">
-    <w:name w:val="Нижній колонтитул Знак"/>
-    <w:basedOn w:val="a0"/>
-    <w:link w:val="ae"/>
+  <w:style w:type="character" w:customStyle="1" w:styleId="FooterChar">
+    <w:name w:val="Footer Char"/>
+    <w:basedOn w:val="DefaultParagraphFont"/>
+    <w:link w:val="Footer"/>
     <w:uiPriority w:val="99"/>
     <w:rsid w:val="00BF5284"/>
     <w:rPr>
       <w:sz w:val="22"/>
     </w:rPr>
   </w:style>
-  <w:style w:type="paragraph" w:styleId="af0">
+  <w:style w:type="paragraph" w:styleId="ListParagraph">
     <w:name w:val="List Paragraph"/>
-    <w:basedOn w:val="a"/>
+    <w:basedOn w:val="Normal"/>
     <w:uiPriority w:val="34"/>
     <w:qFormat/>
     <w:rsid w:val="00271A8A"/>
@@ -13714,30 +14057,30 @@
       <w:contextualSpacing/>
     </w:pPr>
   </w:style>
-  <w:style w:type="character" w:customStyle="1" w:styleId="20">
-    <w:name w:val="Заголовок 2 Знак"/>
-    <w:basedOn w:val="a0"/>
-    <w:link w:val="2"/>
+  <w:style w:type="character" w:customStyle="1" w:styleId="Heading2Char">
+    <w:name w:val="Heading 2 Char"/>
+    <w:basedOn w:val="DefaultParagraphFont"/>
+    <w:link w:val="Heading2"/>
     <w:rsid w:val="00673E26"/>
     <w:rPr>
       <w:b/>
       <w:sz w:val="24"/>
     </w:rPr>
   </w:style>
-  <w:style w:type="character" w:customStyle="1" w:styleId="10">
-    <w:name w:val="Заголовок 1 Знак"/>
-    <w:basedOn w:val="a0"/>
-    <w:link w:val="1"/>
+  <w:style w:type="character" w:customStyle="1" w:styleId="Heading1Char">
+    <w:name w:val="Heading 1 Char"/>
+    <w:basedOn w:val="DefaultParagraphFont"/>
+    <w:link w:val="Heading1"/>
     <w:rsid w:val="00266078"/>
     <w:rPr>
       <w:b/>
       <w:sz w:val="24"/>
     </w:rPr>
   </w:style>
-  <w:style w:type="paragraph" w:styleId="af1">
+  <w:style w:type="paragraph" w:styleId="TOCHeading">
     <w:name w:val="TOC Heading"/>
-    <w:basedOn w:val="1"/>
-    <w:next w:val="a"/>
+    <w:basedOn w:val="Heading1"/>
+    <w:next w:val="Normal"/>
     <w:uiPriority w:val="39"/>
     <w:unhideWhenUsed/>
     <w:qFormat/>
@@ -13756,10 +14099,10 @@
       <w:szCs w:val="28"/>
     </w:rPr>
   </w:style>
-  <w:style w:type="paragraph" w:styleId="11">
+  <w:style w:type="paragraph" w:styleId="TOC1">
     <w:name w:val="toc 1"/>
-    <w:basedOn w:val="a"/>
-    <w:next w:val="a"/>
+    <w:basedOn w:val="Normal"/>
+    <w:next w:val="Normal"/>
     <w:autoRedefine/>
     <w:uiPriority w:val="39"/>
     <w:unhideWhenUsed/>
@@ -13768,10 +14111,10 @@
       <w:spacing w:after="100"/>
     </w:pPr>
   </w:style>
-  <w:style w:type="paragraph" w:styleId="21">
+  <w:style w:type="paragraph" w:styleId="TOC2">
     <w:name w:val="toc 2"/>
-    <w:basedOn w:val="a"/>
-    <w:next w:val="a"/>
+    <w:basedOn w:val="Normal"/>
+    <w:next w:val="Normal"/>
     <w:autoRedefine/>
     <w:uiPriority w:val="39"/>
     <w:unhideWhenUsed/>
@@ -13781,15 +14124,15 @@
       <w:ind w:left="240"/>
     </w:pPr>
   </w:style>
-  <w:style w:type="paragraph" w:customStyle="1" w:styleId="af2">
+  <w:style w:type="paragraph" w:customStyle="1" w:styleId="a4">
     <w:name w:val="Пояснення"/>
-    <w:basedOn w:val="a"/>
+    <w:basedOn w:val="Normal"/>
     <w:rsid w:val="00957204"/>
     <w:rPr>
       <w:sz w:val="20"/>
     </w:rPr>
   </w:style>
-  <w:style w:type="character" w:styleId="af3">
+  <w:style w:type="character" w:styleId="Strong">
     <w:name w:val="Strong"/>
     <w:uiPriority w:val="22"/>
     <w:qFormat/>
@@ -13799,9 +14142,9 @@
       <w:bCs/>
     </w:rPr>
   </w:style>
-  <w:style w:type="paragraph" w:styleId="af4">
+  <w:style w:type="paragraph" w:styleId="NormalWeb">
     <w:name w:val="Normal (Web)"/>
-    <w:basedOn w:val="a"/>
+    <w:basedOn w:val="Normal"/>
     <w:uiPriority w:val="99"/>
     <w:semiHidden/>
     <w:unhideWhenUsed/>
@@ -13814,9 +14157,9 @@
       <w:lang w:val="pl-PL" w:eastAsia="pl-PL"/>
     </w:rPr>
   </w:style>
-  <w:style w:type="character" w:styleId="af5">
+  <w:style w:type="character" w:styleId="Emphasis">
     <w:name w:val="Emphasis"/>
-    <w:basedOn w:val="a0"/>
+    <w:basedOn w:val="DefaultParagraphFont"/>
     <w:uiPriority w:val="20"/>
     <w:qFormat/>
     <w:rsid w:val="00565727"/>
@@ -13825,9 +14168,9 @@
       <w:iCs/>
     </w:rPr>
   </w:style>
-  <w:style w:type="character" w:styleId="HTML">
+  <w:style w:type="character" w:styleId="HTMLCode">
     <w:name w:val="HTML Code"/>
-    <w:basedOn w:val="a0"/>
+    <w:basedOn w:val="DefaultParagraphFont"/>
     <w:uiPriority w:val="99"/>
     <w:semiHidden/>
     <w:unhideWhenUsed/>
@@ -13838,587 +14181,16 @@
       <w:szCs w:val="20"/>
     </w:rPr>
   </w:style>
-</w:styles>
-</file>
-
-<file path=word/stylesWithEffects.xml><?xml version="1.0" encoding="utf-8"?>
-<w:styles xmlns:wpc="http://schemas.microsoft.com/office/word/2010/wordprocessingCanvas" xmlns:mc="http://schemas.openxmlformats.org/markup-compatibility/2006" xmlns:o="urn:schemas-microsoft-com:office:office" xmlns:r="http://schemas.openxmlformats.org/officeDocument/2006/relationships" xmlns:m="http://schemas.openxmlformats.org/officeDocument/2006/math" xmlns:v="urn:schemas-microsoft-com:vml" xmlns:wp14="http://schemas.microsoft.com/office/word/2010/wordprocessingDrawing" xmlns:wp="http://schemas.openxmlformats.org/drawingml/2006/wordprocessingDrawing" xmlns:w10="urn:schemas-microsoft-com:office:word" xmlns:w="http://schemas.openxmlformats.org/wordprocessingml/2006/main" xmlns:w14="http://schemas.microsoft.com/office/word/2010/wordml" xmlns:wpg="http://schemas.microsoft.com/office/word/2010/wordprocessingGroup" xmlns:wpi="http://schemas.microsoft.com/office/word/2010/wordprocessingInk" xmlns:wne="http://schemas.microsoft.com/office/word/2006/wordml" xmlns:wps="http://schemas.microsoft.com/office/word/2010/wordprocessingShape" mc:Ignorable="w14 wp14">
-  <w:docDefaults>
-    <w:rPrDefault>
-      <w:rPr>
-        <w:rFonts w:ascii="Times New Roman" w:eastAsia="Times New Roman" w:hAnsi="Times New Roman" w:cs="Times New Roman"/>
-        <w:lang w:val="uk-UA" w:eastAsia="uk-UA" w:bidi="ar-SA"/>
-      </w:rPr>
-    </w:rPrDefault>
-    <w:pPrDefault/>
-  </w:docDefaults>
-  <w:latentStyles w:defLockedState="0" w:defUIPriority="99" w:defSemiHidden="1" w:defUnhideWhenUsed="1" w:defQFormat="0" w:count="267">
-    <w:lsdException w:name="Normal" w:semiHidden="0" w:uiPriority="0" w:unhideWhenUsed="0" w:qFormat="1"/>
-    <w:lsdException w:name="heading 1" w:semiHidden="0" w:uiPriority="0" w:unhideWhenUsed="0" w:qFormat="1"/>
-    <w:lsdException w:name="heading 2" w:uiPriority="0" w:qFormat="1"/>
-    <w:lsdException w:name="heading 3" w:uiPriority="9" w:qFormat="1"/>
-    <w:lsdException w:name="heading 4" w:uiPriority="9" w:qFormat="1"/>
-    <w:lsdException w:name="heading 5" w:uiPriority="9" w:qFormat="1"/>
-    <w:lsdException w:name="heading 6" w:uiPriority="9" w:qFormat="1"/>
-    <w:lsdException w:name="heading 7" w:uiPriority="9" w:qFormat="1"/>
-    <w:lsdException w:name="heading 8" w:uiPriority="9" w:qFormat="1"/>
-    <w:lsdException w:name="heading 9" w:uiPriority="9" w:qFormat="1"/>
-    <w:lsdException w:name="toc 1" w:uiPriority="39"/>
-    <w:lsdException w:name="toc 2" w:uiPriority="39"/>
-    <w:lsdException w:name="toc 3" w:uiPriority="39"/>
-    <w:lsdException w:name="toc 4" w:uiPriority="39"/>
-    <w:lsdException w:name="toc 5" w:uiPriority="39"/>
-    <w:lsdException w:name="toc 6" w:uiPriority="39"/>
-    <w:lsdException w:name="toc 7" w:uiPriority="39"/>
-    <w:lsdException w:name="toc 8" w:uiPriority="39"/>
-    <w:lsdException w:name="toc 9" w:uiPriority="39"/>
-    <w:lsdException w:name="caption" w:uiPriority="35" w:qFormat="1"/>
-    <w:lsdException w:name="Title" w:semiHidden="0" w:uiPriority="10" w:unhideWhenUsed="0" w:qFormat="1"/>
-    <w:lsdException w:name="Default Paragraph Font" w:uiPriority="1"/>
-    <w:lsdException w:name="Subtitle" w:semiHidden="0" w:uiPriority="11" w:unhideWhenUsed="0" w:qFormat="1"/>
-    <w:lsdException w:name="Strong" w:semiHidden="0" w:uiPriority="22" w:unhideWhenUsed="0" w:qFormat="1"/>
-    <w:lsdException w:name="Emphasis" w:semiHidden="0" w:uiPriority="20" w:unhideWhenUsed="0" w:qFormat="1"/>
-    <w:lsdException w:name="Table Grid" w:semiHidden="0" w:uiPriority="59" w:unhideWhenUsed="0"/>
-    <w:lsdException w:name="Placeholder Text" w:unhideWhenUsed="0"/>
-    <w:lsdException w:name="No Spacing" w:semiHidden="0" w:uiPriority="1" w:unhideWhenUsed="0" w:qFormat="1"/>
-    <w:lsdException w:name="Light Shading" w:semiHidden="0" w:uiPriority="60" w:unhideWhenUsed="0"/>
-    <w:lsdException w:name="Light List" w:semiHidden="0" w:uiPriority="61" w:unhideWhenUsed="0"/>
-    <w:lsdException w:name="Light Grid" w:semiHidden="0" w:uiPriority="62" w:unhideWhenUsed="0"/>
-    <w:lsdException w:name="Medium Shading 1" w:semiHidden="0" w:uiPriority="63" w:unhideWhenUsed="0"/>
-    <w:lsdException w:name="Medium Shading 2" w:semiHidden="0" w:uiPriority="64" w:unhideWhenUsed="0"/>
-    <w:lsdException w:name="Medium List 1" w:semiHidden="0" w:uiPriority="65" w:unhideWhenUsed="0"/>
-    <w:lsdException w:name="Medium List 2" w:semiHidden="0" w:uiPriority="66" w:unhideWhenUsed="0"/>
-    <w:lsdException w:name="Medium Grid 1" w:semiHidden="0" w:uiPriority="67" w:unhideWhenUsed="0"/>
-    <w:lsdException w:name="Medium Grid 2" w:semiHidden="0" w:uiPriority="68" w:unhideWhenUsed="0"/>
-    <w:lsdException w:name="Medium Grid 3" w:semiHidden="0" w:uiPriority="69" w:unhideWhenUsed="0"/>
-    <w:lsdException w:name="Dark List" w:semiHidden="0" w:uiPriority="70" w:unhideWhenUsed="0"/>
-    <w:lsdException w:name="Colorful Shading" w:semiHidden="0" w:uiPriority="71" w:unhideWhenUsed="0"/>
-    <w:lsdException w:name="Colorful List" w:semiHidden="0" w:uiPriority="72" w:unhideWhenUsed="0"/>
-    <w:lsdException w:name="Colorful Grid" w:semiHidden="0" w:uiPriority="73" w:unhideWhenUsed="0"/>
-    <w:lsdException w:name="Light Shading Accent 1" w:semiHidden="0" w:uiPriority="60" w:unhideWhenUsed="0"/>
-    <w:lsdException w:name="Light List Accent 1" w:semiHidden="0" w:uiPriority="61" w:unhideWhenUsed="0"/>
-    <w:lsdException w:name="Light Grid Accent 1" w:semiHidden="0" w:uiPriority="62" w:unhideWhenUsed="0"/>
-    <w:lsdException w:name="Medium Shading 1 Accent 1" w:semiHidden="0" w:uiPriority="63" w:unhideWhenUsed="0"/>
-    <w:lsdException w:name="Medium Shading 2 Accent 1" w:semiHidden="0" w:uiPriority="64" w:unhideWhenUsed="0"/>
-    <w:lsdException w:name="Medium List 1 Accent 1" w:semiHidden="0" w:uiPriority="65" w:unhideWhenUsed="0"/>
-    <w:lsdException w:name="Revision" w:unhideWhenUsed="0"/>
-    <w:lsdException w:name="List Paragraph" w:semiHidden="0" w:uiPriority="34" w:unhideWhenUsed="0" w:qFormat="1"/>
-    <w:lsdException w:name="Quote" w:semiHidden="0" w:uiPriority="29" w:unhideWhenUsed="0" w:qFormat="1"/>
-    <w:lsdException w:name="Intense Quote" w:semiHidden="0" w:uiPriority="30" w:unhideWhenUsed="0" w:qFormat="1"/>
-    <w:lsdException w:name="Medium List 2 Accent 1" w:semiHidden="0" w:uiPriority="66" w:unhideWhenUsed="0"/>
-    <w:lsdException w:name="Medium Grid 1 Accent 1" w:semiHidden="0" w:uiPriority="67" w:unhideWhenUsed="0"/>
-    <w:lsdException w:name="Medium Grid 2 Accent 1" w:semiHidden="0" w:uiPriority="68" w:unhideWhenUsed="0"/>
-    <w:lsdException w:name="Medium Grid 3 Accent 1" w:semiHidden="0" w:uiPriority="69" w:unhideWhenUsed="0"/>
-    <w:lsdException w:name="Dark List Accent 1" w:semiHidden="0" w:uiPriority="70" w:unhideWhenUsed="0"/>
-    <w:lsdException w:name="Colorful Shading Accent 1" w:semiHidden="0" w:uiPriority="71" w:unhideWhenUsed="0"/>
-    <w:lsdException w:name="Colorful List Accent 1" w:semiHidden="0" w:uiPriority="72" w:unhideWhenUsed="0"/>
-    <w:lsdException w:name="Colorful Grid Accent 1" w:semiHidden="0" w:uiPriority="73" w:unhideWhenUsed="0"/>
-    <w:lsdException w:name="Light Shading Accent 2" w:semiHidden="0" w:uiPriority="60" w:unhideWhenUsed="0"/>
-    <w:lsdException w:name="Light List Accent 2" w:semiHidden="0" w:uiPriority="61" w:unhideWhenUsed="0"/>
-    <w:lsdException w:name="Light Grid Accent 2" w:semiHidden="0" w:uiPriority="62" w:unhideWhenUsed="0"/>
-    <w:lsdException w:name="Medium Shading 1 Accent 2" w:semiHidden="0" w:uiPriority="63" w:unhideWhenUsed="0"/>
-    <w:lsdException w:name="Medium Shading 2 Accent 2" w:semiHidden="0" w:uiPriority="64" w:unhideWhenUsed="0"/>
-    <w:lsdException w:name="Medium List 1 Accent 2" w:semiHidden="0" w:uiPriority="65" w:unhideWhenUsed="0"/>
-    <w:lsdException w:name="Medium List 2 Accent 2" w:semiHidden="0" w:uiPriority="66" w:unhideWhenUsed="0"/>
-    <w:lsdException w:name="Medium Grid 1 Accent 2" w:semiHidden="0" w:uiPriority="67" w:unhideWhenUsed="0"/>
-    <w:lsdException w:name="Medium Grid 2 Accent 2" w:semiHidden="0" w:uiPriority="68" w:unhideWhenUsed="0"/>
-    <w:lsdException w:name="Medium Grid 3 Accent 2" w:semiHidden="0" w:uiPriority="69" w:unhideWhenUsed="0"/>
-    <w:lsdException w:name="Dark List Accent 2" w:semiHidden="0" w:uiPriority="70" w:unhideWhenUsed="0"/>
-    <w:lsdException w:name="Colorful Shading Accent 2" w:semiHidden="0" w:uiPriority="71" w:unhideWhenUsed="0"/>
-    <w:lsdException w:name="Colorful List Accent 2" w:semiHidden="0" w:uiPriority="72" w:unhideWhenUsed="0"/>
-    <w:lsdException w:name="Colorful Grid Accent 2" w:semiHidden="0" w:uiPriority="73" w:unhideWhenUsed="0"/>
-    <w:lsdException w:name="Light Shading Accent 3" w:semiHidden="0" w:uiPriority="60" w:unhideWhenUsed="0"/>
-    <w:lsdException w:name="Light List Accent 3" w:semiHidden="0" w:uiPriority="61" w:unhideWhenUsed="0"/>
-    <w:lsdException w:name="Light Grid Accent 3" w:semiHidden="0" w:uiPriority="62" w:unhideWhenUsed="0"/>
-    <w:lsdException w:name="Medium Shading 1 Accent 3" w:semiHidden="0" w:uiPriority="63" w:unhideWhenUsed="0"/>
-    <w:lsdException w:name="Medium Shading 2 Accent 3" w:semiHidden="0" w:uiPriority="64" w:unhideWhenUsed="0"/>
-    <w:lsdException w:name="Medium List 1 Accent 3" w:semiHidden="0" w:uiPriority="65" w:unhideWhenUsed="0"/>
-    <w:lsdException w:name="Medium List 2 Accent 3" w:semiHidden="0" w:uiPriority="66" w:unhideWhenUsed="0"/>
-    <w:lsdException w:name="Medium Grid 1 Accent 3" w:semiHidden="0" w:uiPriority="67" w:unhideWhenUsed="0"/>
-    <w:lsdException w:name="Medium Grid 2 Accent 3" w:semiHidden="0" w:uiPriority="68" w:unhideWhenUsed="0"/>
-    <w:lsdException w:name="Medium Grid 3 Accent 3" w:semiHidden="0" w:uiPriority="69" w:unhideWhenUsed="0"/>
-    <w:lsdException w:name="Dark List Accent 3" w:semiHidden="0" w:uiPriority="70" w:unhideWhenUsed="0"/>
-    <w:lsdException w:name="Colorful Shading Accent 3" w:semiHidden="0" w:uiPriority="71" w:unhideWhenUsed="0"/>
-    <w:lsdException w:name="Colorful List Accent 3" w:semiHidden="0" w:uiPriority="72" w:unhideWhenUsed="0"/>
-    <w:lsdException w:name="Colorful Grid Accent 3" w:semiHidden="0" w:uiPriority="73" w:unhideWhenUsed="0"/>
-    <w:lsdException w:name="Light Shading Accent 4" w:semiHidden="0" w:uiPriority="60" w:unhideWhenUsed="0"/>
-    <w:lsdException w:name="Light List Accent 4" w:semiHidden="0" w:uiPriority="61" w:unhideWhenUsed="0"/>
-    <w:lsdException w:name="Light Grid Accent 4" w:semiHidden="0" w:uiPriority="62" w:unhideWhenUsed="0"/>
-    <w:lsdException w:name="Medium Shading 1 Accent 4" w:semiHidden="0" w:uiPriority="63" w:unhideWhenUsed="0"/>
-    <w:lsdException w:name="Medium Shading 2 Accent 4" w:semiHidden="0" w:uiPriority="64" w:unhideWhenUsed="0"/>
-    <w:lsdException w:name="Medium List 1 Accent 4" w:semiHidden="0" w:uiPriority="65" w:unhideWhenUsed="0"/>
-    <w:lsdException w:name="Medium List 2 Accent 4" w:semiHidden="0" w:uiPriority="66" w:unhideWhenUsed="0"/>
-    <w:lsdException w:name="Medium Grid 1 Accent 4" w:semiHidden="0" w:uiPriority="67" w:unhideWhenUsed="0"/>
-    <w:lsdException w:name="Medium Grid 2 Accent 4" w:semiHidden="0" w:uiPriority="68" w:unhideWhenUsed="0"/>
-    <w:lsdException w:name="Medium Grid 3 Accent 4" w:semiHidden="0" w:uiPriority="69" w:unhideWhenUsed="0"/>
-    <w:lsdException w:name="Dark List Accent 4" w:semiHidden="0" w:uiPriority="70" w:unhideWhenUsed="0"/>
-    <w:lsdException w:name="Colorful Shading Accent 4" w:semiHidden="0" w:uiPriority="71" w:unhideWhenUsed="0"/>
-    <w:lsdException w:name="Colorful List Accent 4" w:semiHidden="0" w:uiPriority="72" w:unhideWhenUsed="0"/>
-    <w:lsdException w:name="Colorful Grid Accent 4" w:semiHidden="0" w:uiPriority="73" w:unhideWhenUsed="0"/>
-    <w:lsdException w:name="Light Shading Accent 5" w:semiHidden="0" w:uiPriority="60" w:unhideWhenUsed="0"/>
-    <w:lsdException w:name="Light List Accent 5" w:semiHidden="0" w:uiPriority="61" w:unhideWhenUsed="0"/>
-    <w:lsdException w:name="Light Grid Accent 5" w:semiHidden="0" w:uiPriority="62" w:unhideWhenUsed="0"/>
-    <w:lsdException w:name="Medium Shading 1 Accent 5" w:semiHidden="0" w:uiPriority="63" w:unhideWhenUsed="0"/>
-    <w:lsdException w:name="Medium Shading 2 Accent 5" w:semiHidden="0" w:uiPriority="64" w:unhideWhenUsed="0"/>
-    <w:lsdException w:name="Medium List 1 Accent 5" w:semiHidden="0" w:uiPriority="65" w:unhideWhenUsed="0"/>
-    <w:lsdException w:name="Medium List 2 Accent 5" w:semiHidden="0" w:uiPriority="66" w:unhideWhenUsed="0"/>
-    <w:lsdException w:name="Medium Grid 1 Accent 5" w:semiHidden="0" w:uiPriority="67" w:unhideWhenUsed="0"/>
-    <w:lsdException w:name="Medium Grid 2 Accent 5" w:semiHidden="0" w:uiPriority="68" w:unhideWhenUsed="0"/>
-    <w:lsdException w:name="Medium Grid 3 Accent 5" w:semiHidden="0" w:uiPriority="69" w:unhideWhenUsed="0"/>
-    <w:lsdException w:name="Dark List Accent 5" w:semiHidden="0" w:uiPriority="70" w:unhideWhenUsed="0"/>
-    <w:lsdException w:name="Colorful Shading Accent 5" w:semiHidden="0" w:uiPriority="71" w:unhideWhenUsed="0"/>
-    <w:lsdException w:name="Colorful List Accent 5" w:semiHidden="0" w:uiPriority="72" w:unhideWhenUsed="0"/>
-    <w:lsdException w:name="Colorful Grid Accent 5" w:semiHidden="0" w:uiPriority="73" w:unhideWhenUsed="0"/>
-    <w:lsdException w:name="Light Shading Accent 6" w:semiHidden="0" w:uiPriority="60" w:unhideWhenUsed="0"/>
-    <w:lsdException w:name="Light List Accent 6" w:semiHidden="0" w:uiPriority="61" w:unhideWhenUsed="0"/>
-    <w:lsdException w:name="Light Grid Accent 6" w:semiHidden="0" w:uiPriority="62" w:unhideWhenUsed="0"/>
-    <w:lsdException w:name="Medium Shading 1 Accent 6" w:semiHidden="0" w:uiPriority="63" w:unhideWhenUsed="0"/>
-    <w:lsdException w:name="Medium Shading 2 Accent 6" w:semiHidden="0" w:uiPriority="64" w:unhideWhenUsed="0"/>
-    <w:lsdException w:name="Medium List 1 Accent 6" w:semiHidden="0" w:uiPriority="65" w:unhideWhenUsed="0"/>
-    <w:lsdException w:name="Medium List 2 Accent 6" w:semiHidden="0" w:uiPriority="66" w:unhideWhenUsed="0"/>
-    <w:lsdException w:name="Medium Grid 1 Accent 6" w:semiHidden="0" w:uiPriority="67" w:unhideWhenUsed="0"/>
-    <w:lsdException w:name="Medium Grid 2 Accent 6" w:semiHidden="0" w:uiPriority="68" w:unhideWhenUsed="0"/>
-    <w:lsdException w:name="Medium Grid 3 Accent 6" w:semiHidden="0" w:uiPriority="69" w:unhideWhenUsed="0"/>
-    <w:lsdException w:name="Dark List Accent 6" w:semiHidden="0" w:uiPriority="70" w:unhideWhenUsed="0"/>
-    <w:lsdException w:name="Colorful Shading Accent 6" w:semiHidden="0" w:uiPriority="71" w:unhideWhenUsed="0"/>
-    <w:lsdException w:name="Colorful List Accent 6" w:semiHidden="0" w:uiPriority="72" w:unhideWhenUsed="0"/>
-    <w:lsdException w:name="Colorful Grid Accent 6" w:semiHidden="0" w:uiPriority="73" w:unhideWhenUsed="0"/>
-    <w:lsdException w:name="Subtle Emphasis" w:semiHidden="0" w:uiPriority="19" w:unhideWhenUsed="0" w:qFormat="1"/>
-    <w:lsdException w:name="Intense Emphasis" w:semiHidden="0" w:uiPriority="21" w:unhideWhenUsed="0" w:qFormat="1"/>
-    <w:lsdException w:name="Subtle Reference" w:semiHidden="0" w:uiPriority="31" w:unhideWhenUsed="0" w:qFormat="1"/>
-    <w:lsdException w:name="Intense Reference" w:semiHidden="0" w:uiPriority="32" w:unhideWhenUsed="0" w:qFormat="1"/>
-    <w:lsdException w:name="Book Title" w:semiHidden="0" w:uiPriority="33" w:unhideWhenUsed="0" w:qFormat="1"/>
-    <w:lsdException w:name="Bibliography" w:uiPriority="37"/>
-    <w:lsdException w:name="TOC Heading" w:uiPriority="39" w:qFormat="1"/>
-  </w:latentStyles>
-  <w:style w:type="paragraph" w:default="1" w:styleId="a">
-    <w:name w:val="Normal"/>
-    <w:rsid w:val="00487576"/>
-    <w:pPr>
-      <w:spacing w:line="264" w:lineRule="auto"/>
-    </w:pPr>
-    <w:rPr>
-      <w:sz w:val="24"/>
-    </w:rPr>
-  </w:style>
-  <w:style w:type="paragraph" w:styleId="1">
-    <w:name w:val="heading 1"/>
-    <w:basedOn w:val="a"/>
-    <w:next w:val="a"/>
-    <w:link w:val="10"/>
-    <w:rsid w:val="00266078"/>
-    <w:pPr>
-      <w:outlineLvl w:val="0"/>
-    </w:pPr>
-    <w:rPr>
-      <w:b/>
-    </w:rPr>
-  </w:style>
-  <w:style w:type="paragraph" w:styleId="2">
-    <w:name w:val="heading 2"/>
-    <w:basedOn w:val="a"/>
-    <w:next w:val="a"/>
-    <w:link w:val="20"/>
-    <w:rsid w:val="00673E26"/>
-    <w:pPr>
-      <w:keepNext/>
-      <w:keepLines/>
-      <w:ind w:left="357"/>
-      <w:outlineLvl w:val="1"/>
-    </w:pPr>
-    <w:rPr>
-      <w:b/>
-    </w:rPr>
-  </w:style>
-  <w:style w:type="paragraph" w:styleId="3">
-    <w:name w:val="heading 3"/>
-    <w:basedOn w:val="a"/>
-    <w:next w:val="a"/>
-    <w:pPr>
-      <w:keepNext/>
-      <w:keepLines/>
-      <w:spacing w:before="280" w:after="80"/>
-      <w:outlineLvl w:val="2"/>
-    </w:pPr>
-    <w:rPr>
-      <w:b/>
-      <w:sz w:val="28"/>
-      <w:szCs w:val="28"/>
-    </w:rPr>
-  </w:style>
-  <w:style w:type="paragraph" w:styleId="4">
-    <w:name w:val="heading 4"/>
-    <w:basedOn w:val="a"/>
-    <w:next w:val="a"/>
-    <w:pPr>
-      <w:keepNext/>
-      <w:keepLines/>
-      <w:spacing w:before="240" w:after="40"/>
-      <w:outlineLvl w:val="3"/>
-    </w:pPr>
-    <w:rPr>
-      <w:b/>
-      <w:szCs w:val="24"/>
-    </w:rPr>
-  </w:style>
-  <w:style w:type="paragraph" w:styleId="5">
-    <w:name w:val="heading 5"/>
-    <w:basedOn w:val="a"/>
-    <w:next w:val="a"/>
-    <w:pPr>
-      <w:keepNext/>
-      <w:keepLines/>
-      <w:spacing w:before="220" w:after="40"/>
-      <w:outlineLvl w:val="4"/>
-    </w:pPr>
-    <w:rPr>
-      <w:b/>
-      <w:sz w:val="22"/>
-      <w:szCs w:val="22"/>
-    </w:rPr>
-  </w:style>
-  <w:style w:type="paragraph" w:styleId="6">
-    <w:name w:val="heading 6"/>
-    <w:basedOn w:val="a"/>
-    <w:next w:val="a"/>
-    <w:pPr>
-      <w:keepNext/>
-      <w:keepLines/>
-      <w:spacing w:before="200" w:after="40"/>
-      <w:outlineLvl w:val="5"/>
-    </w:pPr>
-    <w:rPr>
-      <w:b/>
-    </w:rPr>
-  </w:style>
-  <w:style w:type="character" w:default="1" w:styleId="a0">
-    <w:name w:val="Default Paragraph Font"/>
-    <w:uiPriority w:val="1"/>
-    <w:semiHidden/>
-    <w:unhideWhenUsed/>
-  </w:style>
-  <w:style w:type="table" w:default="1" w:styleId="a1">
-    <w:name w:val="Normal Table"/>
+  <w:style w:type="character" w:styleId="UnresolvedMention">
+    <w:name w:val="Unresolved Mention"/>
+    <w:basedOn w:val="DefaultParagraphFont"/>
     <w:uiPriority w:val="99"/>
     <w:semiHidden/>
     <w:unhideWhenUsed/>
-    <w:tblPr>
-      <w:tblInd w:w="0" w:type="dxa"/>
-      <w:tblCellMar>
-        <w:top w:w="0" w:type="dxa"/>
-        <w:left w:w="108" w:type="dxa"/>
-        <w:bottom w:w="0" w:type="dxa"/>
-        <w:right w:w="108" w:type="dxa"/>
-      </w:tblCellMar>
-    </w:tblPr>
-  </w:style>
-  <w:style w:type="numbering" w:default="1" w:styleId="a2">
-    <w:name w:val="No List"/>
-    <w:uiPriority w:val="99"/>
-    <w:semiHidden/>
-    <w:unhideWhenUsed/>
-  </w:style>
-  <w:style w:type="table" w:customStyle="1" w:styleId="TableNormal">
-    <w:name w:val="Table Normal"/>
-    <w:tblPr>
-      <w:tblCellMar>
-        <w:top w:w="0" w:type="dxa"/>
-        <w:left w:w="0" w:type="dxa"/>
-        <w:bottom w:w="0" w:type="dxa"/>
-        <w:right w:w="0" w:type="dxa"/>
-      </w:tblCellMar>
-    </w:tblPr>
-  </w:style>
-  <w:style w:type="table" w:customStyle="1" w:styleId="a3">
-    <w:basedOn w:val="TableNormal"/>
-    <w:tblPr>
-      <w:tblStyleRowBandSize w:val="1"/>
-      <w:tblStyleColBandSize w:val="1"/>
-      <w:tblCellMar>
-        <w:left w:w="108" w:type="dxa"/>
-        <w:right w:w="108" w:type="dxa"/>
-      </w:tblCellMar>
-    </w:tblPr>
-  </w:style>
-  <w:style w:type="table" w:customStyle="1" w:styleId="a4">
-    <w:basedOn w:val="TableNormal"/>
-    <w:tblPr>
-      <w:tblStyleRowBandSize w:val="1"/>
-      <w:tblStyleColBandSize w:val="1"/>
-      <w:tblCellMar>
-        <w:left w:w="108" w:type="dxa"/>
-        <w:right w:w="108" w:type="dxa"/>
-      </w:tblCellMar>
-    </w:tblPr>
-  </w:style>
-  <w:style w:type="table" w:customStyle="1" w:styleId="a5">
-    <w:basedOn w:val="TableNormal"/>
-    <w:tblPr>
-      <w:tblStyleRowBandSize w:val="1"/>
-      <w:tblStyleColBandSize w:val="1"/>
-      <w:tblCellMar>
-        <w:left w:w="108" w:type="dxa"/>
-        <w:right w:w="108" w:type="dxa"/>
-      </w:tblCellMar>
-    </w:tblPr>
-  </w:style>
-  <w:style w:type="table" w:customStyle="1" w:styleId="a6">
-    <w:basedOn w:val="TableNormal"/>
-    <w:tblPr>
-      <w:tblStyleRowBandSize w:val="1"/>
-      <w:tblStyleColBandSize w:val="1"/>
-      <w:tblCellMar>
-        <w:left w:w="108" w:type="dxa"/>
-        <w:right w:w="108" w:type="dxa"/>
-      </w:tblCellMar>
-    </w:tblPr>
-  </w:style>
-  <w:style w:type="table" w:customStyle="1" w:styleId="a7">
-    <w:basedOn w:val="TableNormal"/>
-    <w:tblPr>
-      <w:tblStyleRowBandSize w:val="1"/>
-      <w:tblStyleColBandSize w:val="1"/>
-      <w:tblCellMar>
-        <w:left w:w="108" w:type="dxa"/>
-        <w:right w:w="108" w:type="dxa"/>
-      </w:tblCellMar>
-    </w:tblPr>
-  </w:style>
-  <w:style w:type="paragraph" w:styleId="a8">
-    <w:name w:val="Balloon Text"/>
-    <w:basedOn w:val="a"/>
-    <w:link w:val="a9"/>
-    <w:uiPriority w:val="99"/>
-    <w:semiHidden/>
-    <w:unhideWhenUsed/>
-    <w:rsid w:val="00FE1896"/>
+    <w:rsid w:val="00B24E9A"/>
     <w:rPr>
-      <w:rFonts w:ascii="Tahoma" w:hAnsi="Tahoma" w:cs="Tahoma"/>
-      <w:sz w:val="16"/>
-      <w:szCs w:val="16"/>
-    </w:rPr>
-  </w:style>
-  <w:style w:type="character" w:customStyle="1" w:styleId="a9">
-    <w:name w:val="Текст у виносці Знак"/>
-    <w:basedOn w:val="a0"/>
-    <w:link w:val="a8"/>
-    <w:uiPriority w:val="99"/>
-    <w:semiHidden/>
-    <w:rsid w:val="00FE1896"/>
-    <w:rPr>
-      <w:rFonts w:ascii="Tahoma" w:hAnsi="Tahoma" w:cs="Tahoma"/>
-      <w:sz w:val="16"/>
-      <w:szCs w:val="16"/>
-    </w:rPr>
-  </w:style>
-  <w:style w:type="table" w:styleId="aa">
-    <w:name w:val="Table Grid"/>
-    <w:basedOn w:val="a1"/>
-    <w:uiPriority w:val="59"/>
-    <w:rsid w:val="0041408D"/>
-    <w:tblPr>
-      <w:tblBorders>
-        <w:top w:val="single" w:sz="4" w:space="0" w:color="auto"/>
-        <w:left w:val="single" w:sz="4" w:space="0" w:color="auto"/>
-        <w:bottom w:val="single" w:sz="4" w:space="0" w:color="auto"/>
-        <w:right w:val="single" w:sz="4" w:space="0" w:color="auto"/>
-        <w:insideH w:val="single" w:sz="4" w:space="0" w:color="auto"/>
-        <w:insideV w:val="single" w:sz="4" w:space="0" w:color="auto"/>
-      </w:tblBorders>
-    </w:tblPr>
-  </w:style>
-  <w:style w:type="character" w:styleId="ab">
-    <w:name w:val="Hyperlink"/>
-    <w:basedOn w:val="a0"/>
-    <w:uiPriority w:val="99"/>
-    <w:unhideWhenUsed/>
-    <w:rsid w:val="00327DC8"/>
-    <w:rPr>
-      <w:color w:val="0000FF" w:themeColor="hyperlink"/>
-      <w:u w:val="single"/>
-    </w:rPr>
-  </w:style>
-  <w:style w:type="paragraph" w:styleId="ac">
-    <w:name w:val="header"/>
-    <w:basedOn w:val="a"/>
-    <w:link w:val="ad"/>
-    <w:uiPriority w:val="99"/>
-    <w:unhideWhenUsed/>
-    <w:rsid w:val="00BF5284"/>
-    <w:pPr>
-      <w:tabs>
-        <w:tab w:val="center" w:pos="4819"/>
-        <w:tab w:val="right" w:pos="9639"/>
-      </w:tabs>
-    </w:pPr>
-  </w:style>
-  <w:style w:type="character" w:customStyle="1" w:styleId="ad">
-    <w:name w:val="Верхній колонтитул Знак"/>
-    <w:basedOn w:val="a0"/>
-    <w:link w:val="ac"/>
-    <w:uiPriority w:val="99"/>
-    <w:rsid w:val="00BF5284"/>
-    <w:rPr>
-      <w:sz w:val="22"/>
-    </w:rPr>
-  </w:style>
-  <w:style w:type="paragraph" w:styleId="ae">
-    <w:name w:val="footer"/>
-    <w:basedOn w:val="a"/>
-    <w:link w:val="af"/>
-    <w:uiPriority w:val="99"/>
-    <w:unhideWhenUsed/>
-    <w:rsid w:val="00BF5284"/>
-    <w:pPr>
-      <w:tabs>
-        <w:tab w:val="center" w:pos="4819"/>
-        <w:tab w:val="right" w:pos="9639"/>
-      </w:tabs>
-    </w:pPr>
-  </w:style>
-  <w:style w:type="character" w:customStyle="1" w:styleId="af">
-    <w:name w:val="Нижній колонтитул Знак"/>
-    <w:basedOn w:val="a0"/>
-    <w:link w:val="ae"/>
-    <w:uiPriority w:val="99"/>
-    <w:rsid w:val="00BF5284"/>
-    <w:rPr>
-      <w:sz w:val="22"/>
-    </w:rPr>
-  </w:style>
-  <w:style w:type="paragraph" w:styleId="af0">
-    <w:name w:val="List Paragraph"/>
-    <w:basedOn w:val="a"/>
-    <w:uiPriority w:val="34"/>
-    <w:qFormat/>
-    <w:rsid w:val="00271A8A"/>
-    <w:pPr>
-      <w:ind w:left="720"/>
-      <w:contextualSpacing/>
-    </w:pPr>
-  </w:style>
-  <w:style w:type="character" w:customStyle="1" w:styleId="20">
-    <w:name w:val="Заголовок 2 Знак"/>
-    <w:basedOn w:val="a0"/>
-    <w:link w:val="2"/>
-    <w:rsid w:val="00673E26"/>
-    <w:rPr>
-      <w:b/>
-      <w:sz w:val="24"/>
-    </w:rPr>
-  </w:style>
-  <w:style w:type="character" w:customStyle="1" w:styleId="10">
-    <w:name w:val="Заголовок 1 Знак"/>
-    <w:basedOn w:val="a0"/>
-    <w:link w:val="1"/>
-    <w:rsid w:val="00266078"/>
-    <w:rPr>
-      <w:b/>
-      <w:sz w:val="24"/>
-    </w:rPr>
-  </w:style>
-  <w:style w:type="paragraph" w:styleId="af1">
-    <w:name w:val="TOC Heading"/>
-    <w:basedOn w:val="1"/>
-    <w:next w:val="a"/>
-    <w:uiPriority w:val="39"/>
-    <w:unhideWhenUsed/>
-    <w:qFormat/>
-    <w:rsid w:val="00683D54"/>
-    <w:pPr>
-      <w:keepNext/>
-      <w:keepLines/>
-      <w:spacing w:before="480" w:line="276" w:lineRule="auto"/>
-      <w:outlineLvl w:val="9"/>
-    </w:pPr>
-    <w:rPr>
-      <w:rFonts w:asciiTheme="majorHAnsi" w:eastAsiaTheme="majorEastAsia" w:hAnsiTheme="majorHAnsi" w:cstheme="majorBidi"/>
-      <w:bCs/>
-      <w:color w:val="365F91" w:themeColor="accent1" w:themeShade="BF"/>
-      <w:sz w:val="28"/>
-      <w:szCs w:val="28"/>
-    </w:rPr>
-  </w:style>
-  <w:style w:type="paragraph" w:styleId="11">
-    <w:name w:val="toc 1"/>
-    <w:basedOn w:val="a"/>
-    <w:next w:val="a"/>
-    <w:autoRedefine/>
-    <w:uiPriority w:val="39"/>
-    <w:unhideWhenUsed/>
-    <w:rsid w:val="00683D54"/>
-    <w:pPr>
-      <w:spacing w:after="100"/>
-    </w:pPr>
-  </w:style>
-  <w:style w:type="paragraph" w:styleId="21">
-    <w:name w:val="toc 2"/>
-    <w:basedOn w:val="a"/>
-    <w:next w:val="a"/>
-    <w:autoRedefine/>
-    <w:uiPriority w:val="39"/>
-    <w:unhideWhenUsed/>
-    <w:rsid w:val="00683D54"/>
-    <w:pPr>
-      <w:spacing w:after="100"/>
-      <w:ind w:left="240"/>
-    </w:pPr>
-  </w:style>
-  <w:style w:type="paragraph" w:customStyle="1" w:styleId="af2">
-    <w:name w:val="Пояснення"/>
-    <w:basedOn w:val="a"/>
-    <w:rsid w:val="00957204"/>
-    <w:rPr>
-      <w:sz w:val="20"/>
-    </w:rPr>
-  </w:style>
-  <w:style w:type="character" w:styleId="af3">
-    <w:name w:val="Strong"/>
-    <w:uiPriority w:val="22"/>
-    <w:qFormat/>
-    <w:rsid w:val="00563991"/>
-    <w:rPr>
-      <w:b/>
-      <w:bCs/>
-    </w:rPr>
-  </w:style>
-  <w:style w:type="paragraph" w:styleId="af4">
-    <w:name w:val="Normal (Web)"/>
-    <w:basedOn w:val="a"/>
-    <w:uiPriority w:val="99"/>
-    <w:semiHidden/>
-    <w:unhideWhenUsed/>
-    <w:rsid w:val="00565727"/>
-    <w:pPr>
-      <w:spacing w:before="100" w:beforeAutospacing="1" w:after="100" w:afterAutospacing="1" w:line="240" w:lineRule="auto"/>
-    </w:pPr>
-    <w:rPr>
-      <w:szCs w:val="24"/>
-      <w:lang w:val="pl-PL" w:eastAsia="pl-PL"/>
-    </w:rPr>
-  </w:style>
-  <w:style w:type="character" w:styleId="af5">
-    <w:name w:val="Emphasis"/>
-    <w:basedOn w:val="a0"/>
-    <w:uiPriority w:val="20"/>
-    <w:qFormat/>
-    <w:rsid w:val="00565727"/>
-    <w:rPr>
-      <w:i/>
-      <w:iCs/>
-    </w:rPr>
-  </w:style>
-  <w:style w:type="character" w:styleId="HTML">
-    <w:name w:val="HTML Code"/>
-    <w:basedOn w:val="a0"/>
-    <w:uiPriority w:val="99"/>
-    <w:semiHidden/>
-    <w:unhideWhenUsed/>
-    <w:rsid w:val="00116058"/>
-    <w:rPr>
-      <w:rFonts w:ascii="Courier New" w:eastAsia="Times New Roman" w:hAnsi="Courier New" w:cs="Courier New"/>
-      <w:sz w:val="20"/>
-      <w:szCs w:val="20"/>
+      <w:color w:val="605E5C"/>
+      <w:shd w:val="clear" w:color="auto" w:fill="E1DFDD"/>
     </w:rPr>
   </w:style>
 </w:styles>
